--- a/downloads/teacher/bridge-week-05.docx
+++ b/downloads/teacher/bridge-week-05.docx
@@ -2250,6 +2250,396 @@
         <w:t>For Python readiness before the Responsible Plant Classifier, retain a trace of the values, the predicted outputs and the changed-case explanation. Use actual Python 3 results to check the prediction after reasoning first.</w:t>
       </w:r>
     </w:p>
+    <w:p>
+      <w:pPr>
+        <w:pStyle w:val="Heading1"/>
+      </w:pPr>
+      <w:r>
+        <w:t>07. Prepare, teach and assess</w:t>
+      </w:r>
+    </w:p>
+    <w:p>
+      <w:r>
+        <w:t>Teaching target: Trace the selected branch in an if elif else chain</w:t>
+      </w:r>
+    </w:p>
+    <w:p>
+      <w:r>
+        <w:t>Prepare the labelled worked-case picture, the matching workbook, fictional input cards and a place for individual responses. Check a local Python 3 environment before class; have a paper-trace version ready.</w:t>
+      </w:r>
+    </w:p>
+    <w:tbl>
+      <w:tblPr>
+        <w:tblStyle w:val="LightShading-Accent1"/>
+        <w:tblW w:type="auto" w:w="0"/>
+        <w:tblLook w:firstColumn="1" w:firstRow="1" w:lastColumn="0" w:lastRow="0" w:noHBand="0" w:noVBand="1" w:val="04A0"/>
+      </w:tblPr>
+      <w:tblGrid>
+        <w:gridCol w:w="3408"/>
+        <w:gridCol w:w="3408"/>
+        <w:gridCol w:w="3408"/>
+      </w:tblGrid>
+      <w:tr>
+        <w:trPr>
+          <w:tblHeader/>
+        </w:trPr>
+        <w:tc>
+          <w:tcPr>
+            <w:tcW w:type="dxa" w:w="3408"/>
+          </w:tcPr>
+          <w:p>
+            <w:r>
+              <w:t>Session</w:t>
+            </w:r>
+          </w:p>
+        </w:tc>
+        <w:tc>
+          <w:tcPr>
+            <w:tcW w:type="dxa" w:w="3408"/>
+          </w:tcPr>
+          <w:p>
+            <w:r>
+              <w:t>Plan</w:t>
+            </w:r>
+          </w:p>
+        </w:tc>
+        <w:tc>
+          <w:tcPr>
+            <w:tcW w:type="dxa" w:w="3408"/>
+          </w:tcPr>
+          <w:p>
+            <w:r>
+              <w:t>Resources</w:t>
+            </w:r>
+          </w:p>
+        </w:tc>
+      </w:tr>
+      <w:tr>
+        <w:tc>
+          <w:tcPr>
+            <w:tcW w:type="dxa" w:w="3408"/>
+          </w:tcPr>
+          <w:p>
+            <w:r>
+              <w:t>Session 1 · Understand · 45 min</w:t>
+            </w:r>
+          </w:p>
+        </w:tc>
+        <w:tc>
+          <w:tcPr>
+            <w:tcW w:type="dxa" w:w="3408"/>
+          </w:tcPr>
+          <w:p>
+            <w:r>
+              <w:t>0–7: recall and prerequisite; 7–15: inspect the concrete case and predict; 15–30: teacher models the worked trace; 30–40: learners explain a step using the text and visual; 40–45: check the core idea.</w:t>
+            </w:r>
+          </w:p>
+        </w:tc>
+        <w:tc>
+          <w:tcPr>
+            <w:tcW w:type="dxa" w:w="3408"/>
+          </w:tcPr>
+          <w:p>
+            <w:r>
+              <w:t>Sections 1–6; record the brief recall in the workbook.</w:t>
+            </w:r>
+          </w:p>
+        </w:tc>
+      </w:tr>
+      <w:tr>
+        <w:tc>
+          <w:tcPr>
+            <w:tcW w:type="dxa" w:w="3408"/>
+          </w:tcPr>
+          <w:p>
+            <w:r>
+              <w:t>Session 2 · Practise · 45 min</w:t>
+            </w:r>
+          </w:p>
+        </w:tc>
+        <w:tc>
+          <w:tcPr>
+            <w:tcW w:type="dxa" w:w="3408"/>
+          </w:tcPr>
+          <w:p>
+            <w:r>
+              <w:t>0–5: retrieve the procedure; 5–15: W2 completion practice; 15–23: explain and check with a partner; 23–30: each learner answers the misconception check; 30–40: targeted reteaching or a harder variation; 40–45: prepare the investigation.</w:t>
+            </w:r>
+          </w:p>
+        </w:tc>
+        <w:tc>
+          <w:tcPr>
+            <w:tcW w:type="dxa" w:w="3408"/>
+          </w:tcPr>
+          <w:p>
+            <w:r>
+              <w:t>Sections 7–10; use the matching workbook W2 and misconception check.</w:t>
+            </w:r>
+          </w:p>
+        </w:tc>
+      </w:tr>
+      <w:tr>
+        <w:tc>
+          <w:tcPr>
+            <w:tcW w:type="dxa" w:w="3408"/>
+          </w:tcPr>
+          <w:p>
+            <w:r>
+              <w:t>Session 3 · Investigate and transfer · 45 min</w:t>
+            </w:r>
+          </w:p>
+        </w:tc>
+        <w:tc>
+          <w:tcPr>
+            <w:tcW w:type="dxa" w:w="3408"/>
+          </w:tcPr>
+          <w:p>
+            <w:r>
+              <w:t>0–5: retrieve the decision rule; 5–20: investigate or trace; 20–30: start the independent case; 30–38: connect the project; 38–43: act on feedback; 43–45: plan the return check.</w:t>
+            </w:r>
+          </w:p>
+        </w:tc>
+        <w:tc>
+          <w:tcPr>
+            <w:tcW w:type="dxa" w:w="3408"/>
+          </w:tcPr>
+          <w:p>
+            <w:r>
+              <w:t>Sections 9 and 11–14. Give extra time to finish the full task set; use Section 15 when the week includes a coding lab.</w:t>
+            </w:r>
+          </w:p>
+        </w:tc>
+      </w:tr>
+    </w:tbl>
+    <w:p>
+      <w:r>
+        <w:t>Before class, solve the supported practice: For -1, 12 and 13, record checked conditions, skipped conditions and the final label. Run each as a fresh script after predicting.</w:t>
+      </w:r>
+    </w:p>
+    <w:p>
+      <w:r>
+        <w:t>Reasoned practice answer: -1: first True, second skipped, Invalid. 12: first False, second True, Short. 13: both False, else selected, Long. Retain observed results separately.</w:t>
+      </w:r>
+    </w:p>
+    <w:p>
+      <w:r>
+        <w:t>Check every learner before discussion: Use the worked case for Branching and boundary tests. Proposed explanation: “Every condition in the chain always runs”. Decide whether this explanation is supported. Point to the step or supplied fact that decides; explain your repair if needed.</w:t>
+      </w:r>
+    </w:p>
+    <w:p>
+      <w:r>
+        <w:t>Misconception repair: Once one condition succeeds, later alternatives are skipped.</w:t>
+      </w:r>
+    </w:p>
+    <w:p>
+      <w:r>
+        <w:t>Support: read the exact case aloud, enlarge the labelled picture, supply input cards and model only the first deciding step. Accept a spoken explanation or drawing; retain the reasoning goal.</w:t>
+      </w:r>
+    </w:p>
+    <w:p>
+      <w:r>
+        <w:t>Extension: Remove the first negative-count branch. Require a prediction and a reason before comparing. Expected result: A count of -2 would incorrectly receive small. Reason: Negative two is less than five, but it is not a permitted measured count.</w:t>
+      </w:r>
+    </w:p>
+    <w:p>
+      <w:r>
+        <w:t>Independent assessment: withhold the reserved answer until the learner has attempted the new case. Record support separately from correctness.</w:t>
+      </w:r>
+    </w:p>
+    <w:tbl>
+      <w:tblPr>
+        <w:tblStyle w:val="LightShading-Accent1"/>
+        <w:tblW w:type="auto" w:w="0"/>
+        <w:tblLook w:firstColumn="1" w:firstRow="1" w:lastColumn="0" w:lastRow="0" w:noHBand="0" w:noVBand="1" w:val="04A0"/>
+      </w:tblPr>
+      <w:tblGrid>
+        <w:gridCol w:w="2556"/>
+        <w:gridCol w:w="2556"/>
+        <w:gridCol w:w="2556"/>
+        <w:gridCol w:w="2556"/>
+      </w:tblGrid>
+      <w:tr>
+        <w:trPr>
+          <w:tblHeader/>
+        </w:trPr>
+        <w:tc>
+          <w:tcPr>
+            <w:tcW w:type="dxa" w:w="2556"/>
+          </w:tcPr>
+          <w:p>
+            <w:r>
+              <w:t>Criterion</w:t>
+            </w:r>
+          </w:p>
+        </w:tc>
+        <w:tc>
+          <w:tcPr>
+            <w:tcW w:type="dxa" w:w="2556"/>
+          </w:tcPr>
+          <w:p>
+            <w:r>
+              <w:t>Not yet</w:t>
+            </w:r>
+          </w:p>
+        </w:tc>
+        <w:tc>
+          <w:tcPr>
+            <w:tcW w:type="dxa" w:w="2556"/>
+          </w:tcPr>
+          <w:p>
+            <w:r>
+              <w:t>With support</w:t>
+            </w:r>
+          </w:p>
+        </w:tc>
+        <w:tc>
+          <w:tcPr>
+            <w:tcW w:type="dxa" w:w="2556"/>
+          </w:tcPr>
+          <w:p>
+            <w:r>
+              <w:t>Independent</w:t>
+            </w:r>
+          </w:p>
+        </w:tc>
+      </w:tr>
+      <w:tr>
+        <w:tc>
+          <w:tcPr>
+            <w:tcW w:type="dxa" w:w="2556"/>
+          </w:tcPr>
+          <w:p>
+            <w:r>
+              <w:t>Explanation</w:t>
+            </w:r>
+          </w:p>
+        </w:tc>
+        <w:tc>
+          <w:tcPr>
+            <w:tcW w:type="dxa" w:w="2556"/>
+          </w:tcPr>
+          <w:p>
+            <w:r>
+              <w:t>Names an answer without a deciding fact</w:t>
+            </w:r>
+          </w:p>
+        </w:tc>
+        <w:tc>
+          <w:tcPr>
+            <w:tcW w:type="dxa" w:w="2556"/>
+          </w:tcPr>
+          <w:p>
+            <w:r>
+              <w:t>Uses a hint to link fact and decision</w:t>
+            </w:r>
+          </w:p>
+        </w:tc>
+        <w:tc>
+          <w:tcPr>
+            <w:tcW w:type="dxa" w:w="2556"/>
+          </w:tcPr>
+          <w:p>
+            <w:r>
+              <w:t>Explains the deciding fact in own words</w:t>
+            </w:r>
+          </w:p>
+        </w:tc>
+      </w:tr>
+      <w:tr>
+        <w:tc>
+          <w:tcPr>
+            <w:tcW w:type="dxa" w:w="2556"/>
+          </w:tcPr>
+          <w:p>
+            <w:r>
+              <w:t>Trace or test</w:t>
+            </w:r>
+          </w:p>
+        </w:tc>
+        <w:tc>
+          <w:tcPr>
+            <w:tcW w:type="dxa" w:w="2556"/>
+          </w:tcPr>
+          <w:p>
+            <w:r>
+              <w:t>Cannot connect input and result</w:t>
+            </w:r>
+          </w:p>
+        </w:tc>
+        <w:tc>
+          <w:tcPr>
+            <w:tcW w:type="dxa" w:w="2556"/>
+          </w:tcPr>
+          <w:p>
+            <w:r>
+              <w:t>Completes steps with prompts</w:t>
+            </w:r>
+          </w:p>
+        </w:tc>
+        <w:tc>
+          <w:tcPr>
+            <w:tcW w:type="dxa" w:w="2556"/>
+          </w:tcPr>
+          <w:p>
+            <w:r>
+              <w:t>Traces or tests a changed case accurately</w:t>
+            </w:r>
+          </w:p>
+        </w:tc>
+      </w:tr>
+      <w:tr>
+        <w:tc>
+          <w:tcPr>
+            <w:tcW w:type="dxa" w:w="2556"/>
+          </w:tcPr>
+          <w:p>
+            <w:r>
+              <w:t>Limits and revision</w:t>
+            </w:r>
+          </w:p>
+        </w:tc>
+        <w:tc>
+          <w:tcPr>
+            <w:tcW w:type="dxa" w:w="2556"/>
+          </w:tcPr>
+          <w:p>
+            <w:r>
+              <w:t>Claims more than evidence supports</w:t>
+            </w:r>
+          </w:p>
+        </w:tc>
+        <w:tc>
+          <w:tcPr>
+            <w:tcW w:type="dxa" w:w="2556"/>
+          </w:tcPr>
+          <w:p>
+            <w:r>
+              <w:t>Names a limit after a prompt</w:t>
+            </w:r>
+          </w:p>
+        </w:tc>
+        <w:tc>
+          <w:tcPr>
+            <w:tcW w:type="dxa" w:w="2556"/>
+          </w:tcPr>
+          <w:p>
+            <w:r>
+              <w:t>States a defensible limit and useful next test</w:t>
+            </w:r>
+          </w:p>
+        </w:tc>
+      </w:tr>
+    </w:tbl>
+    <w:p>
+      <w:r>
+        <w:t>Project checkpoint: Python readiness portfolio. Keep runnable code, predictions, actual outputs, one repaired error and an explanation of a function on changed inputs.</w:t>
+      </w:r>
+    </w:p>
+    <w:p>
+      <w:r>
+        <w:t>Use the weekly teacher answer for topic-specific reasoning. A saved progress tick is an activity record; judge mastery from the learner’s explanation and evidence.</w:t>
+      </w:r>
+    </w:p>
     <w:sectPr>
       <w:pgSz w:w="12240" w:h="15840"/>
       <w:pgMar w:top="936" w:right="1008" w:bottom="936" w:left="1008" w:header="720" w:footer="720" w:gutter="0"/>

--- a/downloads/teacher/bridge-week-05.docx
+++ b/downloads/teacher/bridge-week-05.docx
@@ -2640,6 +2640,39 @@
         <w:t>Use the weekly teacher answer for topic-specific reasoning. A saved progress tick is an activity record; judge mastery from the learner’s explanation and evidence.</w:t>
       </w:r>
     </w:p>
+    <w:p>
+      <w:pPr>
+        <w:pStyle w:val="Heading1"/>
+      </w:pPr>
+      <w:r>
+        <w:t>08. Use feedback, labs and repair paths</w:t>
+      </w:r>
+    </w:p>
+    <w:p>
+      <w:r>
+        <w:t>Use the two formative questions as supported practice, not as independent mastery scores. Discuss the deciding evidence rather than accepting a guessed selection.</w:t>
+      </w:r>
+    </w:p>
+    <w:p>
+      <w:r>
+        <w:t>The feedback comes from the reviewed public worked case. Do not reveal the separately reserved independent teacher answer until the learner has attempted that case.</w:t>
+      </w:r>
+    </w:p>
+    <w:p>
+      <w:r>
+        <w:t>Ask students to predict before running code. Preserve errors and actual outputs; collect a changed test and an explanation. The branch-boundary and indexing lessons deliberately include failure cases.</w:t>
+      </w:r>
+    </w:p>
+    <w:p>
+      <w:r>
+        <w:t>Use the earlier worked-explanation links to address a specific missing building block, then return to the current question. Adapt this suggestion after observing the learner; it is not an automatic diagnosis.</w:t>
+      </w:r>
+    </w:p>
+    <w:p>
+      <w:r>
+        <w:t>Collect the completed-work portfolio as evidence. Record support separately from correctness, and assess explanation, trace/test and limitations. Progress ticks and quiz selections alone do not establish mastery.</w:t>
+      </w:r>
+    </w:p>
     <w:sectPr>
       <w:pgSz w:w="12240" w:h="15840"/>
       <w:pgMar w:top="936" w:right="1008" w:bottom="936" w:left="1008" w:header="720" w:footer="720" w:gutter="0"/>

--- a/downloads/teacher/bridge-week-05.docx
+++ b/downloads/teacher/bridge-week-05.docx
@@ -29,16 +29,39 @@
       </w:r>
     </w:p>
     <w:p>
-      <w:pPr>
-        <w:pStyle w:val="Heading3"/>
-      </w:pPr>
-      <w:r>
-        <w:t>Teach the learning cycle</w:t>
+      <w:r>
+        <w:t>Prepare Branching and boundary tests: check the target, prerequisites, resources and adaptable teaching schedule.</w:t>
       </w:r>
     </w:p>
     <w:p>
-      <w:r>
-        <w:t>Primary target: Trace the selected branch in an if elif else chain</w:t>
+      <w:pPr>
+        <w:pStyle w:val="Heading3"/>
+      </w:pPr>
+      <w:r>
+        <w:t>Teach the learning cycle</w:t>
+      </w:r>
+    </w:p>
+    <w:p>
+      <w:pPr>
+        <w:spacing w:line="336" w:lineRule="auto" w:after="180"/>
+      </w:pPr>
+      <w:r>
+        <w:rPr>
+          <w:b w:val="0"/>
+        </w:rPr>
+        <w:t xml:space="preserve">Primary target: Trace the selected </w:t>
+      </w:r>
+      <w:r>
+        <w:rPr>
+          <w:b/>
+        </w:rPr>
+        <w:t>branch</w:t>
+      </w:r>
+      <w:r>
+        <w:rPr>
+          <w:b w:val="0"/>
+        </w:rPr>
+        <w:t xml:space="preserve"> in an if elif else chain</w:t>
       </w:r>
     </w:p>
     <w:tbl>
@@ -185,21 +208,48 @@
       </w:tr>
     </w:tbl>
     <w:p>
-      <w:r>
-        <w:t>This is a starting allocation of 135 minutes, not a validated duration. Preserve all named topics. Schedule extra time for connected examples, the full investigation, independent cases and project building. Repeated copies of a case share one recorded attempt; they are not new evidence.</w:t>
+      <w:pPr>
+        <w:spacing w:line="336" w:lineRule="auto" w:after="180"/>
+      </w:pPr>
+      <w:r>
+        <w:rPr>
+          <w:b w:val="0"/>
+        </w:rPr>
+        <w:t>This is a starting allocation of 135 minutes, not a validated duration. Preserve all named topics. Schedule extra time for connected examples, the full investigation, independent cases and project building.</w:t>
       </w:r>
     </w:p>
     <w:p>
-      <w:r>
-        <w:t>Case exposure check: this source example appears in ai-2/3, python-bridge/5. Reuse a familiar case for recall or modelling; verify that the case used to assess transfer has not already received feedback.</w:t>
+      <w:pPr>
+        <w:spacing w:line="336" w:lineRule="auto" w:after="180"/>
+      </w:pPr>
+      <w:r>
+        <w:rPr>
+          <w:b w:val="0"/>
+        </w:rPr>
+        <w:t xml:space="preserve">Repeated copies of a case share one recorded attempt; they are not new </w:t>
+      </w:r>
+      <w:r>
+        <w:rPr>
+          <w:b/>
+        </w:rPr>
+        <w:t>evidence</w:t>
+      </w:r>
+      <w:r>
+        <w:rPr>
+          <w:b w:val="0"/>
+        </w:rPr>
+        <w:t>.</w:t>
       </w:r>
     </w:p>
     <w:p>
       <w:pPr>
-        <w:pStyle w:val="Heading3"/>
-      </w:pPr>
-      <w:r>
-        <w:t>Retrieval answer guidance</w:t>
+        <w:spacing w:line="336" w:lineRule="auto" w:after="180"/>
+      </w:pPr>
+      <w:r>
+        <w:rPr>
+          <w:b w:val="0"/>
+        </w:rPr>
+        <w:t>Case exposure check: this source example appears in ai-2/3, python-bridge/5. Reuse a familiar case for recall or modelling; verify that the case used to assess transfer has not already received feedback.</w:t>
       </w:r>
     </w:p>
     <w:p>
@@ -207,109 +257,325 @@
         <w:pStyle w:val="Heading3"/>
       </w:pPr>
       <w:r>
-        <w:t>Boolean conditions</w:t>
+        <w:t>Retrieval answer guidance</w:t>
       </w:r>
     </w:p>
     <w:p>
-      <w:r>
-        <w:t>Without opening the old lesson, explain one key idea from Boolean conditions. Give an example and a mistake that the idea helps you avoid.</w:t>
+      <w:pPr>
+        <w:pStyle w:val="Heading3"/>
+      </w:pPr>
+      <w:r>
+        <w:t>Boolean conditions</w:t>
       </w:r>
     </w:p>
     <w:p>
-      <w:r>
-        <w:t>Look for: Translate stated requirements into comparisons</w:t>
+      <w:pPr>
+        <w:spacing w:line="336" w:lineRule="auto" w:after="180"/>
+      </w:pPr>
+      <w:r>
+        <w:rPr>
+          <w:b w:val="0"/>
+        </w:rPr>
+        <w:t xml:space="preserve">Without opening the old lesson, explain one key idea from Boolean </w:t>
+      </w:r>
+      <w:r>
+        <w:rPr>
+          <w:b/>
+        </w:rPr>
+        <w:t>condition</w:t>
+      </w:r>
+      <w:r>
+        <w:rPr>
+          <w:b w:val="0"/>
+        </w:rPr>
+        <w:t>s. Give an example and a mistake that the idea helps you avoid.</w:t>
       </w:r>
     </w:p>
     <w:p>
-      <w:r>
-        <w:t>Reference example, not the only acceptable wording: (minutes &lt;= 12) and quiet. At most includes equality, so &lt;= is required; the nonnegative integer and Boolean input contract still applies.</w:t>
+      <w:pPr>
+        <w:spacing w:line="336" w:lineRule="auto" w:after="180"/>
+      </w:pPr>
+      <w:r>
+        <w:rPr>
+          <w:b w:val="0"/>
+        </w:rPr>
+        <w:t>Look for: Translate stated requirements into comparisons</w:t>
       </w:r>
     </w:p>
     <w:p>
       <w:pPr>
-        <w:pStyle w:val="Heading3"/>
-      </w:pPr>
-      <w:r>
-        <w:t>Values variables and types</w:t>
+        <w:spacing w:line="336" w:lineRule="auto" w:after="180"/>
+      </w:pPr>
+      <w:r>
+        <w:rPr>
+          <w:b w:val="0"/>
+        </w:rPr>
+        <w:t xml:space="preserve">Reference example, not the only acceptable wording: (minutes &lt;= 12) and quiet. At most includes equality, so &lt;= is required; the nonnegative integer and Boolean </w:t>
+      </w:r>
+      <w:r>
+        <w:rPr>
+          <w:b/>
+        </w:rPr>
+        <w:t>input</w:t>
+      </w:r>
+      <w:r>
+        <w:rPr>
+          <w:b w:val="0"/>
+        </w:rPr>
+        <w:t xml:space="preserve"> contract still applies.</w:t>
       </w:r>
     </w:p>
     <w:p>
-      <w:r>
-        <w:t>Without opening the old lesson, explain one key idea from Values variables and types. Give an example and a mistake that the idea helps you avoid.</w:t>
+      <w:pPr>
+        <w:pStyle w:val="Heading3"/>
+      </w:pPr>
+      <w:r>
+        <w:t>Values variables and types</w:t>
       </w:r>
     </w:p>
     <w:p>
-      <w:r>
-        <w:t>Look for: Distinguish integer, floating-point, text and Boolean values</w:t>
+      <w:pPr>
+        <w:spacing w:line="336" w:lineRule="auto" w:after="180"/>
+      </w:pPr>
+      <w:r>
+        <w:rPr>
+          <w:b w:val="0"/>
+        </w:rPr>
+        <w:t>Without opening the old lesson, explain one key idea from Values variables and types. Give an example and a mistake that the idea helps you avoid.</w:t>
       </w:r>
     </w:p>
     <w:p>
-      <w:r>
-        <w:t>Reference example, not the only acceptable wording: 12 is int; 1.5 is float; "12" is str; False is bool; "False" is str. Quotes mark text even when the characters spell a Boolean name.</w:t>
+      <w:pPr>
+        <w:spacing w:line="336" w:lineRule="auto" w:after="180"/>
+      </w:pPr>
+      <w:r>
+        <w:rPr>
+          <w:b w:val="0"/>
+        </w:rPr>
+        <w:t>Look for: Distinguish integer, floating-point, text and Boolean values</w:t>
       </w:r>
     </w:p>
     <w:p>
-      <w:r>
-        <w:t>Teach ordered selection and indentation using a written input contract. A script can cover all branches while missing an equality bug. Reference: https://docs.python.org/3/tutorial/controlflow.html#if-statements. The new task requires one four-way chain; independently correct equivalent conditions are acceptable.</w:t>
+      <w:pPr>
+        <w:spacing w:line="336" w:lineRule="auto" w:after="180"/>
+      </w:pPr>
+      <w:r>
+        <w:rPr>
+          <w:b w:val="0"/>
+        </w:rPr>
+        <w:t>Reference example, not the only acceptable wording: 12 is int; 1.5 is float; "12" is str; False is bool; "False" is str. Quotes mark text even when the characters spell a Boolean name.</w:t>
       </w:r>
     </w:p>
     <w:p>
       <w:pPr>
-        <w:pStyle w:val="Heading3"/>
-      </w:pPr>
-      <w:r>
-        <w:t>Outcomes</w:t>
+        <w:spacing w:line="336" w:lineRule="auto" w:after="180"/>
+      </w:pPr>
+      <w:r>
+        <w:rPr>
+          <w:b w:val="0"/>
+        </w:rPr>
+        <w:t xml:space="preserve">Teach ordered selection and </w:t>
+      </w:r>
+      <w:r>
+        <w:rPr>
+          <w:b/>
+        </w:rPr>
+        <w:t>indentation</w:t>
+      </w:r>
+      <w:r>
+        <w:rPr>
+          <w:b w:val="0"/>
+        </w:rPr>
+        <w:t xml:space="preserve"> using a written </w:t>
+      </w:r>
+      <w:r>
+        <w:rPr>
+          <w:b/>
+        </w:rPr>
+        <w:t>input</w:t>
+      </w:r>
+      <w:r>
+        <w:rPr>
+          <w:b w:val="0"/>
+        </w:rPr>
+        <w:t xml:space="preserve"> contract. A script can cover all </w:t>
+      </w:r>
+      <w:r>
+        <w:rPr>
+          <w:b/>
+        </w:rPr>
+        <w:t>branch</w:t>
+      </w:r>
+      <w:r>
+        <w:rPr>
+          <w:b w:val="0"/>
+        </w:rPr>
+        <w:t>es while missing an equality bug. Reference: https://docs.python.org/3/tutorial/controlflow.html#if-statements.</w:t>
       </w:r>
     </w:p>
     <w:p>
-      <w:r>
-        <w:t>Trace the selected branch in an if elif else chain</w:t>
+      <w:pPr>
+        <w:spacing w:line="336" w:lineRule="auto" w:after="180"/>
+      </w:pPr>
+      <w:r>
+        <w:rPr>
+          <w:b w:val="0"/>
+        </w:rPr>
+        <w:t xml:space="preserve">The new task requires one four-way chain; independently correct equivalent </w:t>
+      </w:r>
+      <w:r>
+        <w:rPr>
+          <w:b/>
+        </w:rPr>
+        <w:t>condition</w:t>
+      </w:r>
+      <w:r>
+        <w:rPr>
+          <w:b w:val="0"/>
+        </w:rPr>
+        <w:t>s are acceptable.</w:t>
       </w:r>
     </w:p>
     <w:p>
-      <w:r>
-        <w:t>Use indentation to identify which statements belong to a branch</w:t>
+      <w:pPr>
+        <w:pStyle w:val="Heading3"/>
+      </w:pPr>
+      <w:r>
+        <w:t>Outcomes</w:t>
       </w:r>
     </w:p>
     <w:p>
-      <w:r>
-        <w:t>Test values at and around a decision boundary</w:t>
+      <w:pPr>
+        <w:spacing w:line="336" w:lineRule="auto" w:after="180"/>
+      </w:pPr>
+      <w:r>
+        <w:rPr>
+          <w:b w:val="0"/>
+        </w:rPr>
+        <w:t xml:space="preserve">Trace the selected </w:t>
+      </w:r>
+      <w:r>
+        <w:rPr>
+          <w:b/>
+        </w:rPr>
+        <w:t>branch</w:t>
+      </w:r>
+      <w:r>
+        <w:rPr>
+          <w:b w:val="0"/>
+        </w:rPr>
+        <w:t xml:space="preserve"> in an if elif else chain</w:t>
       </w:r>
     </w:p>
     <w:p>
       <w:pPr>
-        <w:pStyle w:val="Heading3"/>
-      </w:pPr>
-      <w:r>
-        <w:t>Preparation</w:t>
+        <w:spacing w:line="336" w:lineRule="auto" w:after="180"/>
+      </w:pPr>
+      <w:r>
+        <w:rPr>
+          <w:b w:val="0"/>
+        </w:rPr>
+        <w:t xml:space="preserve">Use </w:t>
+      </w:r>
+      <w:r>
+        <w:rPr>
+          <w:b/>
+        </w:rPr>
+        <w:t>indentation</w:t>
+      </w:r>
+      <w:r>
+        <w:rPr>
+          <w:b w:val="0"/>
+        </w:rPr>
+        <w:t xml:space="preserve"> to identify which statements belong to a </w:t>
+      </w:r>
+      <w:r>
+        <w:rPr>
+          <w:b/>
+        </w:rPr>
+        <w:t>branch</w:t>
       </w:r>
     </w:p>
     <w:p>
-      <w:r>
-        <w:t>Python 3 editor and branches.py</w:t>
+      <w:pPr>
+        <w:spacing w:line="336" w:lineRule="auto" w:after="180"/>
+      </w:pPr>
+      <w:r>
+        <w:rPr>
+          <w:b w:val="0"/>
+        </w:rPr>
+        <w:t xml:space="preserve">Test values at and around a decision </w:t>
+      </w:r>
+      <w:r>
+        <w:rPr>
+          <w:b/>
+        </w:rPr>
+        <w:t>boundary</w:t>
       </w:r>
     </w:p>
     <w:p>
-      <w:r>
-        <w:t>The written duration rule and boundary case cards</w:t>
+      <w:pPr>
+        <w:pStyle w:val="Heading3"/>
+      </w:pPr>
+      <w:r>
+        <w:t>Preparation</w:t>
       </w:r>
     </w:p>
     <w:p>
-      <w:r>
-        <w:t>Blank trace table with a skipped marker</w:t>
+      <w:pPr>
+        <w:spacing w:line="336" w:lineRule="auto" w:after="180"/>
+      </w:pPr>
+      <w:r>
+        <w:rPr>
+          <w:b w:val="0"/>
+        </w:rPr>
+        <w:t xml:space="preserve">Python 3 editor and </w:t>
+      </w:r>
+      <w:r>
+        <w:rPr>
+          <w:b/>
+        </w:rPr>
+        <w:t>branch</w:t>
+      </w:r>
+      <w:r>
+        <w:rPr>
+          <w:b w:val="0"/>
+        </w:rPr>
+        <w:t>es.py</w:t>
       </w:r>
     </w:p>
     <w:p>
       <w:pPr>
-        <w:pStyle w:val="Heading3"/>
-      </w:pPr>
-      <w:r>
-        <w:t>Prerequisite answer</w:t>
+        <w:spacing w:line="336" w:lineRule="auto" w:after="180"/>
+      </w:pPr>
+      <w:r>
+        <w:rPr>
+          <w:b w:val="0"/>
+        </w:rPr>
+        <w:t xml:space="preserve">The written duration rule and </w:t>
+      </w:r>
+      <w:r>
+        <w:rPr>
+          <w:b/>
+        </w:rPr>
+        <w:t>boundary</w:t>
+      </w:r>
+      <w:r>
+        <w:rPr>
+          <w:b w:val="0"/>
+        </w:rPr>
+        <w:t xml:space="preserve"> case cards</w:t>
       </w:r>
     </w:p>
     <w:p>
-      <w:r>
-        <w:t>&lt;= accepts equality; &lt; excludes it. At 12 the two conditions produce different Boolean values.</w:t>
+      <w:pPr>
+        <w:spacing w:line="336" w:lineRule="auto" w:after="180"/>
+      </w:pPr>
+      <w:r>
+        <w:rPr>
+          <w:b w:val="0"/>
+        </w:rPr>
+        <w:t>Blank trace table with a skipped marker</w:t>
       </w:r>
     </w:p>
     <w:p>
@@ -317,40 +583,263 @@
         <w:pStyle w:val="Heading3"/>
       </w:pPr>
       <w:r>
-        <w:t>End goal for the pictorial case</w:t>
+        <w:t>Prerequisite answer</w:t>
       </w:r>
     </w:p>
     <w:p>
-      <w:r>
-        <w:t>Trace branching and boundary tests and explain the changed program before running it.</w:t>
+      <w:pPr>
+        <w:spacing w:line="336" w:lineRule="auto" w:after="180"/>
+      </w:pPr>
+      <w:r>
+        <w:rPr>
+          <w:b w:val="0"/>
+        </w:rPr>
+        <w:t xml:space="preserve">&lt;= accepts equality; &lt; excludes it. At 12 the two </w:t>
+      </w:r>
+      <w:r>
+        <w:rPr>
+          <w:b/>
+        </w:rPr>
+        <w:t>condition</w:t>
+      </w:r>
+      <w:r>
+        <w:rPr>
+          <w:b w:val="0"/>
+        </w:rPr>
+        <w:t>s produce different Boolean values.</w:t>
       </w:r>
     </w:p>
     <w:p>
-      <w:r>
-        <w:t>This added worked case illustrates the week’s main idea. Retain all original and connected topics; schedule its practice within the teaching cycle.</w:t>
+      <w:pPr>
+        <w:pStyle w:val="Heading3"/>
+      </w:pPr>
+      <w:r>
+        <w:t>End goal for the pictorial case</w:t>
       </w:r>
     </w:p>
     <w:p>
       <w:pPr>
-        <w:pStyle w:val="Heading1"/>
-      </w:pPr>
-      <w:r>
-        <w:t>02. Explain and model the mechanism</w:t>
+        <w:spacing w:line="336" w:lineRule="auto" w:after="180"/>
+      </w:pPr>
+      <w:r>
+        <w:rPr>
+          <w:b w:val="0"/>
+        </w:rPr>
+        <w:t xml:space="preserve">Trace </w:t>
+      </w:r>
+      <w:r>
+        <w:rPr>
+          <w:b/>
+        </w:rPr>
+        <w:t>branch</w:t>
+      </w:r>
+      <w:r>
+        <w:rPr>
+          <w:b w:val="0"/>
+        </w:rPr>
+        <w:t xml:space="preserve">ing and </w:t>
+      </w:r>
+      <w:r>
+        <w:rPr>
+          <w:b/>
+        </w:rPr>
+        <w:t>boundary</w:t>
+      </w:r>
+      <w:r>
+        <w:rPr>
+          <w:b w:val="0"/>
+        </w:rPr>
+        <w:t xml:space="preserve"> tests and explain the changed program before running it.</w:t>
       </w:r>
     </w:p>
     <w:p>
-      <w:r>
-        <w:t>A fictional activity sorter labels a supplied integer duration. Negative values are Invalid; values from zero through 12 are Short; larger values are Long. The labels describe duration only. Write this requirement before the program so that a test has an expected answer independent of the code.</w:t>
+      <w:pPr>
+        <w:spacing w:line="336" w:lineRule="auto" w:after="180"/>
+      </w:pPr>
+      <w:r>
+        <w:rPr>
+          <w:b w:val="0"/>
+        </w:rPr>
+        <w:t>This added worked case illustrates the week’s main idea. Retain all original and connected topics; schedule its practice within the teaching cycle.</w:t>
       </w:r>
     </w:p>
     <w:p>
-      <w:r>
-        <w:t>An if statement selects a block when its condition is true. An elif is considered only if earlier conditions in the same chain were false. An else handles the remaining cases. Colons end the condition lines. Use four spaces for the indented statements and keep related branches aligned.</w:t>
+      <w:pPr>
+        <w:pStyle w:val="Heading1"/>
+      </w:pPr>
+      <w:r>
+        <w:t>02. Explain and model the mechanism</w:t>
       </w:r>
     </w:p>
     <w:p>
       <w:r>
-        <w:t>The output is Short. For 12, the first condition is false and the second is true. The else block is skipped. print(label) is not indented, so it runs after the selected branch. Each path assigns label before this line reads it. Change only minutes and save before each fresh run.</w:t>
+        <w:t>Model Branching and boundary tests using the supplied case, labelled mechanism and reasoning. Make the scope of each conclusion explicit.</w:t>
+      </w:r>
+    </w:p>
+    <w:p>
+      <w:pPr>
+        <w:pStyle w:val="Heading3"/>
+      </w:pPr>
+      <w:r>
+        <w:t>Explain Branching and boundary tests · 1</w:t>
+      </w:r>
+    </w:p>
+    <w:p>
+      <w:pPr>
+        <w:spacing w:line="336" w:lineRule="auto" w:after="180"/>
+      </w:pPr>
+      <w:r>
+        <w:rPr>
+          <w:b w:val="0"/>
+        </w:rPr>
+        <w:t>A fictional activity sorter labels a supplied integer duration. Negative values are Invalid; values from zero through 12 are Short; larger values are Long. The labels describe duration only.</w:t>
+      </w:r>
+    </w:p>
+    <w:p>
+      <w:pPr>
+        <w:spacing w:line="336" w:lineRule="auto" w:after="180"/>
+      </w:pPr>
+      <w:r>
+        <w:rPr>
+          <w:b w:val="0"/>
+        </w:rPr>
+        <w:t>Write this requirement before the program so that a test has an expected answer independent of the code.</w:t>
+      </w:r>
+    </w:p>
+    <w:p>
+      <w:pPr>
+        <w:pStyle w:val="Heading3"/>
+      </w:pPr>
+      <w:r>
+        <w:t>Explain Branching and boundary tests · 2</w:t>
+      </w:r>
+    </w:p>
+    <w:p>
+      <w:pPr>
+        <w:spacing w:line="336" w:lineRule="auto" w:after="180"/>
+      </w:pPr>
+      <w:r>
+        <w:rPr>
+          <w:b w:val="0"/>
+        </w:rPr>
+        <w:t xml:space="preserve">An if statement selects a block when its </w:t>
+      </w:r>
+      <w:r>
+        <w:rPr>
+          <w:b/>
+        </w:rPr>
+        <w:t>condition</w:t>
+      </w:r>
+      <w:r>
+        <w:rPr>
+          <w:b w:val="0"/>
+        </w:rPr>
+        <w:t xml:space="preserve"> is true. An elif is considered only if earlier </w:t>
+      </w:r>
+      <w:r>
+        <w:rPr>
+          <w:b/>
+        </w:rPr>
+        <w:t>condition</w:t>
+      </w:r>
+      <w:r>
+        <w:rPr>
+          <w:b w:val="0"/>
+        </w:rPr>
+        <w:t xml:space="preserve">s in the same chain were false. An else handles the remaining cases. Colons end the </w:t>
+      </w:r>
+      <w:r>
+        <w:rPr>
+          <w:b/>
+        </w:rPr>
+        <w:t>condition</w:t>
+      </w:r>
+      <w:r>
+        <w:rPr>
+          <w:b w:val="0"/>
+        </w:rPr>
+        <w:t xml:space="preserve"> lines.</w:t>
+      </w:r>
+    </w:p>
+    <w:p>
+      <w:pPr>
+        <w:spacing w:line="336" w:lineRule="auto" w:after="180"/>
+      </w:pPr>
+      <w:r>
+        <w:rPr>
+          <w:b w:val="0"/>
+        </w:rPr>
+        <w:t xml:space="preserve">Use four spaces for the indented statements and keep related </w:t>
+      </w:r>
+      <w:r>
+        <w:rPr>
+          <w:b/>
+        </w:rPr>
+        <w:t>branch</w:t>
+      </w:r>
+      <w:r>
+        <w:rPr>
+          <w:b w:val="0"/>
+        </w:rPr>
+        <w:t>es aligned.</w:t>
+      </w:r>
+    </w:p>
+    <w:p>
+      <w:pPr>
+        <w:spacing w:line="336" w:lineRule="auto" w:after="180"/>
+      </w:pPr>
+      <w:r>
+        <w:rPr>
+          <w:b w:val="0"/>
+        </w:rPr>
+        <w:t xml:space="preserve">The </w:t>
+      </w:r>
+      <w:r>
+        <w:rPr>
+          <w:b/>
+        </w:rPr>
+        <w:t>output</w:t>
+      </w:r>
+      <w:r>
+        <w:rPr>
+          <w:b w:val="0"/>
+        </w:rPr>
+        <w:t xml:space="preserve"> is Short. For 12, the first </w:t>
+      </w:r>
+      <w:r>
+        <w:rPr>
+          <w:b/>
+        </w:rPr>
+        <w:t>condition</w:t>
+      </w:r>
+      <w:r>
+        <w:rPr>
+          <w:b w:val="0"/>
+        </w:rPr>
+        <w:t xml:space="preserve"> is false and the second is true. The else block is skipped. print(label) is not indented, so it runs after the selected </w:t>
+      </w:r>
+      <w:r>
+        <w:rPr>
+          <w:b/>
+        </w:rPr>
+        <w:t>branch</w:t>
+      </w:r>
+      <w:r>
+        <w:rPr>
+          <w:b w:val="0"/>
+        </w:rPr>
+        <w:t>.</w:t>
+      </w:r>
+    </w:p>
+    <w:p>
+      <w:pPr>
+        <w:spacing w:line="336" w:lineRule="auto" w:after="180"/>
+      </w:pPr>
+      <w:r>
+        <w:rPr>
+          <w:b w:val="0"/>
+        </w:rPr>
+        <w:t>Each path assigns label before this line reads it. Change only minutes and save before each fresh run.</w:t>
       </w:r>
     </w:p>
     <w:tbl>
@@ -656,21 +1145,79 @@
       </w:r>
     </w:p>
     <w:p>
-      <w:r>
-        <w:t>The faulty &lt; 12 version prints Long for 12, contrary to the inclusive Short rule. Repair to &lt;= 12 and rerun 11 or 13 as well as 12. Exit: exact 12 is missing. -1, 2 and 20 can visit all branches even when the equality comparison is wrong.</w:t>
+      <w:pPr>
+        <w:spacing w:line="336" w:lineRule="auto" w:after="180"/>
+      </w:pPr>
+      <w:r>
+        <w:rPr>
+          <w:b w:val="0"/>
+        </w:rPr>
+        <w:t>The faulty &lt; 12 version prints Long for 12, contrary to the inclusive Short rule. Repair to &lt;= 12 and rerun 11 or 13 as well as 12.</w:t>
       </w:r>
     </w:p>
     <w:p>
       <w:pPr>
-        <w:pStyle w:val="Heading3"/>
-      </w:pPr>
-      <w:r>
-        <w:t>Model the reasoning aloud</w:t>
+        <w:spacing w:line="336" w:lineRule="auto" w:after="180"/>
+      </w:pPr>
+      <w:r>
+        <w:rPr>
+          <w:b w:val="0"/>
+        </w:rPr>
+        <w:t xml:space="preserve">Exit: exact 12 is missing. -1, 2 and 20 can visit all </w:t>
+      </w:r>
+      <w:r>
+        <w:rPr>
+          <w:b/>
+        </w:rPr>
+        <w:t>branch</w:t>
+      </w:r>
+      <w:r>
+        <w:rPr>
+          <w:b w:val="0"/>
+        </w:rPr>
+        <w:t>es even when the equality comparison is wrong.</w:t>
       </w:r>
     </w:p>
     <w:p>
-      <w:r>
-        <w:t>Use the complete worked example below before asking learners to complete W2. Reveal a small part, invite a prediction, then explain the deciding step. These teacher notes contain solutions; do not reveal the independent case answer during modelling.</w:t>
+      <w:pPr>
+        <w:pStyle w:val="Heading3"/>
+      </w:pPr>
+      <w:r>
+        <w:t>Model the reasoning aloud</w:t>
+      </w:r>
+    </w:p>
+    <w:p>
+      <w:pPr>
+        <w:spacing w:line="336" w:lineRule="auto" w:after="180"/>
+      </w:pPr>
+      <w:r>
+        <w:rPr>
+          <w:b w:val="0"/>
+        </w:rPr>
+        <w:t xml:space="preserve">Use the complete worked example below before asking learners to complete W2. Reveal a small part, invite a </w:t>
+      </w:r>
+      <w:r>
+        <w:rPr>
+          <w:b/>
+        </w:rPr>
+        <w:t>prediction</w:t>
+      </w:r>
+      <w:r>
+        <w:rPr>
+          <w:b w:val="0"/>
+        </w:rPr>
+        <w:t>, then explain the deciding step.</w:t>
+      </w:r>
+    </w:p>
+    <w:p>
+      <w:pPr>
+        <w:spacing w:line="336" w:lineRule="auto" w:after="180"/>
+      </w:pPr>
+      <w:r>
+        <w:rPr>
+          <w:b w:val="0"/>
+        </w:rPr>
+        <w:t>These teacher notes contain solutions; do not reveal the independent case answer during modelling.</w:t>
       </w:r>
     </w:p>
     <w:tbl>
@@ -688,6 +1235,38 @@
         <w:trPr>
           <w:tblHeader/>
         </w:trPr>
+        <w:tc>
+          <w:tcPr>
+            <w:tcW w:type="dxa" w:w="3408"/>
+          </w:tcPr>
+          <w:p>
+            <w:r>
+              <w:t>Input minutes</w:t>
+            </w:r>
+          </w:p>
+        </w:tc>
+        <w:tc>
+          <w:tcPr>
+            <w:tcW w:type="dxa" w:w="3408"/>
+          </w:tcPr>
+          <w:p>
+            <w:r>
+              <w:t>Expected label</w:t>
+            </w:r>
+          </w:p>
+        </w:tc>
+        <w:tc>
+          <w:tcPr>
+            <w:tcW w:type="dxa" w:w="3408"/>
+          </w:tcPr>
+          <w:p>
+            <w:r>
+              <w:t>Reason for this test</w:t>
+            </w:r>
+          </w:p>
+        </w:tc>
+      </w:tr>
+      <w:tr>
         <w:tc>
           <w:tcPr>
             <w:tcW w:type="dxa" w:w="3408"/>
@@ -849,8 +1428,67 @@
       </w:tr>
     </w:tbl>
     <w:p>
-      <w:r>
-        <w:t>These tests exercise every branch and the equality case. A change from &lt;= 12 to &lt; 12 is exposed by 12; testing 11 alone misses it. Branch coverage means every branch was exercised, but it does not prove every condition is correct.</w:t>
+      <w:pPr>
+        <w:spacing w:line="336" w:lineRule="auto" w:after="180"/>
+      </w:pPr>
+      <w:r>
+        <w:rPr>
+          <w:b w:val="0"/>
+        </w:rPr>
+        <w:t xml:space="preserve">These tests exercise every </w:t>
+      </w:r>
+      <w:r>
+        <w:rPr>
+          <w:b/>
+        </w:rPr>
+        <w:t>branch</w:t>
+      </w:r>
+      <w:r>
+        <w:rPr>
+          <w:b w:val="0"/>
+        </w:rPr>
+        <w:t xml:space="preserve"> and the equality case. A change from &lt;= 12 to &lt; 12 is exposed by 12; testing 11 alone misses it.</w:t>
+      </w:r>
+    </w:p>
+    <w:p>
+      <w:pPr>
+        <w:spacing w:line="336" w:lineRule="auto" w:after="180"/>
+      </w:pPr>
+      <w:r>
+        <w:rPr>
+          <w:b/>
+        </w:rPr>
+        <w:t>Branch</w:t>
+      </w:r>
+      <w:r>
+        <w:rPr>
+          <w:b w:val="0"/>
+        </w:rPr>
+        <w:t xml:space="preserve"> coverage means every </w:t>
+      </w:r>
+      <w:r>
+        <w:rPr>
+          <w:b/>
+        </w:rPr>
+        <w:t>branch</w:t>
+      </w:r>
+      <w:r>
+        <w:rPr>
+          <w:b w:val="0"/>
+        </w:rPr>
+        <w:t xml:space="preserve"> was exercised, but it does not prove every </w:t>
+      </w:r>
+      <w:r>
+        <w:rPr>
+          <w:b/>
+        </w:rPr>
+        <w:t>condition</w:t>
+      </w:r>
+      <w:r>
+        <w:rPr>
+          <w:b w:val="0"/>
+        </w:rPr>
+        <w:t xml:space="preserve"> is correct.</w:t>
       </w:r>
     </w:p>
     <w:p>
@@ -989,7 +1627,13 @@
       </w:tr>
     </w:tbl>
     <w:p>
-      <w:r>
+      <w:pPr>
+        <w:spacing w:line="336" w:lineRule="auto" w:after="180"/>
+      </w:pPr>
+      <w:r>
+        <w:rPr>
+          <w:b w:val="0"/>
+        </w:rPr>
         <w:t>Use the diagram and verbal explanation together. Ask learners to match a sentence to a specific visual step; do not assign learners fixed visual or auditory learning styles.</w:t>
       </w:r>
     </w:p>
@@ -1002,8 +1646,26 @@
       </w:r>
     </w:p>
     <w:p>
-      <w:r>
-        <w:t>Check invalid values before branching. A toy shelf label uses fewer than five books as "small", otherwise "large", but negative counts are invalid.</w:t>
+      <w:pPr>
+        <w:spacing w:line="336" w:lineRule="auto" w:after="180"/>
+      </w:pPr>
+      <w:r>
+        <w:rPr>
+          <w:b w:val="0"/>
+        </w:rPr>
+        <w:t xml:space="preserve">Check invalid values before </w:t>
+      </w:r>
+      <w:r>
+        <w:rPr>
+          <w:b/>
+        </w:rPr>
+        <w:t>branch</w:t>
+      </w:r>
+      <w:r>
+        <w:rPr>
+          <w:b w:val="0"/>
+        </w:rPr>
+        <w:t>ing. A toy shelf label uses fewer than five books as "small", otherwise "large", but negative counts are invalid.</w:t>
       </w:r>
     </w:p>
     <w:p>
@@ -1015,8 +1677,35 @@
       </w:r>
     </w:p>
     <w:p>
-      <w:r>
-        <w:t>Python 3: if count&lt;0: label="invalid"; elif count&lt;5: label="small"; else: label="large". Read as indented branches.</w:t>
+      <w:pPr>
+        <w:pStyle w:val="Heading3"/>
+      </w:pPr>
+      <w:r>
+        <w:t>Supplied facts</w:t>
+      </w:r>
+    </w:p>
+    <w:p>
+      <w:pPr>
+        <w:spacing w:line="336" w:lineRule="auto" w:after="180"/>
+        <w:shd w:fill="F1F6FC"/>
+      </w:pPr>
+      <w:r>
+        <w:rPr>
+          <w:b w:val="0"/>
+        </w:rPr>
+        <w:t xml:space="preserve">Python 3: if count&lt;0: label="invalid"; elif count&lt;5: label="small"; else: label="large". Read as indented </w:t>
+      </w:r>
+      <w:r>
+        <w:rPr>
+          <w:b/>
+        </w:rPr>
+        <w:t>branch</w:t>
+      </w:r>
+      <w:r>
+        <w:rPr>
+          <w:b w:val="0"/>
+        </w:rPr>
+        <w:t>es.</w:t>
       </w:r>
     </w:p>
     <w:p>
@@ -1179,21 +1868,43 @@
       </w:r>
     </w:p>
     <w:p>
-      <w:r>
-        <w:t>An if/elif/else chain selects the first matching branch. Putting invalid handling first prevents a negative count from being mislabelled as a small valid collection.</w:t>
+      <w:pPr>
+        <w:pStyle w:val="Heading3"/>
+      </w:pPr>
+      <w:r>
+        <w:t>Why the result follows</w:t>
       </w:r>
     </w:p>
     <w:p>
       <w:pPr>
-        <w:pStyle w:val="Heading3"/>
-      </w:pPr>
-      <w:r>
-        <w:t>What this example does not establish</w:t>
+        <w:spacing w:line="336" w:lineRule="auto" w:after="180"/>
+        <w:shd w:fill="F1F6FC"/>
+      </w:pPr>
+      <w:r>
+        <w:rPr>
+          <w:b w:val="0"/>
+        </w:rPr>
+        <w:t xml:space="preserve">An if/elif/else chain selects the first matching </w:t>
+      </w:r>
+      <w:r>
+        <w:rPr>
+          <w:b/>
+        </w:rPr>
+        <w:t>branch</w:t>
+      </w:r>
+      <w:r>
+        <w:rPr>
+          <w:b w:val="0"/>
+        </w:rPr>
+        <w:t>. Putting invalid handling first prevents a negative count from being mislabelled as a small valid collection.</w:t>
       </w:r>
     </w:p>
     <w:p>
-      <w:r>
-        <w:t>The toy procedure assumes numeric counts; validate types and define missing-value behaviour before using it in a real service.</w:t>
+      <w:pPr>
+        <w:pStyle w:val="Heading3"/>
+      </w:pPr>
+      <w:r>
+        <w:t>What this example does not establish</w:t>
       </w:r>
     </w:p>
     <w:p>
@@ -1201,43 +1912,192 @@
         <w:pStyle w:val="Heading3"/>
       </w:pPr>
       <w:r>
-        <w:t>Change one thing in the pictured case</w:t>
+        <w:t>Keep the stated limit</w:t>
       </w:r>
     </w:p>
     <w:p>
-      <w:r>
-        <w:t>Change: Remove the first negative-count branch.</w:t>
+      <w:pPr>
+        <w:spacing w:line="336" w:lineRule="auto" w:after="180"/>
+        <w:shd w:fill="FFF5E6"/>
+      </w:pPr>
+      <w:r>
+        <w:rPr>
+          <w:b w:val="0"/>
+        </w:rPr>
+        <w:t>The toy procedure assumes numeric counts; validate types and define missing-value behaviour before using it in a real service.</w:t>
       </w:r>
     </w:p>
     <w:p>
-      <w:r>
-        <w:t>Prediction: A count of -2 would incorrectly receive small.</w:t>
+      <w:pPr>
+        <w:pStyle w:val="Heading3"/>
+      </w:pPr>
+      <w:r>
+        <w:t>Change one thing in the pictured case</w:t>
       </w:r>
     </w:p>
     <w:p>
-      <w:r>
-        <w:t>Reason: Negative two is less than five, but it is not a permitted measured count.</w:t>
+      <w:pPr>
+        <w:pStyle w:val="Heading3"/>
+      </w:pPr>
+      <w:r>
+        <w:t>Change one thing</w:t>
       </w:r>
     </w:p>
     <w:p>
       <w:pPr>
-        <w:pStyle w:val="Heading3"/>
-      </w:pPr>
-      <w:r>
-        <w:t>Ask while showing the picture</w:t>
+        <w:spacing w:line="336" w:lineRule="auto" w:after="180"/>
+        <w:shd w:fill="F5F1FB"/>
+      </w:pPr>
+      <w:r>
+        <w:rPr>
+          <w:b w:val="0"/>
+        </w:rPr>
+        <w:t xml:space="preserve">Change: Remove the first negative-count </w:t>
+      </w:r>
+      <w:r>
+        <w:rPr>
+          <w:b/>
+        </w:rPr>
+        <w:t>branch</w:t>
+      </w:r>
+      <w:r>
+        <w:rPr>
+          <w:b w:val="0"/>
+        </w:rPr>
+        <w:t>.</w:t>
       </w:r>
     </w:p>
     <w:p>
-      <w:r>
-        <w:t>Cover the result. Ask learners to name the inputs and predict the next step. Uncover one step, connect the icon to the actual procedure, and explain its evidence. Then change the supplied condition and compare. The picture is a representation; it does not document execution of a real AI model.</w:t>
+      <w:pPr>
+        <w:pStyle w:val="Heading3"/>
+      </w:pPr>
+      <w:r>
+        <w:t>Predicted result</w:t>
       </w:r>
     </w:p>
     <w:p>
       <w:pPr>
+        <w:spacing w:line="336" w:lineRule="auto" w:after="180"/>
+        <w:shd w:fill="F1F6FC"/>
+      </w:pPr>
+      <w:r>
+        <w:rPr>
+          <w:b/>
+        </w:rPr>
+        <w:t>Prediction</w:t>
+      </w:r>
+      <w:r>
+        <w:rPr>
+          <w:b w:val="0"/>
+        </w:rPr>
+        <w:t>: A count of -2 would incorrectly receive small.</w:t>
+      </w:r>
+    </w:p>
+    <w:p>
+      <w:pPr>
+        <w:pStyle w:val="Heading3"/>
+      </w:pPr>
+      <w:r>
+        <w:t>Why the result follows</w:t>
+      </w:r>
+    </w:p>
+    <w:p>
+      <w:pPr>
+        <w:spacing w:line="336" w:lineRule="auto" w:after="180"/>
+        <w:shd w:fill="F1F6FC"/>
+      </w:pPr>
+      <w:r>
+        <w:rPr>
+          <w:b w:val="0"/>
+        </w:rPr>
+        <w:t>Reason: Negative two is less than five, but it is not a permitted measured count.</w:t>
+      </w:r>
+    </w:p>
+    <w:p>
+      <w:pPr>
+        <w:pStyle w:val="Heading3"/>
+      </w:pPr>
+      <w:r>
+        <w:t>Ask while showing the picture</w:t>
+      </w:r>
+    </w:p>
+    <w:p>
+      <w:pPr>
+        <w:pStyle w:val="Heading3"/>
+      </w:pPr>
+      <w:r>
+        <w:t>Ask while showing the picture · 3</w:t>
+      </w:r>
+    </w:p>
+    <w:p>
+      <w:pPr>
+        <w:spacing w:line="336" w:lineRule="auto" w:after="180"/>
+      </w:pPr>
+      <w:r>
+        <w:rPr>
+          <w:b w:val="0"/>
+        </w:rPr>
+        <w:t xml:space="preserve">Cover the result. Ask learners to name the </w:t>
+      </w:r>
+      <w:r>
+        <w:rPr>
+          <w:b/>
+        </w:rPr>
+        <w:t>input</w:t>
+      </w:r>
+      <w:r>
+        <w:rPr>
+          <w:b w:val="0"/>
+        </w:rPr>
+        <w:t xml:space="preserve">s and predict the next step. Uncover one step, connect the icon to the actual procedure, and explain its </w:t>
+      </w:r>
+      <w:r>
+        <w:rPr>
+          <w:b/>
+        </w:rPr>
+        <w:t>evidence</w:t>
+      </w:r>
+      <w:r>
+        <w:rPr>
+          <w:b w:val="0"/>
+        </w:rPr>
+        <w:t xml:space="preserve">. Then change the supplied </w:t>
+      </w:r>
+      <w:r>
+        <w:rPr>
+          <w:b/>
+        </w:rPr>
+        <w:t>condition</w:t>
+      </w:r>
+      <w:r>
+        <w:rPr>
+          <w:b w:val="0"/>
+        </w:rPr>
+        <w:t xml:space="preserve"> and compare.</w:t>
+      </w:r>
+    </w:p>
+    <w:p>
+      <w:pPr>
+        <w:spacing w:line="336" w:lineRule="auto" w:after="180"/>
+      </w:pPr>
+      <w:r>
+        <w:rPr>
+          <w:b w:val="0"/>
+        </w:rPr>
+        <w:t>The picture is a representation; it does not document execution of a real AI model.</w:t>
+      </w:r>
+    </w:p>
+    <w:p>
+      <w:pPr>
         <w:pStyle w:val="Heading1"/>
       </w:pPr>
       <w:r>
         <w:t>03. Demonstrate and guide practice</w:t>
+      </w:r>
+    </w:p>
+    <w:p>
+      <w:r>
+        <w:t>Demonstrate Branching and boundary tests, reduce support deliberately and check individual reasoning before discussing answers.</w:t>
       </w:r>
     </w:p>
     <w:tbl>
@@ -1453,36 +2313,112 @@
       </w:tr>
     </w:tbl>
     <w:p>
-      <w:r>
-        <w:t>Use the worked example in Sections 3 and 6. Collect a prediction before revealing its result; ask the learner to point to each intermediate fact.</w:t>
+      <w:pPr>
+        <w:spacing w:line="336" w:lineRule="auto" w:after="180"/>
+      </w:pPr>
+      <w:r>
+        <w:rPr>
+          <w:b w:val="0"/>
+        </w:rPr>
+        <w:t xml:space="preserve">Use the worked example in Sections 3 and 6. Collect a </w:t>
+      </w:r>
+      <w:r>
+        <w:rPr>
+          <w:b/>
+        </w:rPr>
+        <w:t>prediction</w:t>
+      </w:r>
+      <w:r>
+        <w:rPr>
+          <w:b w:val="0"/>
+        </w:rPr>
+        <w:t xml:space="preserve"> before revealing its result; ask the learner to point to each intermediate fact.</w:t>
       </w:r>
     </w:p>
     <w:p>
-      <w:r>
-        <w:t>Provide movable branch cards and align the four-space blocks on a ruled page. Permit an oral trace alongside the script and record help. Extension: swap the zero and &lt;= 6 checks and find the smallest nonnegative counterexample.</w:t>
+      <w:pPr>
+        <w:spacing w:line="336" w:lineRule="auto" w:after="180"/>
+      </w:pPr>
+      <w:r>
+        <w:rPr>
+          <w:b w:val="0"/>
+        </w:rPr>
+        <w:t xml:space="preserve">Provide movable </w:t>
+      </w:r>
+      <w:r>
+        <w:rPr>
+          <w:b/>
+        </w:rPr>
+        <w:t>branch</w:t>
+      </w:r>
+      <w:r>
+        <w:rPr>
+          <w:b w:val="0"/>
+        </w:rPr>
+        <w:t xml:space="preserve"> cards and align the four-space blocks on a ruled page. Permit an oral trace alongside the script and record help.</w:t>
       </w:r>
     </w:p>
     <w:p>
       <w:pPr>
-        <w:pStyle w:val="Heading3"/>
-      </w:pPr>
-      <w:r>
-        <w:t>Reduce help deliberately</w:t>
+        <w:spacing w:line="336" w:lineRule="auto" w:after="180"/>
+      </w:pPr>
+      <w:r>
+        <w:rPr>
+          <w:b w:val="0"/>
+        </w:rPr>
+        <w:t>Extension: swap the zero and &lt;= 6 checks and find the smallest nonnegative counterexample.</w:t>
       </w:r>
     </w:p>
     <w:p>
-      <w:r>
-        <w:t>Completion task: For -1, 12 and 13, record checked conditions, skipped conditions and the final label. Run each as a fresh script after predicting.</w:t>
+      <w:pPr>
+        <w:pStyle w:val="Heading3"/>
+      </w:pPr>
+      <w:r>
+        <w:t>Reduce help deliberately</w:t>
       </w:r>
     </w:p>
     <w:p>
-      <w:r>
-        <w:t>Teacher check: -1: first True, second skipped, Invalid. 12: first False, second True, Short. 13: both False, else selected, Long. Retain observed results separately.</w:t>
+      <w:pPr>
+        <w:pStyle w:val="Heading3"/>
+      </w:pPr>
+      <w:r>
+        <w:t>Completion practice</w:t>
       </w:r>
     </w:p>
     <w:p>
-      <w:r>
-        <w:t>Start by identifying the given inputs together. Leave the intermediate steps blank. If needed, model one step, then withdraw that help on the next step. Move to a full trace only when the partial trace is understood. For partners, alternate explainer and checker; collect a response from every learner before discussion.</w:t>
+      <w:pPr>
+        <w:spacing w:line="336" w:lineRule="auto" w:after="180"/>
+        <w:shd w:fill="F5F1FB"/>
+      </w:pPr>
+      <w:r>
+        <w:rPr>
+          <w:b w:val="0"/>
+        </w:rPr>
+        <w:t xml:space="preserve">Completion task: For -1, 12 and 13, record checked </w:t>
+      </w:r>
+      <w:r>
+        <w:rPr>
+          <w:b/>
+        </w:rPr>
+        <w:t>condition</w:t>
+      </w:r>
+      <w:r>
+        <w:rPr>
+          <w:b w:val="0"/>
+        </w:rPr>
+        <w:t xml:space="preserve">s, skipped </w:t>
+      </w:r>
+      <w:r>
+        <w:rPr>
+          <w:b/>
+        </w:rPr>
+        <w:t>condition</w:t>
+      </w:r>
+      <w:r>
+        <w:rPr>
+          <w:b w:val="0"/>
+        </w:rPr>
+        <w:t>s and the final label. Run each as a fresh script after predicting.</w:t>
       </w:r>
     </w:p>
     <w:p>
@@ -1490,22 +2426,53 @@
         <w:pStyle w:val="Heading3"/>
       </w:pPr>
       <w:r>
-        <w:t>Individual reasoning check</w:t>
+        <w:t>Reasoning to listen for</w:t>
       </w:r>
     </w:p>
     <w:p>
-      <w:r>
-        <w:t>Use the worked case for Branching and boundary tests. Proposed explanation: “Every condition in the chain always runs”. Decide whether this explanation is supported. Point to the step or supplied fact that decides; explain your repair if needed.</w:t>
+      <w:pPr>
+        <w:spacing w:line="336" w:lineRule="auto" w:after="180"/>
+        <w:shd w:fill="F1F6FC"/>
+      </w:pPr>
+      <w:r>
+        <w:rPr>
+          <w:b w:val="0"/>
+        </w:rPr>
+        <w:t>Teacher check: -1: first True, second skipped, Invalid. 12: first False, second True, Short. 13: both False, else selected, Long. Retain observed results separately.</w:t>
       </w:r>
     </w:p>
     <w:p>
-      <w:r>
-        <w:t>Expected correction: Once one condition succeeds, later alternatives are skipped.</w:t>
+      <w:pPr>
+        <w:spacing w:line="336" w:lineRule="auto" w:after="180"/>
+      </w:pPr>
+      <w:r>
+        <w:rPr>
+          <w:b w:val="0"/>
+        </w:rPr>
+        <w:t xml:space="preserve">Start by identifying the given </w:t>
+      </w:r>
+      <w:r>
+        <w:rPr>
+          <w:b/>
+        </w:rPr>
+        <w:t>input</w:t>
+      </w:r>
+      <w:r>
+        <w:rPr>
+          <w:b w:val="0"/>
+        </w:rPr>
+        <w:t>s together. Leave the intermediate steps blank. If needed, model one step, then withdraw that help on the next step. Move to a full trace only when the partial trace is understood.</w:t>
       </w:r>
     </w:p>
     <w:p>
-      <w:r>
-        <w:t>Collect explanations, not only yes/no votes. If a misunderstanding is common, re-model the relevant step for the class. If it affects a few learners, give a short targeted group explanation while others solve a more demanding variation.</w:t>
+      <w:pPr>
+        <w:spacing w:line="336" w:lineRule="auto" w:after="180"/>
+      </w:pPr>
+      <w:r>
+        <w:rPr>
+          <w:b w:val="0"/>
+        </w:rPr>
+        <w:t>For partners, alternate explainer and checker; collect a response from every learner before discussion.</w:t>
       </w:r>
     </w:p>
     <w:p>
@@ -1513,68 +2480,421 @@
         <w:pStyle w:val="Heading3"/>
       </w:pPr>
       <w:r>
-        <w:t>Pictorial practice question</w:t>
+        <w:t>Individual reasoning check</w:t>
       </w:r>
     </w:p>
     <w:p>
-      <w:r>
-        <w:t>Trace -2, 4 and 5 through the branches. Explain why the negative check comes first and what label -2 gets if it is removed.</w:t>
+      <w:pPr>
+        <w:spacing w:line="336" w:lineRule="auto" w:after="180"/>
+      </w:pPr>
+      <w:r>
+        <w:rPr>
+          <w:b w:val="0"/>
+        </w:rPr>
+        <w:t xml:space="preserve">Use the worked case for </w:t>
+      </w:r>
+      <w:r>
+        <w:rPr>
+          <w:b/>
+        </w:rPr>
+        <w:t>Branch</w:t>
+      </w:r>
+      <w:r>
+        <w:rPr>
+          <w:b w:val="0"/>
+        </w:rPr>
+        <w:t xml:space="preserve">ing and </w:t>
+      </w:r>
+      <w:r>
+        <w:rPr>
+          <w:b/>
+        </w:rPr>
+        <w:t>boundary</w:t>
+      </w:r>
+      <w:r>
+        <w:rPr>
+          <w:b w:val="0"/>
+        </w:rPr>
+        <w:t xml:space="preserve"> tests. Proposed explanation: “Every </w:t>
+      </w:r>
+      <w:r>
+        <w:rPr>
+          <w:b/>
+        </w:rPr>
+        <w:t>condition</w:t>
+      </w:r>
+      <w:r>
+        <w:rPr>
+          <w:b w:val="0"/>
+        </w:rPr>
+        <w:t xml:space="preserve"> in the chain always runs”. Decide whether this explanation is supported.</w:t>
       </w:r>
     </w:p>
     <w:p>
       <w:pPr>
-        <w:pStyle w:val="Heading3"/>
-      </w:pPr>
-      <w:r>
-        <w:t>Reasoned teacher answer</w:t>
+        <w:spacing w:line="336" w:lineRule="auto" w:after="180"/>
+      </w:pPr>
+      <w:r>
+        <w:rPr>
+          <w:b w:val="0"/>
+        </w:rPr>
+        <w:t>Point to the step or supplied fact that decides; explain your repair if needed.</w:t>
       </w:r>
     </w:p>
     <w:p>
-      <w:r>
-        <w:t>The labels are invalid, small and large. The first branch stops negative inputs before the small rule. Without it, -2&lt;5 produces small and breaks the input contract.</w:t>
+      <w:pPr>
+        <w:pStyle w:val="Heading3"/>
+      </w:pPr>
+      <w:r>
+        <w:t>Expected repair</w:t>
       </w:r>
     </w:p>
     <w:p>
-      <w:r>
-        <w:t>Changed-case reasoning: A count of -2 would incorrectly receive small. Negative two is less than five, but it is not a permitted measured count.</w:t>
+      <w:pPr>
+        <w:spacing w:line="336" w:lineRule="auto" w:after="180"/>
+        <w:shd w:fill="F1F6FC"/>
+      </w:pPr>
+      <w:r>
+        <w:rPr>
+          <w:b w:val="0"/>
+        </w:rPr>
+        <w:t xml:space="preserve">Expected correction: Once one </w:t>
+      </w:r>
+      <w:r>
+        <w:rPr>
+          <w:b/>
+        </w:rPr>
+        <w:t>condition</w:t>
+      </w:r>
+      <w:r>
+        <w:rPr>
+          <w:b w:val="0"/>
+        </w:rPr>
+        <w:t xml:space="preserve"> succeeds, later alternatives are skipped.</w:t>
       </w:r>
     </w:p>
     <w:p>
-      <w:r>
-        <w:t>Collect each learner’s explanation before discussion. Use the first missing connection between input, deciding step and result to choose support. This question is worked-case practice, not fresh mastery evidence.</w:t>
+      <w:pPr>
+        <w:spacing w:line="336" w:lineRule="auto" w:after="180"/>
+      </w:pPr>
+      <w:r>
+        <w:rPr>
+          <w:b w:val="0"/>
+        </w:rPr>
+        <w:t>Collect explanations, not only yes/no votes. If a misunderstanding is common, re-model the relevant step for the class.</w:t>
       </w:r>
     </w:p>
     <w:p>
       <w:pPr>
-        <w:pStyle w:val="Heading1"/>
-      </w:pPr>
-      <w:r>
-        <w:t>04. Run the investigation and diagnose misconceptions</w:t>
+        <w:spacing w:line="336" w:lineRule="auto" w:after="180"/>
+      </w:pPr>
+      <w:r>
+        <w:rPr>
+          <w:b w:val="0"/>
+        </w:rPr>
+        <w:t>If it affects a few learners, give a short targeted group explanation while others solve a more demanding variation.</w:t>
       </w:r>
     </w:p>
     <w:p>
-      <w:r>
-        <w:t>Every condition in the chain always runs: Once one condition succeeds, later alternatives are skipped.</w:t>
+      <w:pPr>
+        <w:pStyle w:val="Heading3"/>
+      </w:pPr>
+      <w:r>
+        <w:t>Pictorial practice question</w:t>
       </w:r>
     </w:p>
     <w:p>
-      <w:r>
-        <w:t>Two if statements behave like if then elif: Independent if statements can both run and overwrite a result.</w:t>
+      <w:pPr>
+        <w:spacing w:line="336" w:lineRule="auto" w:after="180"/>
+      </w:pPr>
+      <w:r>
+        <w:rPr>
+          <w:b w:val="0"/>
+        </w:rPr>
+        <w:t xml:space="preserve">Trace -2, 4 and 5 through the </w:t>
+      </w:r>
+      <w:r>
+        <w:rPr>
+          <w:b/>
+        </w:rPr>
+        <w:t>branch</w:t>
+      </w:r>
+      <w:r>
+        <w:rPr>
+          <w:b w:val="0"/>
+        </w:rPr>
+        <w:t>es. Explain why the negative check comes first and what label -2 gets if it is removed.</w:t>
       </w:r>
     </w:p>
     <w:p>
-      <w:r>
-        <w:t>Indentation is cosmetic: Leading spaces define the branch body.</w:t>
+      <w:pPr>
+        <w:pStyle w:val="Heading3"/>
+      </w:pPr>
+      <w:r>
+        <w:t>Reasoned teacher answer</w:t>
       </w:r>
     </w:p>
     <w:p>
-      <w:r>
-        <w:t>Every branch tested means every input correct: A missing equality case can hide a wrong comparison.</w:t>
+      <w:pPr>
+        <w:spacing w:line="336" w:lineRule="auto" w:after="180"/>
+      </w:pPr>
+      <w:r>
+        <w:rPr>
+          <w:b w:val="0"/>
+        </w:rPr>
+        <w:t xml:space="preserve">The labels are invalid, small and large. The first </w:t>
+      </w:r>
+      <w:r>
+        <w:rPr>
+          <w:b/>
+        </w:rPr>
+        <w:t>branch</w:t>
+      </w:r>
+      <w:r>
+        <w:rPr>
+          <w:b w:val="0"/>
+        </w:rPr>
+        <w:t xml:space="preserve"> stops negative </w:t>
+      </w:r>
+      <w:r>
+        <w:rPr>
+          <w:b/>
+        </w:rPr>
+        <w:t>input</w:t>
+      </w:r>
+      <w:r>
+        <w:rPr>
+          <w:b w:val="0"/>
+        </w:rPr>
+        <w:t xml:space="preserve">s before the small rule. Without it, -2&lt;5 produces small and breaks the </w:t>
+      </w:r>
+      <w:r>
+        <w:rPr>
+          <w:b/>
+        </w:rPr>
+        <w:t>input</w:t>
+      </w:r>
+      <w:r>
+        <w:rPr>
+          <w:b w:val="0"/>
+        </w:rPr>
+        <w:t xml:space="preserve"> contract.</w:t>
       </w:r>
     </w:p>
     <w:p>
-      <w:r>
-        <w:t>Use Section 9 for the evidence ledger. Add a boundary or missing-input case and record the expected response before checking. More successful repeats of one case do not establish wider coverage.</w:t>
+      <w:pPr>
+        <w:spacing w:line="336" w:lineRule="auto" w:after="180"/>
+      </w:pPr>
+      <w:r>
+        <w:rPr>
+          <w:b w:val="0"/>
+        </w:rPr>
+        <w:t>Changed-case reasoning: A count of -2 would incorrectly receive small. Negative two is less than five, but it is not a permitted measured count.</w:t>
+      </w:r>
+    </w:p>
+    <w:p>
+      <w:pPr>
+        <w:spacing w:line="336" w:lineRule="auto" w:after="180"/>
+      </w:pPr>
+      <w:r>
+        <w:rPr>
+          <w:b w:val="0"/>
+        </w:rPr>
+        <w:t xml:space="preserve">Collect each learner’s explanation before discussion. Use the first missing connection between </w:t>
+      </w:r>
+      <w:r>
+        <w:rPr>
+          <w:b/>
+        </w:rPr>
+        <w:t>input</w:t>
+      </w:r>
+      <w:r>
+        <w:rPr>
+          <w:b w:val="0"/>
+        </w:rPr>
+        <w:t xml:space="preserve">, deciding step and result to choose support. This question is worked-case practice, not fresh mastery </w:t>
+      </w:r>
+      <w:r>
+        <w:rPr>
+          <w:b/>
+        </w:rPr>
+        <w:t>evidence</w:t>
+      </w:r>
+      <w:r>
+        <w:rPr>
+          <w:b w:val="0"/>
+        </w:rPr>
+        <w:t>.</w:t>
+      </w:r>
+    </w:p>
+    <w:p>
+      <w:pPr>
+        <w:pStyle w:val="Heading1"/>
+      </w:pPr>
+      <w:r>
+        <w:t>04. Run the investigation and diagnose misconceptions</w:t>
+      </w:r>
+    </w:p>
+    <w:p>
+      <w:r>
+        <w:t>Run the Branching and boundary tests investigation and use the first unsupported step to choose a teaching response.</w:t>
+      </w:r>
+    </w:p>
+    <w:p>
+      <w:pPr>
+        <w:spacing w:line="336" w:lineRule="auto" w:after="180"/>
+      </w:pPr>
+      <w:r>
+        <w:rPr>
+          <w:b w:val="0"/>
+        </w:rPr>
+        <w:t xml:space="preserve">Every </w:t>
+      </w:r>
+      <w:r>
+        <w:rPr>
+          <w:b/>
+        </w:rPr>
+        <w:t>condition</w:t>
+      </w:r>
+      <w:r>
+        <w:rPr>
+          <w:b w:val="0"/>
+        </w:rPr>
+        <w:t xml:space="preserve"> in the chain always runs: Once one </w:t>
+      </w:r>
+      <w:r>
+        <w:rPr>
+          <w:b/>
+        </w:rPr>
+        <w:t>condition</w:t>
+      </w:r>
+      <w:r>
+        <w:rPr>
+          <w:b w:val="0"/>
+        </w:rPr>
+        <w:t xml:space="preserve"> succeeds, later alternatives are skipped.</w:t>
+      </w:r>
+    </w:p>
+    <w:p>
+      <w:pPr>
+        <w:spacing w:line="336" w:lineRule="auto" w:after="180"/>
+      </w:pPr>
+      <w:r>
+        <w:rPr>
+          <w:b w:val="0"/>
+        </w:rPr>
+        <w:t>Two if statements behave like if then elif: Independent if statements can both run and overwrite a result.</w:t>
+      </w:r>
+    </w:p>
+    <w:p>
+      <w:pPr>
+        <w:spacing w:line="336" w:lineRule="auto" w:after="180"/>
+      </w:pPr>
+      <w:r>
+        <w:rPr>
+          <w:b/>
+        </w:rPr>
+        <w:t>Indentation</w:t>
+      </w:r>
+      <w:r>
+        <w:rPr>
+          <w:b w:val="0"/>
+        </w:rPr>
+        <w:t xml:space="preserve"> is cosmetic: Leading spaces define the </w:t>
+      </w:r>
+      <w:r>
+        <w:rPr>
+          <w:b/>
+        </w:rPr>
+        <w:t>branch</w:t>
+      </w:r>
+      <w:r>
+        <w:rPr>
+          <w:b w:val="0"/>
+        </w:rPr>
+        <w:t xml:space="preserve"> body.</w:t>
+      </w:r>
+    </w:p>
+    <w:p>
+      <w:pPr>
+        <w:spacing w:line="336" w:lineRule="auto" w:after="180"/>
+      </w:pPr>
+      <w:r>
+        <w:rPr>
+          <w:b w:val="0"/>
+        </w:rPr>
+        <w:t xml:space="preserve">Every </w:t>
+      </w:r>
+      <w:r>
+        <w:rPr>
+          <w:b/>
+        </w:rPr>
+        <w:t>branch</w:t>
+      </w:r>
+      <w:r>
+        <w:rPr>
+          <w:b w:val="0"/>
+        </w:rPr>
+        <w:t xml:space="preserve"> tested means every </w:t>
+      </w:r>
+      <w:r>
+        <w:rPr>
+          <w:b/>
+        </w:rPr>
+        <w:t>input</w:t>
+      </w:r>
+      <w:r>
+        <w:rPr>
+          <w:b w:val="0"/>
+        </w:rPr>
+        <w:t xml:space="preserve"> correct: A missing equality case can hide a wrong comparison.</w:t>
+      </w:r>
+    </w:p>
+    <w:p>
+      <w:pPr>
+        <w:spacing w:line="336" w:lineRule="auto" w:after="180"/>
+      </w:pPr>
+      <w:r>
+        <w:rPr>
+          <w:b w:val="0"/>
+        </w:rPr>
+        <w:t xml:space="preserve">Use Section 9 for the </w:t>
+      </w:r>
+      <w:r>
+        <w:rPr>
+          <w:b/>
+        </w:rPr>
+        <w:t>evidence</w:t>
+      </w:r>
+      <w:r>
+        <w:rPr>
+          <w:b w:val="0"/>
+        </w:rPr>
+        <w:t xml:space="preserve"> ledger. Add a </w:t>
+      </w:r>
+      <w:r>
+        <w:rPr>
+          <w:b/>
+        </w:rPr>
+        <w:t>boundary</w:t>
+      </w:r>
+      <w:r>
+        <w:rPr>
+          <w:b w:val="0"/>
+        </w:rPr>
+        <w:t xml:space="preserve"> or missing-</w:t>
+      </w:r>
+      <w:r>
+        <w:rPr>
+          <w:b/>
+        </w:rPr>
+        <w:t>input</w:t>
+      </w:r>
+      <w:r>
+        <w:rPr>
+          <w:b w:val="0"/>
+        </w:rPr>
+        <w:t xml:space="preserve"> case and record the expected response before checking. More successful repeats of one case do not establish wider coverage.</w:t>
       </w:r>
     </w:p>
     <w:p>
@@ -1732,29 +3052,50 @@
       </w:tr>
     </w:tbl>
     <w:p>
-      <w:r>
-        <w:t>Offer an oral explanation, drawing, enlarged visual or fewer examples when that removes a reading/writing barrier. Keep the same reasoning goal. Stretch secure learners by changing a boundary or assumption and asking them to defend the effect, not simply by assigning more of the same questions.</w:t>
+      <w:pPr>
+        <w:spacing w:line="336" w:lineRule="auto" w:after="180"/>
+      </w:pPr>
+      <w:r>
+        <w:rPr>
+          <w:b w:val="0"/>
+        </w:rPr>
+        <w:t>Offer an oral explanation, drawing, enlarged visual or fewer examples when that removes a reading/writing barrier. Keep the same reasoning goal.</w:t>
       </w:r>
     </w:p>
     <w:p>
       <w:pPr>
-        <w:pStyle w:val="Heading1"/>
-      </w:pPr>
-      <w:r>
-        <w:t>05. Assess and explain the answers</w:t>
+        <w:spacing w:line="336" w:lineRule="auto" w:after="180"/>
+      </w:pPr>
+      <w:r>
+        <w:rPr>
+          <w:b w:val="0"/>
+        </w:rPr>
+        <w:t xml:space="preserve">Stretch secure learners by changing a </w:t>
+      </w:r>
+      <w:r>
+        <w:rPr>
+          <w:b/>
+        </w:rPr>
+        <w:t>boundary</w:t>
+      </w:r>
+      <w:r>
+        <w:rPr>
+          <w:b w:val="0"/>
+        </w:rPr>
+        <w:t xml:space="preserve"> or assumption and asking them to defend the effect, not simply by assigning more of the same questions.</w:t>
       </w:r>
     </w:p>
     <w:p>
       <w:pPr>
-        <w:pStyle w:val="Heading3"/>
-      </w:pPr>
-      <w:r>
-        <w:t>Guided and exit questions</w:t>
+        <w:pStyle w:val="Heading1"/>
+      </w:pPr>
+      <w:r>
+        <w:t>05. Assess and explain the answers</w:t>
       </w:r>
     </w:p>
     <w:p>
       <w:r>
-        <w:t>The faulty &lt; 12 version prints Long for 12, contrary to the inclusive Short rule. Repair to &lt;= 12 and rerun 11 or 13 as well as 12. Exit: exact 12 is missing. -1, 2 and 20 can visit all branches even when the equality comparison is wrong.</w:t>
+        <w:t>Use the Branching and boundary tests questions, teacher keys and criteria after the relevant attempts. Previously discussed cases are practice; protect the separately selected independent task.</w:t>
       </w:r>
     </w:p>
     <w:p>
@@ -1762,17 +3103,41 @@
         <w:pStyle w:val="Heading3"/>
       </w:pPr>
       <w:r>
-        <w:t>W1 Explain the chain</w:t>
+        <w:t>Guided and exit questions</w:t>
       </w:r>
     </w:p>
     <w:p>
-      <w:r>
-        <w:t>Describe the purpose of if, elif and else in the worked duration sorter. Explain why print(label) is outside the indented branches.</w:t>
+      <w:pPr>
+        <w:spacing w:line="336" w:lineRule="auto" w:after="180"/>
+      </w:pPr>
+      <w:r>
+        <w:rPr>
+          <w:b w:val="0"/>
+        </w:rPr>
+        <w:t>The faulty &lt; 12 version prints Long for 12, contrary to the inclusive Short rule. Repair to &lt;= 12 and rerun 11 or 13 as well as 12.</w:t>
       </w:r>
     </w:p>
     <w:p>
-      <w:r>
-        <w:t>if tests negative first; elif checks &lt;= 12 only after that fails; else handles the rest. Unindented print runs after any selected branch, whose assignment gives label a value.</w:t>
+      <w:pPr>
+        <w:spacing w:line="336" w:lineRule="auto" w:after="180"/>
+      </w:pPr>
+      <w:r>
+        <w:rPr>
+          <w:b w:val="0"/>
+        </w:rPr>
+        <w:t xml:space="preserve">Exit: exact 12 is missing. -1, 2 and 20 can visit all </w:t>
+      </w:r>
+      <w:r>
+        <w:rPr>
+          <w:b/>
+        </w:rPr>
+        <w:t>branch</w:t>
+      </w:r>
+      <w:r>
+        <w:rPr>
+          <w:b w:val="0"/>
+        </w:rPr>
+        <w:t>es even when the equality comparison is wrong.</w:t>
       </w:r>
     </w:p>
     <w:p>
@@ -1780,17 +3145,39 @@
         <w:pStyle w:val="Heading3"/>
       </w:pPr>
       <w:r>
-        <w:t>W2 Trace the tested path</w:t>
+        <w:t>W1 Explain the chain</w:t>
       </w:r>
     </w:p>
     <w:p>
-      <w:r>
-        <w:t>For -1, 12 and 13, record checked conditions, skipped conditions and the final label. Run each as a fresh script after predicting.</w:t>
+      <w:pPr>
+        <w:pStyle w:val="Heading3"/>
+      </w:pPr>
+      <w:r>
+        <w:t>Workbook question · W1</w:t>
       </w:r>
     </w:p>
     <w:p>
-      <w:r>
-        <w:t>-1: first True, second skipped, Invalid. 12: first False, second True, Short. 13: both False, else selected, Long. Retain observed results separately.</w:t>
+      <w:pPr>
+        <w:spacing w:line="336" w:lineRule="auto" w:after="180"/>
+        <w:shd w:fill="F5F1FB"/>
+      </w:pPr>
+      <w:r>
+        <w:rPr>
+          <w:b w:val="0"/>
+        </w:rPr>
+        <w:t xml:space="preserve">Describe the purpose of if, elif and else in the worked duration sorter. Explain why print(label) is outside the indented </w:t>
+      </w:r>
+      <w:r>
+        <w:rPr>
+          <w:b/>
+        </w:rPr>
+        <w:t>branch</w:t>
+      </w:r>
+      <w:r>
+        <w:rPr>
+          <w:b w:val="0"/>
+        </w:rPr>
+        <w:t>es.</w:t>
       </w:r>
     </w:p>
     <w:p>
@@ -1798,17 +3185,39 @@
         <w:pStyle w:val="Heading3"/>
       </w:pPr>
       <w:r>
-        <w:t>W3 Repair the overwritten result</w:t>
+        <w:t>Teacher reasoning · W1</w:t>
       </w:r>
     </w:p>
     <w:p>
-      <w:r>
-        <w:t>Trace the two-independent-if example for -1. Identify which assignment overwrites the earlier label and make the smallest repair.</w:t>
+      <w:pPr>
+        <w:spacing w:line="336" w:lineRule="auto" w:after="180"/>
+        <w:shd w:fill="F1F6FC"/>
+      </w:pPr>
+      <w:r>
+        <w:rPr>
+          <w:b w:val="0"/>
+        </w:rPr>
+        <w:t xml:space="preserve">if tests negative first; elif checks &lt;= 12 only after that fails; else handles the rest. Unindented print runs after any selected </w:t>
+      </w:r>
+      <w:r>
+        <w:rPr>
+          <w:b/>
+        </w:rPr>
+        <w:t>branch</w:t>
+      </w:r>
+      <w:r>
+        <w:rPr>
+          <w:b w:val="0"/>
+        </w:rPr>
+        <w:t>, whose assignment gives label a value.</w:t>
       </w:r>
     </w:p>
     <w:p>
-      <w:r>
-        <w:t>The first assignment sets Invalid; the second if also succeeds and changes label to Short. Replace the second if with elif. The repaired output is Invalid.</w:t>
+      <w:pPr>
+        <w:pStyle w:val="Heading3"/>
+      </w:pPr>
+      <w:r>
+        <w:t>W2 Trace the tested path</w:t>
       </w:r>
     </w:p>
     <w:p>
@@ -1816,60 +3225,358 @@
         <w:pStyle w:val="Heading3"/>
       </w:pPr>
       <w:r>
-        <w:t>W4 Build a new sorter independently</w:t>
+        <w:t>Workbook question · W2</w:t>
       </w:r>
     </w:p>
     <w:p>
-      <w:r>
-        <w:t>Use an integer tiles count. Label a negative value Invalid, zero Empty, 1 through 6 Small and values above 6 Large. Write an ordered if elif else script and predict -1, 0, 1, 6 and 7. Include one print after the chain.</w:t>
+      <w:pPr>
+        <w:spacing w:line="336" w:lineRule="auto" w:after="180"/>
+        <w:shd w:fill="F5F1FB"/>
+      </w:pPr>
+      <w:r>
+        <w:rPr>
+          <w:b w:val="0"/>
+        </w:rPr>
+        <w:t xml:space="preserve">For -1, 12 and 13, record checked </w:t>
+      </w:r>
+      <w:r>
+        <w:rPr>
+          <w:b/>
+        </w:rPr>
+        <w:t>condition</w:t>
+      </w:r>
+      <w:r>
+        <w:rPr>
+          <w:b w:val="0"/>
+        </w:rPr>
+        <w:t xml:space="preserve">s, skipped </w:t>
+      </w:r>
+      <w:r>
+        <w:rPr>
+          <w:b/>
+        </w:rPr>
+        <w:t>condition</w:t>
+      </w:r>
+      <w:r>
+        <w:rPr>
+          <w:b w:val="0"/>
+        </w:rPr>
+        <w:t>s and the final label. Run each as a fresh script after predicting.</w:t>
       </w:r>
     </w:p>
     <w:p>
-      <w:r>
-        <w:t>Use if tiles &lt; 0, elif tiles == 0, elif tiles &lt;= 6, else, assigning the respective labels and printing after the chain. Outputs Invalid, Empty, Small, Small, Large. Zero must be handled before the &lt;= 6 branch.</w:t>
+      <w:pPr>
+        <w:pStyle w:val="Heading3"/>
+      </w:pPr>
+      <w:r>
+        <w:t>Teacher reasoning · W2</w:t>
       </w:r>
     </w:p>
     <w:p>
       <w:pPr>
-        <w:pStyle w:val="Heading3"/>
-      </w:pPr>
-      <w:r>
-        <w:t>W5 Choose revealing regression tests</w:t>
+        <w:spacing w:line="336" w:lineRule="auto" w:after="180"/>
+        <w:shd w:fill="F1F6FC"/>
+      </w:pPr>
+      <w:r>
+        <w:rPr>
+          <w:b w:val="0"/>
+        </w:rPr>
+        <w:t>-1: first True, second skipped, Invalid. 12: first False, second True, Short. 13: both False, else selected, Long. Retain observed results separately.</w:t>
       </w:r>
     </w:p>
     <w:p>
-      <w:r>
-        <w:t>A repair changes the small-count condition from &lt; 6 to &lt;= 6. Name the case that exposes the original error and two different kinds of earlier cases to rerun.</w:t>
+      <w:pPr>
+        <w:pStyle w:val="Heading3"/>
+      </w:pPr>
+      <w:r>
+        <w:t>W3 Repair the overwritten result</w:t>
       </w:r>
     </w:p>
     <w:p>
-      <w:r>
-        <w:t>6 exposes the original wrong Large label. Rerun zero for Empty and a negative count for Invalid, or 7 for Large. Passing only 6 does not check earlier branches.</w:t>
+      <w:pPr>
+        <w:pStyle w:val="Heading3"/>
+      </w:pPr>
+      <w:r>
+        <w:t>Workbook question · W3</w:t>
       </w:r>
     </w:p>
     <w:p>
       <w:pPr>
-        <w:pStyle w:val="Heading3"/>
-      </w:pPr>
-      <w:r>
-        <w:t>Independent assessment and fresh retry</w:t>
+        <w:spacing w:line="336" w:lineRule="auto" w:after="180"/>
+        <w:shd w:fill="F5F1FB"/>
+      </w:pPr>
+      <w:r>
+        <w:rPr>
+          <w:b w:val="0"/>
+        </w:rPr>
+        <w:t>Trace the two-independent-if example for -1. Identify which assignment overwrites the earlier label and make the smallest repair.</w:t>
       </w:r>
     </w:p>
     <w:p>
-      <w:r>
-        <w:t>W4 must assign one correct label on all five cases and explain zero before the small branch. After support, retry a shelf-count sorter with Empty at zero, Few for 1 through 4, Many above 4 and Invalid below zero. Expected outputs at -1, 0, 4, 5 are Invalid, Empty, Few, Many.</w:t>
+      <w:pPr>
+        <w:pStyle w:val="Heading3"/>
+      </w:pPr>
+      <w:r>
+        <w:t>Teacher reasoning · W3</w:t>
       </w:r>
     </w:p>
     <w:p>
       <w:pPr>
-        <w:pStyle w:val="Heading3"/>
-      </w:pPr>
-      <w:r>
-        <w:t>Assess independent transfer</w:t>
+        <w:spacing w:line="336" w:lineRule="auto" w:after="180"/>
+        <w:shd w:fill="F1F6FC"/>
+      </w:pPr>
+      <w:r>
+        <w:rPr>
+          <w:b w:val="0"/>
+        </w:rPr>
+        <w:t xml:space="preserve">The first assignment sets Invalid; the second if also succeeds and changes label to Short. Replace the second if with elif. The repaired </w:t>
+      </w:r>
+      <w:r>
+        <w:rPr>
+          <w:b/>
+        </w:rPr>
+        <w:t>output</w:t>
+      </w:r>
+      <w:r>
+        <w:rPr>
+          <w:b w:val="0"/>
+        </w:rPr>
+        <w:t xml:space="preserve"> is Invalid.</w:t>
       </w:r>
     </w:p>
     <w:p>
-      <w:r>
+      <w:pPr>
+        <w:pStyle w:val="Heading3"/>
+      </w:pPr>
+      <w:r>
+        <w:t>W4 Build a new sorter independently</w:t>
+      </w:r>
+    </w:p>
+    <w:p>
+      <w:pPr>
+        <w:pStyle w:val="Heading3"/>
+      </w:pPr>
+      <w:r>
+        <w:t>Workbook question · W4</w:t>
+      </w:r>
+    </w:p>
+    <w:p>
+      <w:pPr>
+        <w:spacing w:line="336" w:lineRule="auto" w:after="180"/>
+        <w:shd w:fill="F5F1FB"/>
+      </w:pPr>
+      <w:r>
+        <w:rPr>
+          <w:b w:val="0"/>
+        </w:rPr>
+        <w:t>Use an integer tiles count. Label a negative value Invalid, zero Empty, 1 through 6 Small and values above 6 Large. Write an ordered if elif else script and predict -1, 0, 1, 6 and 7. Include one print after the chain.</w:t>
+      </w:r>
+    </w:p>
+    <w:p>
+      <w:pPr>
+        <w:pStyle w:val="Heading3"/>
+      </w:pPr>
+      <w:r>
+        <w:t>Teacher reasoning · W4</w:t>
+      </w:r>
+    </w:p>
+    <w:p>
+      <w:pPr>
+        <w:spacing w:line="336" w:lineRule="auto" w:after="180"/>
+        <w:shd w:fill="F1F6FC"/>
+      </w:pPr>
+      <w:r>
+        <w:rPr>
+          <w:b w:val="0"/>
+        </w:rPr>
+        <w:t xml:space="preserve">Use if tiles &lt; 0, elif tiles == 0, elif tiles &lt;= 6, else, assigning the respective labels and printing after the chain. </w:t>
+      </w:r>
+      <w:r>
+        <w:rPr>
+          <w:b/>
+        </w:rPr>
+        <w:t>Output</w:t>
+      </w:r>
+      <w:r>
+        <w:rPr>
+          <w:b w:val="0"/>
+        </w:rPr>
+        <w:t xml:space="preserve">s Invalid, Empty, Small, Small, Large. Zero must be handled before the &lt;= 6 </w:t>
+      </w:r>
+      <w:r>
+        <w:rPr>
+          <w:b/>
+        </w:rPr>
+        <w:t>branch</w:t>
+      </w:r>
+      <w:r>
+        <w:rPr>
+          <w:b w:val="0"/>
+        </w:rPr>
+        <w:t>.</w:t>
+      </w:r>
+    </w:p>
+    <w:p>
+      <w:pPr>
+        <w:pStyle w:val="Heading3"/>
+      </w:pPr>
+      <w:r>
+        <w:t>W5 Choose revealing regression tests</w:t>
+      </w:r>
+    </w:p>
+    <w:p>
+      <w:pPr>
+        <w:pStyle w:val="Heading3"/>
+      </w:pPr>
+      <w:r>
+        <w:t>Workbook question · W5</w:t>
+      </w:r>
+    </w:p>
+    <w:p>
+      <w:pPr>
+        <w:spacing w:line="336" w:lineRule="auto" w:after="180"/>
+        <w:shd w:fill="F5F1FB"/>
+      </w:pPr>
+      <w:r>
+        <w:rPr>
+          <w:b w:val="0"/>
+        </w:rPr>
+        <w:t xml:space="preserve">A repair changes the small-count </w:t>
+      </w:r>
+      <w:r>
+        <w:rPr>
+          <w:b/>
+        </w:rPr>
+        <w:t>condition</w:t>
+      </w:r>
+      <w:r>
+        <w:rPr>
+          <w:b w:val="0"/>
+        </w:rPr>
+        <w:t xml:space="preserve"> from &lt; 6 to &lt;= 6. Name the case that exposes the original error and two different kinds of earlier cases to rerun.</w:t>
+      </w:r>
+    </w:p>
+    <w:p>
+      <w:pPr>
+        <w:pStyle w:val="Heading3"/>
+      </w:pPr>
+      <w:r>
+        <w:t>Teacher reasoning · W5</w:t>
+      </w:r>
+    </w:p>
+    <w:p>
+      <w:pPr>
+        <w:spacing w:line="336" w:lineRule="auto" w:after="180"/>
+        <w:shd w:fill="F1F6FC"/>
+      </w:pPr>
+      <w:r>
+        <w:rPr>
+          <w:b w:val="0"/>
+        </w:rPr>
+        <w:t xml:space="preserve">6 exposes the original wrong Large label. Rerun zero for Empty and a negative count for Invalid, or 7 for Large. Passing only 6 does not check earlier </w:t>
+      </w:r>
+      <w:r>
+        <w:rPr>
+          <w:b/>
+        </w:rPr>
+        <w:t>branch</w:t>
+      </w:r>
+      <w:r>
+        <w:rPr>
+          <w:b w:val="0"/>
+        </w:rPr>
+        <w:t>es.</w:t>
+      </w:r>
+    </w:p>
+    <w:p>
+      <w:pPr>
+        <w:pStyle w:val="Heading3"/>
+      </w:pPr>
+      <w:r>
+        <w:t>Independent assessment and fresh retry</w:t>
+      </w:r>
+    </w:p>
+    <w:p>
+      <w:pPr>
+        <w:pStyle w:val="Heading3"/>
+      </w:pPr>
+      <w:r>
+        <w:t>Teacher key · Independent assessment and fresh retry</w:t>
+      </w:r>
+    </w:p>
+    <w:p>
+      <w:pPr>
+        <w:spacing w:line="336" w:lineRule="auto" w:after="180"/>
+        <w:shd w:fill="F1F6FC"/>
+      </w:pPr>
+      <w:r>
+        <w:rPr>
+          <w:b w:val="0"/>
+        </w:rPr>
+        <w:t xml:space="preserve">W4 must assign one correct label on all five cases and explain zero before the small </w:t>
+      </w:r>
+      <w:r>
+        <w:rPr>
+          <w:b/>
+        </w:rPr>
+        <w:t>branch</w:t>
+      </w:r>
+      <w:r>
+        <w:rPr>
+          <w:b w:val="0"/>
+        </w:rPr>
+        <w:t>. After support, retry a shelf-count sorter with Empty at zero, Few for 1 through 4, Many above 4 and Invalid below zero.</w:t>
+      </w:r>
+    </w:p>
+    <w:p>
+      <w:pPr>
+        <w:spacing w:line="336" w:lineRule="auto" w:after="180"/>
+        <w:shd w:fill="F1F6FC"/>
+      </w:pPr>
+      <w:r>
+        <w:rPr>
+          <w:b w:val="0"/>
+        </w:rPr>
+        <w:t xml:space="preserve">Expected </w:t>
+      </w:r>
+      <w:r>
+        <w:rPr>
+          <w:b/>
+        </w:rPr>
+        <w:t>output</w:t>
+      </w:r>
+      <w:r>
+        <w:rPr>
+          <w:b w:val="0"/>
+        </w:rPr>
+        <w:t>s at -1, 0, 4, 5 are Invalid, Empty, Few, Many.</w:t>
+      </w:r>
+    </w:p>
+    <w:p>
+      <w:pPr>
+        <w:pStyle w:val="Heading3"/>
+      </w:pPr>
+      <w:r>
+        <w:t>Assess independent transfer</w:t>
+      </w:r>
+    </w:p>
+    <w:p>
+      <w:pPr>
+        <w:pStyle w:val="Heading3"/>
+      </w:pPr>
+      <w:r>
+        <w:t>Independent question · withhold the key</w:t>
+      </w:r>
+    </w:p>
+    <w:p>
+      <w:pPr>
+        <w:spacing w:line="336" w:lineRule="auto" w:after="180"/>
+        <w:shd w:fill="F5F1FB"/>
+      </w:pPr>
+      <w:r>
+        <w:rPr>
+          <w:b w:val="0"/>
+        </w:rPr>
         <w:t>Selected case: Predict the action for 30, then trace 29 and -1. Explain why validity is checked before the lamp decision.</w:t>
       </w:r>
     </w:p>
@@ -1906,7 +3613,22 @@
       </w:r>
     </w:p>
     <w:p>
-      <w:r>
+      <w:pPr>
+        <w:pStyle w:val="Heading3"/>
+      </w:pPr>
+      <w:r>
+        <w:t>Teacher key · Selected case answer</w:t>
+      </w:r>
+    </w:p>
+    <w:p>
+      <w:pPr>
+        <w:spacing w:line="336" w:lineRule="auto" w:after="180"/>
+        <w:shd w:fill="F1F6FC"/>
+      </w:pPr>
+      <w:r>
+        <w:rPr>
+          <w:b w:val="0"/>
+        </w:rPr>
         <w:t>30 gives off, 29 gives on, -1 gives invalid. Checking validity first prevents an invalid negative reading from being accepted as a lamp-on decision.</w:t>
       </w:r>
     </w:p>
@@ -2013,67 +3735,292 @@
       </w:tr>
     </w:tbl>
     <w:p>
-      <w:r>
-        <w:t>Record each dimension as not yet, with support, or independent. Accept a valid alternative procedure with a defensible trace. Do not penalise an honestly recorded model failure if the learner correctly explains its evidence and limits.</w:t>
+      <w:pPr>
+        <w:pStyle w:val="Heading3"/>
+      </w:pPr>
+      <w:r>
+        <w:t>Teacher key · Selected case answer</w:t>
       </w:r>
     </w:p>
     <w:p>
       <w:pPr>
-        <w:pStyle w:val="Heading3"/>
-      </w:pPr>
-      <w:r>
-        <w:t>Feedback that the learner uses</w:t>
+        <w:spacing w:line="336" w:lineRule="auto" w:after="180"/>
+        <w:shd w:fill="F1F6FC"/>
+      </w:pPr>
+      <w:r>
+        <w:rPr>
+          <w:b w:val="0"/>
+        </w:rPr>
+        <w:t>Record each dimension as not yet, with support, or independent. Accept a valid alternative procedure with a defensible trace.</w:t>
       </w:r>
     </w:p>
     <w:p>
-      <w:r>
-        <w:t>Name the earliest unsupported step and give one action to repair it. Have the learner make that repair now and explain why. Then assess the relevant skill on a fresh, fully specified case. Confirm it was not previously practised with feedback; solve and check the new case before assigning it. A follow-up design prompt is a starting brief, not automatically an equivalent test.</w:t>
+      <w:pPr>
+        <w:spacing w:line="336" w:lineRule="auto" w:after="180"/>
+        <w:shd w:fill="F1F6FC"/>
+      </w:pPr>
+      <w:r>
+        <w:rPr>
+          <w:b w:val="0"/>
+        </w:rPr>
+        <w:t xml:space="preserve">Do not penalise an honestly recorded model failure if the learner correctly explains its </w:t>
+      </w:r>
+      <w:r>
+        <w:rPr>
+          <w:b/>
+        </w:rPr>
+        <w:t>evidence</w:t>
+      </w:r>
+      <w:r>
+        <w:rPr>
+          <w:b w:val="0"/>
+        </w:rPr>
+        <w:t xml:space="preserve"> and limits.</w:t>
       </w:r>
     </w:p>
     <w:p>
       <w:pPr>
-        <w:pStyle w:val="Heading1"/>
-      </w:pPr>
-      <w:r>
-        <w:t>06. Connect the project, support and next lesson</w:t>
+        <w:pStyle w:val="Heading3"/>
+      </w:pPr>
+      <w:r>
+        <w:t>Feedback that the learner uses</w:t>
       </w:r>
     </w:p>
     <w:p>
-      <w:r>
-        <w:t>Add a labelled branching and boundary tests evidence sheet to Python readiness portfolio. Show how you can trace the selected branch in an if elif else chain. Use the supplied fictional case and keep its inputs, intermediate steps, calculation or prediction, and limitation. Connect this record to last week’s record; a matching answer without a trace is insufficient.</w:t>
+      <w:pPr>
+        <w:spacing w:line="336" w:lineRule="auto" w:after="180"/>
+      </w:pPr>
+      <w:r>
+        <w:rPr>
+          <w:b w:val="0"/>
+        </w:rPr>
+        <w:t>Name the earliest unsupported step and give one action to repair it. Have the learner make that repair now and explain why. Then assess the relevant skill on a fresh, fully specified case.</w:t>
       </w:r>
     </w:p>
     <w:p>
-      <w:r>
-        <w:t>Provide movable branch cards and align the four-space blocks on a ruled page. Permit an oral trace alongside the script and record help. Extension: swap the zero and &lt;= 6 checks and find the smallest nonnegative counterexample.</w:t>
+      <w:pPr>
+        <w:spacing w:line="336" w:lineRule="auto" w:after="180"/>
+      </w:pPr>
+      <w:r>
+        <w:rPr>
+          <w:b w:val="0"/>
+        </w:rPr>
+        <w:t>Confirm it was not previously practised with feedback; solve and check the new case before assigning it. A follow-up design prompt is a starting brief, not automatically an equivalent test.</w:t>
       </w:r>
     </w:p>
     <w:p>
-      <w:r>
-        <w:t>Week 6 repeats a block with loops and records each change in state.</w:t>
+      <w:pPr>
+        <w:pStyle w:val="Heading1"/>
+      </w:pPr>
+      <w:r>
+        <w:t>06. Connect the project, support and next lesson</w:t>
       </w:r>
     </w:p>
     <w:p>
       <w:r>
-        <w:t>Retain the project ledger and assess a changed case after support. Check the relevant prerequisite before carrying this component forward.</w:t>
+        <w:t>Connect Branching and boundary tests to Python readiness portfolio, adapt support and plan a later changed-case check.</w:t>
       </w:r>
     </w:p>
     <w:p>
       <w:pPr>
-        <w:pStyle w:val="Heading3"/>
-      </w:pPr>
-      <w:r>
-        <w:t>Plan the delayed return</w:t>
+        <w:spacing w:line="336" w:lineRule="auto" w:after="180"/>
+      </w:pPr>
+      <w:r>
+        <w:rPr>
+          <w:b w:val="0"/>
+        </w:rPr>
+        <w:t xml:space="preserve">Add a labelled </w:t>
+      </w:r>
+      <w:r>
+        <w:rPr>
+          <w:b/>
+        </w:rPr>
+        <w:t>branch</w:t>
+      </w:r>
+      <w:r>
+        <w:rPr>
+          <w:b w:val="0"/>
+        </w:rPr>
+        <w:t xml:space="preserve">ing and </w:t>
+      </w:r>
+      <w:r>
+        <w:rPr>
+          <w:b/>
+        </w:rPr>
+        <w:t>boundary</w:t>
+      </w:r>
+      <w:r>
+        <w:rPr>
+          <w:b w:val="0"/>
+        </w:rPr>
+        <w:t xml:space="preserve"> tests </w:t>
+      </w:r>
+      <w:r>
+        <w:rPr>
+          <w:b/>
+        </w:rPr>
+        <w:t>evidence</w:t>
+      </w:r>
+      <w:r>
+        <w:rPr>
+          <w:b w:val="0"/>
+        </w:rPr>
+        <w:t xml:space="preserve"> sheet to Python readiness portfolio. Show how you can trace the selected </w:t>
+      </w:r>
+      <w:r>
+        <w:rPr>
+          <w:b/>
+        </w:rPr>
+        <w:t>branch</w:t>
+      </w:r>
+      <w:r>
+        <w:rPr>
+          <w:b w:val="0"/>
+        </w:rPr>
+        <w:t xml:space="preserve"> in an if elif else chain.</w:t>
       </w:r>
     </w:p>
     <w:p>
-      <w:r>
-        <w:t>Suggested return points in this level: python-bridge/6, python-bridge/8, python-bridge/11. Use actual classroom dates, adjusting for holidays and gaps. One, three and six teaching weeks are scheduling choices, not a claimed optimal spacing.</w:t>
+      <w:pPr>
+        <w:spacing w:line="336" w:lineRule="auto" w:after="180"/>
+      </w:pPr>
+      <w:r>
+        <w:rPr>
+          <w:b w:val="0"/>
+        </w:rPr>
+        <w:t xml:space="preserve">Use the supplied fictional case and keep its </w:t>
+      </w:r>
+      <w:r>
+        <w:rPr>
+          <w:b/>
+        </w:rPr>
+        <w:t>input</w:t>
+      </w:r>
+      <w:r>
+        <w:rPr>
+          <w:b w:val="0"/>
+        </w:rPr>
+        <w:t xml:space="preserve">s, intermediate steps, calculation or </w:t>
+      </w:r>
+      <w:r>
+        <w:rPr>
+          <w:b/>
+        </w:rPr>
+        <w:t>prediction</w:t>
+      </w:r>
+      <w:r>
+        <w:rPr>
+          <w:b w:val="0"/>
+        </w:rPr>
+        <w:t>, and limitation. Connect this record to last week’s record; a matching answer without a trace is insufficient.</w:t>
       </w:r>
     </w:p>
     <w:p>
-      <w:r>
-        <w:t>At a delayed check, ask for the idea from memory and a changed application. Compare with the earlier independent response and record support used. For a new level, revisit the previous capstone before checking the new prerequisites.</w:t>
+      <w:pPr>
+        <w:spacing w:line="336" w:lineRule="auto" w:after="180"/>
+      </w:pPr>
+      <w:r>
+        <w:rPr>
+          <w:b w:val="0"/>
+        </w:rPr>
+        <w:t xml:space="preserve">Provide movable </w:t>
+      </w:r>
+      <w:r>
+        <w:rPr>
+          <w:b/>
+        </w:rPr>
+        <w:t>branch</w:t>
+      </w:r>
+      <w:r>
+        <w:rPr>
+          <w:b w:val="0"/>
+        </w:rPr>
+        <w:t xml:space="preserve"> cards and align the four-space blocks on a ruled page. Permit an oral trace alongside the script and record help.</w:t>
+      </w:r>
+    </w:p>
+    <w:p>
+      <w:pPr>
+        <w:spacing w:line="336" w:lineRule="auto" w:after="180"/>
+      </w:pPr>
+      <w:r>
+        <w:rPr>
+          <w:b w:val="0"/>
+        </w:rPr>
+        <w:t>Extension: swap the zero and &lt;= 6 checks and find the smallest nonnegative counterexample.</w:t>
+      </w:r>
+    </w:p>
+    <w:p>
+      <w:pPr>
+        <w:spacing w:line="336" w:lineRule="auto" w:after="180"/>
+      </w:pPr>
+      <w:r>
+        <w:rPr>
+          <w:b w:val="0"/>
+        </w:rPr>
+        <w:t>Week 6 repeats a block with loops and records each change in state.</w:t>
+      </w:r>
+    </w:p>
+    <w:p>
+      <w:pPr>
+        <w:spacing w:line="336" w:lineRule="auto" w:after="180"/>
+      </w:pPr>
+      <w:r>
+        <w:rPr>
+          <w:b w:val="0"/>
+        </w:rPr>
+        <w:t>Retain the project ledger and assess a changed case after support. Check the relevant prerequisite before carrying this component forward.</w:t>
+      </w:r>
+    </w:p>
+    <w:p>
+      <w:pPr>
+        <w:pStyle w:val="Heading3"/>
+      </w:pPr>
+      <w:r>
+        <w:t>Plan the delayed return</w:t>
+      </w:r>
+    </w:p>
+    <w:p>
+      <w:pPr>
+        <w:spacing w:line="336" w:lineRule="auto" w:after="180"/>
+      </w:pPr>
+      <w:r>
+        <w:rPr>
+          <w:b w:val="0"/>
+        </w:rPr>
+        <w:t>Suggested return points in this level: python-bridge/6, python-bridge/8, python-bridge/11. Use actual classroom dates, adjusting for holidays and gaps.</w:t>
+      </w:r>
+    </w:p>
+    <w:p>
+      <w:pPr>
+        <w:spacing w:line="336" w:lineRule="auto" w:after="180"/>
+      </w:pPr>
+      <w:r>
+        <w:rPr>
+          <w:b w:val="0"/>
+        </w:rPr>
+        <w:t>One, three and six teaching weeks are scheduling choices, not a claimed optimal spacing.</w:t>
+      </w:r>
+    </w:p>
+    <w:p>
+      <w:pPr>
+        <w:spacing w:line="336" w:lineRule="auto" w:after="180"/>
+      </w:pPr>
+      <w:r>
+        <w:rPr>
+          <w:b w:val="0"/>
+        </w:rPr>
+        <w:t>At a delayed check, ask for the idea from memory and a changed application. Compare with the earlier independent response and record support used.</w:t>
+      </w:r>
+    </w:p>
+    <w:p>
+      <w:pPr>
+        <w:spacing w:line="336" w:lineRule="auto" w:after="180"/>
+      </w:pPr>
+      <w:r>
+        <w:rPr>
+          <w:b w:val="0"/>
+        </w:rPr>
+        <w:t>For a new level, revisit the previous capstone before checking the new prerequisites.</w:t>
       </w:r>
     </w:p>
     <w:tbl>
@@ -2233,8 +4180,26 @@
       </w:tr>
     </w:tbl>
     <w:p>
-      <w:r>
-        <w:t>Use the evidence to choose reteaching or the next step. A completed page, confidence rating or attractive project does not by itself demonstrate understanding.</w:t>
+      <w:pPr>
+        <w:spacing w:line="336" w:lineRule="auto" w:after="180"/>
+      </w:pPr>
+      <w:r>
+        <w:rPr>
+          <w:b w:val="0"/>
+        </w:rPr>
+        <w:t xml:space="preserve">Use the </w:t>
+      </w:r>
+      <w:r>
+        <w:rPr>
+          <w:b/>
+        </w:rPr>
+        <w:t>evidence</w:t>
+      </w:r>
+      <w:r>
+        <w:rPr>
+          <w:b w:val="0"/>
+        </w:rPr>
+        <w:t xml:space="preserve"> to choose reteaching or the next step. A completed page, confidence rating or attractive project does not by itself demonstrate understanding.</w:t>
       </w:r>
     </w:p>
     <w:p>
@@ -2246,8 +4211,38 @@
       </w:r>
     </w:p>
     <w:p>
-      <w:r>
-        <w:t>For Python readiness before the Responsible Plant Classifier, retain a trace of the values, the predicted outputs and the changed-case explanation. Use actual Python 3 results to check the prediction after reasoning first.</w:t>
+      <w:pPr>
+        <w:spacing w:line="336" w:lineRule="auto" w:after="180"/>
+      </w:pPr>
+      <w:r>
+        <w:rPr>
+          <w:b w:val="0"/>
+        </w:rPr>
+        <w:t xml:space="preserve">For Python readiness before the Responsible Plant Classifier, retain a trace of the values, the predicted </w:t>
+      </w:r>
+      <w:r>
+        <w:rPr>
+          <w:b/>
+        </w:rPr>
+        <w:t>output</w:t>
+      </w:r>
+      <w:r>
+        <w:rPr>
+          <w:b w:val="0"/>
+        </w:rPr>
+        <w:t xml:space="preserve">s and the changed-case explanation. Use actual Python 3 results to check the </w:t>
+      </w:r>
+      <w:r>
+        <w:rPr>
+          <w:b/>
+        </w:rPr>
+        <w:t>prediction</w:t>
+      </w:r>
+      <w:r>
+        <w:rPr>
+          <w:b w:val="0"/>
+        </w:rPr>
+        <w:t xml:space="preserve"> after reasoning first.</w:t>
       </w:r>
     </w:p>
     <w:p>
@@ -2260,12 +4255,62 @@
     </w:p>
     <w:p>
       <w:r>
-        <w:t>Teaching target: Trace the selected branch in an if elif else chain</w:t>
+        <w:t>Use this preparation summary alongside the detailed Branching and boundary tests lesson; it is a checklist rather than a replacement for the full sequence.</w:t>
       </w:r>
     </w:p>
     <w:p>
-      <w:r>
-        <w:t>Prepare the labelled worked-case picture, the matching workbook, fictional input cards and a place for individual responses. Check a local Python 3 environment before class; have a paper-trace version ready.</w:t>
+      <w:pPr>
+        <w:pStyle w:val="Heading3"/>
+      </w:pPr>
+      <w:r>
+        <w:t>Teaching target</w:t>
+      </w:r>
+    </w:p>
+    <w:p>
+      <w:pPr>
+        <w:spacing w:line="336" w:lineRule="auto" w:after="180"/>
+        <w:shd w:fill="EDF7F3"/>
+      </w:pPr>
+      <w:r>
+        <w:rPr>
+          <w:b w:val="0"/>
+        </w:rPr>
+        <w:t xml:space="preserve">Teaching target: Trace the selected </w:t>
+      </w:r>
+      <w:r>
+        <w:rPr>
+          <w:b/>
+        </w:rPr>
+        <w:t>branch</w:t>
+      </w:r>
+      <w:r>
+        <w:rPr>
+          <w:b w:val="0"/>
+        </w:rPr>
+        <w:t xml:space="preserve"> in an if elif else chain</w:t>
+      </w:r>
+    </w:p>
+    <w:p>
+      <w:pPr>
+        <w:spacing w:line="336" w:lineRule="auto" w:after="180"/>
+      </w:pPr>
+      <w:r>
+        <w:rPr>
+          <w:b w:val="0"/>
+        </w:rPr>
+        <w:t xml:space="preserve">Prepare the labelled worked-case picture, the matching workbook, fictional </w:t>
+      </w:r>
+      <w:r>
+        <w:rPr>
+          <w:b/>
+        </w:rPr>
+        <w:t>input</w:t>
+      </w:r>
+      <w:r>
+        <w:rPr>
+          <w:b w:val="0"/>
+        </w:rPr>
+        <w:t xml:space="preserve"> cards and a place for individual responses. Check a local Python 3 environment before class; have a paper-trace version ready.</w:t>
       </w:r>
     </w:p>
     <w:tbl>
@@ -2412,37 +4457,255 @@
       </w:tr>
     </w:tbl>
     <w:p>
-      <w:r>
-        <w:t>Before class, solve the supported practice: For -1, 12 and 13, record checked conditions, skipped conditions and the final label. Run each as a fresh script after predicting.</w:t>
+      <w:pPr>
+        <w:spacing w:line="336" w:lineRule="auto" w:after="180"/>
+      </w:pPr>
+      <w:r>
+        <w:rPr>
+          <w:b w:val="0"/>
+        </w:rPr>
+        <w:t xml:space="preserve">Before class, solve the supported practice: For -1, 12 and 13, record checked </w:t>
+      </w:r>
+      <w:r>
+        <w:rPr>
+          <w:b/>
+        </w:rPr>
+        <w:t>condition</w:t>
+      </w:r>
+      <w:r>
+        <w:rPr>
+          <w:b w:val="0"/>
+        </w:rPr>
+        <w:t xml:space="preserve">s, skipped </w:t>
+      </w:r>
+      <w:r>
+        <w:rPr>
+          <w:b/>
+        </w:rPr>
+        <w:t>condition</w:t>
+      </w:r>
+      <w:r>
+        <w:rPr>
+          <w:b w:val="0"/>
+        </w:rPr>
+        <w:t>s and the final label. Run each as a fresh script after predicting.</w:t>
       </w:r>
     </w:p>
     <w:p>
-      <w:r>
-        <w:t>Reasoned practice answer: -1: first True, second skipped, Invalid. 12: first False, second True, Short. 13: both False, else selected, Long. Retain observed results separately.</w:t>
+      <w:pPr>
+        <w:pStyle w:val="Heading3"/>
+      </w:pPr>
+      <w:r>
+        <w:t>Supported practice answer</w:t>
       </w:r>
     </w:p>
     <w:p>
-      <w:r>
-        <w:t>Check every learner before discussion: Use the worked case for Branching and boundary tests. Proposed explanation: “Every condition in the chain always runs”. Decide whether this explanation is supported. Point to the step or supplied fact that decides; explain your repair if needed.</w:t>
+      <w:pPr>
+        <w:spacing w:line="336" w:lineRule="auto" w:after="180"/>
+        <w:shd w:fill="F1F6FC"/>
+      </w:pPr>
+      <w:r>
+        <w:rPr>
+          <w:b w:val="0"/>
+        </w:rPr>
+        <w:t>Reasoned practice answer: -1: first True, second skipped, Invalid. 12: first False, second True, Short. 13: both False, else selected, Long. Retain observed results separately.</w:t>
       </w:r>
     </w:p>
     <w:p>
-      <w:r>
-        <w:t>Misconception repair: Once one condition succeeds, later alternatives are skipped.</w:t>
+      <w:pPr>
+        <w:spacing w:line="336" w:lineRule="auto" w:after="180"/>
+      </w:pPr>
+      <w:r>
+        <w:rPr>
+          <w:b w:val="0"/>
+        </w:rPr>
+        <w:t xml:space="preserve">Check every learner before discussion: Use the worked case for </w:t>
+      </w:r>
+      <w:r>
+        <w:rPr>
+          <w:b/>
+        </w:rPr>
+        <w:t>Branch</w:t>
+      </w:r>
+      <w:r>
+        <w:rPr>
+          <w:b w:val="0"/>
+        </w:rPr>
+        <w:t xml:space="preserve">ing and </w:t>
+      </w:r>
+      <w:r>
+        <w:rPr>
+          <w:b/>
+        </w:rPr>
+        <w:t>boundary</w:t>
+      </w:r>
+      <w:r>
+        <w:rPr>
+          <w:b w:val="0"/>
+        </w:rPr>
+        <w:t xml:space="preserve"> tests. Proposed explanation: “Every </w:t>
+      </w:r>
+      <w:r>
+        <w:rPr>
+          <w:b/>
+        </w:rPr>
+        <w:t>condition</w:t>
+      </w:r>
+      <w:r>
+        <w:rPr>
+          <w:b w:val="0"/>
+        </w:rPr>
+        <w:t xml:space="preserve"> in the chain always runs”. Decide whether this explanation is supported.</w:t>
       </w:r>
     </w:p>
     <w:p>
-      <w:r>
-        <w:t>Support: read the exact case aloud, enlarge the labelled picture, supply input cards and model only the first deciding step. Accept a spoken explanation or drawing; retain the reasoning goal.</w:t>
+      <w:pPr>
+        <w:spacing w:line="336" w:lineRule="auto" w:after="180"/>
+      </w:pPr>
+      <w:r>
+        <w:rPr>
+          <w:b w:val="0"/>
+        </w:rPr>
+        <w:t>Point to the step or supplied fact that decides; explain your repair if needed.</w:t>
       </w:r>
     </w:p>
     <w:p>
-      <w:r>
-        <w:t>Extension: Remove the first negative-count branch. Require a prediction and a reason before comparing. Expected result: A count of -2 would incorrectly receive small. Reason: Negative two is less than five, but it is not a permitted measured count.</w:t>
+      <w:pPr>
+        <w:pStyle w:val="Heading3"/>
+      </w:pPr>
+      <w:r>
+        <w:t>Repair the misconception</w:t>
       </w:r>
     </w:p>
     <w:p>
-      <w:r>
+      <w:pPr>
+        <w:spacing w:line="336" w:lineRule="auto" w:after="180"/>
+        <w:shd w:fill="FFF5E6"/>
+      </w:pPr>
+      <w:r>
+        <w:rPr>
+          <w:b w:val="0"/>
+        </w:rPr>
+        <w:t xml:space="preserve">Misconception repair: Once one </w:t>
+      </w:r>
+      <w:r>
+        <w:rPr>
+          <w:b/>
+        </w:rPr>
+        <w:t>condition</w:t>
+      </w:r>
+      <w:r>
+        <w:rPr>
+          <w:b w:val="0"/>
+        </w:rPr>
+        <w:t xml:space="preserve"> succeeds, later alternatives are skipped.</w:t>
+      </w:r>
+    </w:p>
+    <w:p>
+      <w:pPr>
+        <w:pStyle w:val="Heading3"/>
+      </w:pPr>
+      <w:r>
+        <w:t>Support without giving away the answer</w:t>
+      </w:r>
+    </w:p>
+    <w:p>
+      <w:pPr>
+        <w:spacing w:line="336" w:lineRule="auto" w:after="180"/>
+        <w:shd w:fill="F1F6F8"/>
+      </w:pPr>
+      <w:r>
+        <w:rPr>
+          <w:b w:val="0"/>
+        </w:rPr>
+        <w:t xml:space="preserve">Support: read the exact case aloud, enlarge the labelled picture, supply </w:t>
+      </w:r>
+      <w:r>
+        <w:rPr>
+          <w:b/>
+        </w:rPr>
+        <w:t>input</w:t>
+      </w:r>
+      <w:r>
+        <w:rPr>
+          <w:b w:val="0"/>
+        </w:rPr>
+        <w:t xml:space="preserve"> cards and model only the first deciding step. Accept a spoken explanation or drawing; retain the reasoning goal.</w:t>
+      </w:r>
+    </w:p>
+    <w:p>
+      <w:pPr>
+        <w:pStyle w:val="Heading3"/>
+      </w:pPr>
+      <w:r>
+        <w:t>Extend the reasoning</w:t>
+      </w:r>
+    </w:p>
+    <w:p>
+      <w:pPr>
+        <w:spacing w:line="336" w:lineRule="auto" w:after="180"/>
+        <w:shd w:fill="F5F1FB"/>
+      </w:pPr>
+      <w:r>
+        <w:rPr>
+          <w:b w:val="0"/>
+        </w:rPr>
+        <w:t xml:space="preserve">Extension: Remove the first negative-count </w:t>
+      </w:r>
+      <w:r>
+        <w:rPr>
+          <w:b/>
+        </w:rPr>
+        <w:t>branch</w:t>
+      </w:r>
+      <w:r>
+        <w:rPr>
+          <w:b w:val="0"/>
+        </w:rPr>
+        <w:t xml:space="preserve">. Require a </w:t>
+      </w:r>
+      <w:r>
+        <w:rPr>
+          <w:b/>
+        </w:rPr>
+        <w:t>prediction</w:t>
+      </w:r>
+      <w:r>
+        <w:rPr>
+          <w:b w:val="0"/>
+        </w:rPr>
+        <w:t xml:space="preserve"> and a reason before comparing. Expected result: A count of -2 would incorrectly receive small.</w:t>
+      </w:r>
+    </w:p>
+    <w:p>
+      <w:pPr>
+        <w:spacing w:line="336" w:lineRule="auto" w:after="180"/>
+        <w:shd w:fill="F5F1FB"/>
+      </w:pPr>
+      <w:r>
+        <w:rPr>
+          <w:b w:val="0"/>
+        </w:rPr>
+        <w:t>Reason: Negative two is less than five, but it is not a permitted measured count.</w:t>
+      </w:r>
+    </w:p>
+    <w:p>
+      <w:pPr>
+        <w:pStyle w:val="Heading3"/>
+      </w:pPr>
+      <w:r>
+        <w:t>Protect the independent attempt</w:t>
+      </w:r>
+    </w:p>
+    <w:p>
+      <w:pPr>
+        <w:spacing w:line="336" w:lineRule="auto" w:after="180"/>
+        <w:shd w:fill="FFF5E6"/>
+      </w:pPr>
+      <w:r>
+        <w:rPr>
+          <w:b w:val="0"/>
+        </w:rPr>
         <w:t>Independent assessment: withhold the reserved answer until the learner has attempted the new case. Record support separately from correctness.</w:t>
       </w:r>
     </w:p>
@@ -2631,46 +4894,1100 @@
       </w:tr>
     </w:tbl>
     <w:p>
-      <w:r>
-        <w:t>Project checkpoint: Python readiness portfolio. Keep runnable code, predictions, actual outputs, one repaired error and an explanation of a function on changed inputs.</w:t>
+      <w:pPr>
+        <w:pStyle w:val="Heading3"/>
+      </w:pPr>
+      <w:r>
+        <w:t>Project checkpoint</w:t>
       </w:r>
     </w:p>
     <w:p>
-      <w:r>
-        <w:t>Use the weekly teacher answer for topic-specific reasoning. A saved progress tick is an activity record; judge mastery from the learner’s explanation and evidence.</w:t>
+      <w:pPr>
+        <w:spacing w:line="336" w:lineRule="auto" w:after="180"/>
+        <w:shd w:fill="EDF7F3"/>
+      </w:pPr>
+      <w:r>
+        <w:rPr>
+          <w:b w:val="0"/>
+        </w:rPr>
+        <w:t xml:space="preserve">Project checkpoint: Python readiness portfolio. Keep runnable code, </w:t>
+      </w:r>
+      <w:r>
+        <w:rPr>
+          <w:b/>
+        </w:rPr>
+        <w:t>prediction</w:t>
+      </w:r>
+      <w:r>
+        <w:rPr>
+          <w:b w:val="0"/>
+        </w:rPr>
+        <w:t xml:space="preserve">s, actual </w:t>
+      </w:r>
+      <w:r>
+        <w:rPr>
+          <w:b/>
+        </w:rPr>
+        <w:t>output</w:t>
+      </w:r>
+      <w:r>
+        <w:rPr>
+          <w:b w:val="0"/>
+        </w:rPr>
+        <w:t xml:space="preserve">s, one repaired error and an explanation of a function on changed </w:t>
+      </w:r>
+      <w:r>
+        <w:rPr>
+          <w:b/>
+        </w:rPr>
+        <w:t>input</w:t>
+      </w:r>
+      <w:r>
+        <w:rPr>
+          <w:b w:val="0"/>
+        </w:rPr>
+        <w:t>s.</w:t>
       </w:r>
     </w:p>
     <w:p>
       <w:pPr>
-        <w:pStyle w:val="Heading1"/>
-      </w:pPr>
-      <w:r>
-        <w:t>08. Use feedback, labs and repair paths</w:t>
+        <w:spacing w:line="336" w:lineRule="auto" w:after="180"/>
+      </w:pPr>
+      <w:r>
+        <w:rPr>
+          <w:b w:val="0"/>
+        </w:rPr>
+        <w:t xml:space="preserve">Use the weekly teacher answer for topic-specific reasoning. A saved progress tick is an activity record; judge mastery from the learner’s explanation and </w:t>
+      </w:r>
+      <w:r>
+        <w:rPr>
+          <w:b/>
+        </w:rPr>
+        <w:t>evidence</w:t>
+      </w:r>
+      <w:r>
+        <w:rPr>
+          <w:b w:val="0"/>
+        </w:rPr>
+        <w:t>.</w:t>
       </w:r>
     </w:p>
     <w:p>
-      <w:r>
-        <w:t>Use the two formative questions as supported practice, not as independent mastery scores. Discuss the deciding evidence rather than accepting a guessed selection.</w:t>
+      <w:pPr>
+        <w:pStyle w:val="Heading1"/>
+      </w:pPr>
+      <w:r>
+        <w:t>08. Use feedback, labs and repair paths</w:t>
       </w:r>
     </w:p>
     <w:p>
       <w:r>
-        <w:t>The feedback comes from the reviewed public worked case. Do not reveal the separately reserved independent teacher answer until the learner has attempted that case.</w:t>
+        <w:t>Use feedback, earlier review and portfolios purposefully. Apply the coding routine only when this lesson has an executable lab.</w:t>
       </w:r>
     </w:p>
     <w:p>
-      <w:r>
-        <w:t>Ask students to predict before running code. Preserve errors and actual outputs; collect a changed test and an explanation. The branch-boundary and indexing lessons deliberately include failure cases.</w:t>
+      <w:pPr>
+        <w:spacing w:line="336" w:lineRule="auto" w:after="180"/>
+      </w:pPr>
+      <w:r>
+        <w:rPr>
+          <w:b w:val="0"/>
+        </w:rPr>
+        <w:t xml:space="preserve">Use the two formative questions as supported practice, not as independent mastery scores. Discuss the deciding </w:t>
+      </w:r>
+      <w:r>
+        <w:rPr>
+          <w:b/>
+        </w:rPr>
+        <w:t>evidence</w:t>
+      </w:r>
+      <w:r>
+        <w:rPr>
+          <w:b w:val="0"/>
+        </w:rPr>
+        <w:t xml:space="preserve"> rather than accepting a guessed selection.</w:t>
       </w:r>
     </w:p>
     <w:p>
-      <w:r>
-        <w:t>Use the earlier worked-explanation links to address a specific missing building block, then return to the current question. Adapt this suggestion after observing the learner; it is not an automatic diagnosis.</w:t>
+      <w:pPr>
+        <w:spacing w:line="336" w:lineRule="auto" w:after="180"/>
+      </w:pPr>
+      <w:r>
+        <w:rPr>
+          <w:b w:val="0"/>
+        </w:rPr>
+        <w:t>The feedback comes from the reviewed public worked case. Do not reveal the separately reserved independent teacher answer until the learner has attempted that case.</w:t>
       </w:r>
     </w:p>
     <w:p>
-      <w:r>
-        <w:t>Collect the completed-work portfolio as evidence. Record support separately from correctness, and assess explanation, trace/test and limitations. Progress ticks and quiz selections alone do not establish mastery.</w:t>
+      <w:pPr>
+        <w:spacing w:line="336" w:lineRule="auto" w:after="180"/>
+      </w:pPr>
+      <w:r>
+        <w:rPr>
+          <w:b w:val="0"/>
+        </w:rPr>
+        <w:t xml:space="preserve">Ask students to predict before running code. Preserve errors and actual </w:t>
+      </w:r>
+      <w:r>
+        <w:rPr>
+          <w:b/>
+        </w:rPr>
+        <w:t>output</w:t>
+      </w:r>
+      <w:r>
+        <w:rPr>
+          <w:b w:val="0"/>
+        </w:rPr>
+        <w:t xml:space="preserve">s; collect a changed test and an explanation. The </w:t>
+      </w:r>
+      <w:r>
+        <w:rPr>
+          <w:b/>
+        </w:rPr>
+        <w:t>branch</w:t>
+      </w:r>
+      <w:r>
+        <w:rPr>
+          <w:b w:val="0"/>
+        </w:rPr>
+        <w:t>-</w:t>
+      </w:r>
+      <w:r>
+        <w:rPr>
+          <w:b/>
+        </w:rPr>
+        <w:t>boundary</w:t>
+      </w:r>
+      <w:r>
+        <w:rPr>
+          <w:b w:val="0"/>
+        </w:rPr>
+        <w:t xml:space="preserve"> and indexing lessons deliberately include failure cases.</w:t>
+      </w:r>
+    </w:p>
+    <w:p>
+      <w:pPr>
+        <w:spacing w:line="336" w:lineRule="auto" w:after="180"/>
+      </w:pPr>
+      <w:r>
+        <w:rPr>
+          <w:b w:val="0"/>
+        </w:rPr>
+        <w:t>Use the earlier worked-explanation links to address a specific missing building block, then return to the current question. Adapt this suggestion after observing the learner; it is not an automatic diagnosis.</w:t>
+      </w:r>
+    </w:p>
+    <w:p>
+      <w:pPr>
+        <w:spacing w:line="336" w:lineRule="auto" w:after="180"/>
+      </w:pPr>
+      <w:r>
+        <w:rPr>
+          <w:b w:val="0"/>
+        </w:rPr>
+        <w:t xml:space="preserve">Collect the completed-work portfolio as </w:t>
+      </w:r>
+      <w:r>
+        <w:rPr>
+          <w:b/>
+        </w:rPr>
+        <w:t>evidence</w:t>
+      </w:r>
+      <w:r>
+        <w:rPr>
+          <w:b w:val="0"/>
+        </w:rPr>
+        <w:t>. Record support separately from correctness, and assess explanation, trace/test and limitations. Progress ticks and quiz selections alone do not establish mastery.</w:t>
+      </w:r>
+    </w:p>
+    <w:p>
+      <w:pPr>
+        <w:pStyle w:val="Heading1"/>
+      </w:pPr>
+      <w:r>
+        <w:t>09. Visual concept journey</w:t>
+      </w:r>
+    </w:p>
+    <w:p>
+      <w:r>
+        <w:t>Show one Branching and boundary tests graphic at a time, request a prediction and discuss its trace before the independent assessment.</w:t>
+      </w:r>
+    </w:p>
+    <w:p>
+      <w:pPr>
+        <w:spacing w:line="336" w:lineRule="auto" w:after="180"/>
+      </w:pPr>
+      <w:r>
+        <w:rPr>
+          <w:b w:val="0"/>
+        </w:rPr>
+        <w:t xml:space="preserve">Use one picture at a time. Hide a worked result before asking for a </w:t>
+      </w:r>
+      <w:r>
+        <w:rPr>
+          <w:b/>
+        </w:rPr>
+        <w:t>prediction</w:t>
+      </w:r>
+      <w:r>
+        <w:rPr>
+          <w:b w:val="0"/>
+        </w:rPr>
+        <w:t>, then reveal it for feedback. These are supported teaching cases; retain the separate independent assessment for a fresh first attempt.</w:t>
+      </w:r>
+    </w:p>
+    <w:p>
+      <w:pPr>
+        <w:pStyle w:val="Heading3"/>
+      </w:pPr>
+      <w:r>
+        <w:t>01. Branching and boundary tests: the case</w:t>
+      </w:r>
+    </w:p>
+    <w:p>
+      <w:r>
+        <w:drawing>
+          <wp:inline xmlns:a="http://schemas.openxmlformats.org/drawingml/2006/main" xmlns:pic="http://schemas.openxmlformats.org/drawingml/2006/picture">
+            <wp:extent cx="5486400" cy="2834640"/>
+            <wp:docPr id="2" name="Picture 2" descr="Check invalid values before branching. A toy shelf label uses fewer than five books as &quot;small&quot;, otherwise &quot;large&quot;, but negative counts are invalid. Supplied facts: Python 3: if count&lt;0: label=&quot;invalid&quot;; elif count&lt;5: label=&quot;small&quot;; else: label=&quot;large&quot;. Read as indented branches."/>
+            <wp:cNvGraphicFramePr>
+              <a:graphicFrameLocks noChangeAspect="1"/>
+            </wp:cNvGraphicFramePr>
+            <a:graphic>
+              <a:graphicData uri="http://schemas.openxmlformats.org/drawingml/2006/picture">
+                <pic:pic>
+                  <pic:nvPicPr>
+                    <pic:cNvPr id="0" name="academy-story-python-bridge-5-01.png"/>
+                    <pic:cNvPicPr/>
+                  </pic:nvPicPr>
+                  <pic:blipFill>
+                    <a:blip r:embed="rId10"/>
+                    <a:stretch>
+                      <a:fillRect/>
+                    </a:stretch>
+                  </pic:blipFill>
+                  <pic:spPr>
+                    <a:xfrm>
+                      <a:off x="0" y="0"/>
+                      <a:ext cx="5486400" cy="2834640"/>
+                    </a:xfrm>
+                    <a:prstGeom prst="rect"/>
+                  </pic:spPr>
+                </pic:pic>
+              </a:graphicData>
+            </a:graphic>
+          </wp:inline>
+        </w:drawing>
+      </w:r>
+    </w:p>
+    <w:p>
+      <w:pPr>
+        <w:spacing w:line="336" w:lineRule="auto" w:after="180"/>
+      </w:pPr>
+      <w:r>
+        <w:rPr>
+          <w:b w:val="0"/>
+        </w:rPr>
+        <w:t xml:space="preserve">Check invalid values before </w:t>
+      </w:r>
+      <w:r>
+        <w:rPr>
+          <w:b/>
+        </w:rPr>
+        <w:t>branch</w:t>
+      </w:r>
+      <w:r>
+        <w:rPr>
+          <w:b w:val="0"/>
+        </w:rPr>
+        <w:t>ing. A toy shelf label uses fewer than five books as "small", otherwise "large", but negative counts are invalid.</w:t>
+      </w:r>
+    </w:p>
+    <w:p>
+      <w:pPr>
+        <w:spacing w:line="336" w:lineRule="auto" w:after="180"/>
+      </w:pPr>
+      <w:r>
+        <w:rPr>
+          <w:b w:val="0"/>
+        </w:rPr>
+        <w:t xml:space="preserve">Supplied facts: Python 3: if count&lt;0: label="invalid"; elif count&lt;5: label="small"; else: label="large". Read as indented </w:t>
+      </w:r>
+      <w:r>
+        <w:rPr>
+          <w:b/>
+        </w:rPr>
+        <w:t>branch</w:t>
+      </w:r>
+      <w:r>
+        <w:rPr>
+          <w:b w:val="0"/>
+        </w:rPr>
+        <w:t>es.</w:t>
+      </w:r>
+    </w:p>
+    <w:p>
+      <w:pPr>
+        <w:spacing w:line="336" w:lineRule="auto" w:after="180"/>
+        <w:shd w:fill="F5F1FB"/>
+      </w:pPr>
+      <w:r>
+        <w:rPr>
+          <w:b w:val="0"/>
+        </w:rPr>
+        <w:t>Point to the given fact that matters most. Explain why it matters.</w:t>
+      </w:r>
+    </w:p>
+    <w:p>
+      <w:pPr>
+        <w:pStyle w:val="Heading3"/>
+      </w:pPr>
+      <w:r>
+        <w:t>Discuss while showing the picture</w:t>
+      </w:r>
+    </w:p>
+    <w:p>
+      <w:pPr>
+        <w:spacing w:line="336" w:lineRule="auto" w:after="180"/>
+        <w:shd w:fill="F1F6F8"/>
+      </w:pPr>
+      <w:r>
+        <w:rPr>
+          <w:b w:val="0"/>
+        </w:rPr>
+        <w:t>Teacher prompt: Point to the given fact that matters most. Explain why it matters. Ask learners to describe one label or arrow in ordinary words. Use the adjacent transcript if the image is difficult to see.</w:t>
+      </w:r>
+    </w:p>
+    <w:p>
+      <w:pPr>
+        <w:pStyle w:val="Heading3"/>
+      </w:pPr>
+      <w:r>
+        <w:t>02. Follow the deciding steps</w:t>
+      </w:r>
+    </w:p>
+    <w:p>
+      <w:r>
+        <w:drawing>
+          <wp:inline xmlns:a="http://schemas.openxmlformats.org/drawingml/2006/main" xmlns:pic="http://schemas.openxmlformats.org/drawingml/2006/picture">
+            <wp:extent cx="5486400" cy="3182112"/>
+            <wp:docPr id="3" name="Picture 3" descr="Check validity: For count=-2, the first condition selects invalid. → Check small boundary: For count=4, validity passes and count&lt;5 selects small. → Handle equality: For count=5, both earlier conditions fail, so large is selected."/>
+            <wp:cNvGraphicFramePr>
+              <a:graphicFrameLocks noChangeAspect="1"/>
+            </wp:cNvGraphicFramePr>
+            <a:graphic>
+              <a:graphicData uri="http://schemas.openxmlformats.org/drawingml/2006/picture">
+                <pic:pic>
+                  <pic:nvPicPr>
+                    <pic:cNvPr id="0" name="academy-story-python-bridge-5-02.png"/>
+                    <pic:cNvPicPr/>
+                  </pic:nvPicPr>
+                  <pic:blipFill>
+                    <a:blip r:embed="rId11"/>
+                    <a:stretch>
+                      <a:fillRect/>
+                    </a:stretch>
+                  </pic:blipFill>
+                  <pic:spPr>
+                    <a:xfrm>
+                      <a:off x="0" y="0"/>
+                      <a:ext cx="5486400" cy="3182112"/>
+                    </a:xfrm>
+                    <a:prstGeom prst="rect"/>
+                  </pic:spPr>
+                </pic:pic>
+              </a:graphicData>
+            </a:graphic>
+          </wp:inline>
+        </w:drawing>
+      </w:r>
+    </w:p>
+    <w:p>
+      <w:pPr>
+        <w:spacing w:line="336" w:lineRule="auto" w:after="180"/>
+      </w:pPr>
+      <w:r>
+        <w:rPr>
+          <w:b w:val="0"/>
+        </w:rPr>
+        <w:t xml:space="preserve">Check validity: For count=-2, the first </w:t>
+      </w:r>
+      <w:r>
+        <w:rPr>
+          <w:b/>
+        </w:rPr>
+        <w:t>condition</w:t>
+      </w:r>
+      <w:r>
+        <w:rPr>
+          <w:b w:val="0"/>
+        </w:rPr>
+        <w:t xml:space="preserve"> selects invalid. → Check small </w:t>
+      </w:r>
+      <w:r>
+        <w:rPr>
+          <w:b/>
+        </w:rPr>
+        <w:t>boundary</w:t>
+      </w:r>
+      <w:r>
+        <w:rPr>
+          <w:b w:val="0"/>
+        </w:rPr>
+        <w:t xml:space="preserve">: For count=4, validity passes and count&lt;5 selects small. → Handle equality: For count=5, both earlier </w:t>
+      </w:r>
+      <w:r>
+        <w:rPr>
+          <w:b/>
+        </w:rPr>
+        <w:t>condition</w:t>
+      </w:r>
+      <w:r>
+        <w:rPr>
+          <w:b w:val="0"/>
+        </w:rPr>
+        <w:t>s fail, so large is selected.</w:t>
+      </w:r>
+    </w:p>
+    <w:p>
+      <w:pPr>
+        <w:spacing w:line="336" w:lineRule="auto" w:after="180"/>
+        <w:shd w:fill="F5F1FB"/>
+      </w:pPr>
+      <w:r>
+        <w:rPr>
+          <w:b w:val="0"/>
+        </w:rPr>
+        <w:t xml:space="preserve">Point to each numbered stage and explain which recorded </w:t>
+      </w:r>
+      <w:r>
+        <w:rPr>
+          <w:b/>
+        </w:rPr>
+        <w:t>input</w:t>
+      </w:r>
+      <w:r>
+        <w:rPr>
+          <w:b w:val="0"/>
+        </w:rPr>
+        <w:t xml:space="preserve"> it uses.</w:t>
+      </w:r>
+    </w:p>
+    <w:p>
+      <w:pPr>
+        <w:pStyle w:val="Heading3"/>
+      </w:pPr>
+      <w:r>
+        <w:t>Discuss while showing the picture</w:t>
+      </w:r>
+    </w:p>
+    <w:p>
+      <w:pPr>
+        <w:spacing w:line="336" w:lineRule="auto" w:after="180"/>
+        <w:shd w:fill="F1F6F8"/>
+      </w:pPr>
+      <w:r>
+        <w:rPr>
+          <w:b w:val="0"/>
+        </w:rPr>
+        <w:t xml:space="preserve">Teacher prompt: Point to each numbered stage and explain which recorded </w:t>
+      </w:r>
+      <w:r>
+        <w:rPr>
+          <w:b/>
+        </w:rPr>
+        <w:t>input</w:t>
+      </w:r>
+      <w:r>
+        <w:rPr>
+          <w:b w:val="0"/>
+        </w:rPr>
+        <w:t xml:space="preserve"> it uses. Ask learners to describe one label or arrow in ordinary words. Use the adjacent transcript if the image is difficult to see.</w:t>
+      </w:r>
+    </w:p>
+    <w:p>
+      <w:pPr>
+        <w:pStyle w:val="Heading3"/>
+      </w:pPr>
+      <w:r>
+        <w:t>03. Check invalid values before the size rule</w:t>
+      </w:r>
+    </w:p>
+    <w:p>
+      <w:r>
+        <w:drawing>
+          <wp:inline xmlns:a="http://schemas.openxmlformats.org/drawingml/2006/main" xmlns:pic="http://schemas.openxmlformats.org/drawingml/2006/picture">
+            <wp:extent cx="5486400" cy="3785616"/>
+            <wp:docPr id="4" name="Picture 4" descr="First ask count less than zero: yes selects invalid. Otherwise ask count less than five: yes selects small; no selects large. Separate input traces are minus two invalid, four small, five large."/>
+            <wp:cNvGraphicFramePr>
+              <a:graphicFrameLocks noChangeAspect="1"/>
+            </wp:cNvGraphicFramePr>
+            <a:graphic>
+              <a:graphicData uri="http://schemas.openxmlformats.org/drawingml/2006/picture">
+                <pic:pic>
+                  <pic:nvPicPr>
+                    <pic:cNvPr id="0" name="academy-story-python-bridge-5-03.png"/>
+                    <pic:cNvPicPr/>
+                  </pic:nvPicPr>
+                  <pic:blipFill>
+                    <a:blip r:embed="rId12"/>
+                    <a:stretch>
+                      <a:fillRect/>
+                    </a:stretch>
+                  </pic:blipFill>
+                  <pic:spPr>
+                    <a:xfrm>
+                      <a:off x="0" y="0"/>
+                      <a:ext cx="5486400" cy="3785616"/>
+                    </a:xfrm>
+                    <a:prstGeom prst="rect"/>
+                  </pic:spPr>
+                </pic:pic>
+              </a:graphicData>
+            </a:graphic>
+          </wp:inline>
+        </w:drawing>
+      </w:r>
+    </w:p>
+    <w:p>
+      <w:pPr>
+        <w:spacing w:line="336" w:lineRule="auto" w:after="180"/>
+      </w:pPr>
+      <w:r>
+        <w:rPr>
+          <w:b w:val="0"/>
+        </w:rPr>
+        <w:t xml:space="preserve">First ask count less than zero: yes selects invalid. Otherwise ask count less than five: yes selects small; no selects large. Separate </w:t>
+      </w:r>
+      <w:r>
+        <w:rPr>
+          <w:b/>
+        </w:rPr>
+        <w:t>input</w:t>
+      </w:r>
+      <w:r>
+        <w:rPr>
+          <w:b w:val="0"/>
+        </w:rPr>
+        <w:t xml:space="preserve"> traces are minus two invalid, four small, five large.</w:t>
+      </w:r>
+    </w:p>
+    <w:p>
+      <w:pPr>
+        <w:spacing w:line="336" w:lineRule="auto" w:after="180"/>
+        <w:shd w:fill="F5F1FB"/>
+      </w:pPr>
+      <w:r>
+        <w:rPr>
+          <w:b w:val="0"/>
+        </w:rPr>
+        <w:t>Read the labels and values. Explain the relationship the model shows.</w:t>
+      </w:r>
+    </w:p>
+    <w:p>
+      <w:pPr>
+        <w:pStyle w:val="Heading3"/>
+      </w:pPr>
+      <w:r>
+        <w:t>Discuss while showing the picture</w:t>
+      </w:r>
+    </w:p>
+    <w:p>
+      <w:pPr>
+        <w:spacing w:line="336" w:lineRule="auto" w:after="180"/>
+        <w:shd w:fill="F1F6F8"/>
+      </w:pPr>
+      <w:r>
+        <w:rPr>
+          <w:b w:val="0"/>
+        </w:rPr>
+        <w:t>Teacher prompt: Read the labels and values. Explain the relationship the model shows. Ask learners to describe one label or arrow in ordinary words. Use the adjacent transcript if the image is difficult to see.</w:t>
+      </w:r>
+    </w:p>
+    <w:p>
+      <w:pPr>
+        <w:pStyle w:val="Heading3"/>
+      </w:pPr>
+      <w:r>
+        <w:t>04. Change one thing. Trace what follows.</w:t>
+      </w:r>
+    </w:p>
+    <w:p>
+      <w:r>
+        <w:drawing>
+          <wp:inline xmlns:a="http://schemas.openxmlformats.org/drawingml/2006/main" xmlns:pic="http://schemas.openxmlformats.org/drawingml/2006/picture">
+            <wp:extent cx="5486400" cy="3026664"/>
+            <wp:docPr id="5" name="Picture 5" descr="Original case: For count=5, both earlier conditions fail, so large is selected. Changed condition: Remove the first negative-count branch. Expected result: A count of -2 would incorrectly receive small. Reason: Negative two is less than five, but it is not a permitted measured count."/>
+            <wp:cNvGraphicFramePr>
+              <a:graphicFrameLocks noChangeAspect="1"/>
+            </wp:cNvGraphicFramePr>
+            <a:graphic>
+              <a:graphicData uri="http://schemas.openxmlformats.org/drawingml/2006/picture">
+                <pic:pic>
+                  <pic:nvPicPr>
+                    <pic:cNvPr id="0" name="academy-story-python-bridge-5-04.png"/>
+                    <pic:cNvPicPr/>
+                  </pic:nvPicPr>
+                  <pic:blipFill>
+                    <a:blip r:embed="rId13"/>
+                    <a:stretch>
+                      <a:fillRect/>
+                    </a:stretch>
+                  </pic:blipFill>
+                  <pic:spPr>
+                    <a:xfrm>
+                      <a:off x="0" y="0"/>
+                      <a:ext cx="5486400" cy="3026664"/>
+                    </a:xfrm>
+                    <a:prstGeom prst="rect"/>
+                  </pic:spPr>
+                </pic:pic>
+              </a:graphicData>
+            </a:graphic>
+          </wp:inline>
+        </w:drawing>
+      </w:r>
+    </w:p>
+    <w:p>
+      <w:pPr>
+        <w:spacing w:line="336" w:lineRule="auto" w:after="180"/>
+      </w:pPr>
+      <w:r>
+        <w:rPr>
+          <w:b w:val="0"/>
+        </w:rPr>
+        <w:t xml:space="preserve">Original case: For count=5, both earlier </w:t>
+      </w:r>
+      <w:r>
+        <w:rPr>
+          <w:b/>
+        </w:rPr>
+        <w:t>condition</w:t>
+      </w:r>
+      <w:r>
+        <w:rPr>
+          <w:b w:val="0"/>
+        </w:rPr>
+        <w:t xml:space="preserve">s fail, so large is selected. Changed </w:t>
+      </w:r>
+      <w:r>
+        <w:rPr>
+          <w:b/>
+        </w:rPr>
+        <w:t>condition</w:t>
+      </w:r>
+      <w:r>
+        <w:rPr>
+          <w:b w:val="0"/>
+        </w:rPr>
+        <w:t xml:space="preserve">: Remove the first negative-count </w:t>
+      </w:r>
+      <w:r>
+        <w:rPr>
+          <w:b/>
+        </w:rPr>
+        <w:t>branch</w:t>
+      </w:r>
+      <w:r>
+        <w:rPr>
+          <w:b w:val="0"/>
+        </w:rPr>
+        <w:t>. Expected result: A count of -2 would incorrectly receive small.</w:t>
+      </w:r>
+    </w:p>
+    <w:p>
+      <w:pPr>
+        <w:spacing w:line="336" w:lineRule="auto" w:after="180"/>
+      </w:pPr>
+      <w:r>
+        <w:rPr>
+          <w:b w:val="0"/>
+        </w:rPr>
+        <w:t>Reason: Negative two is less than five, but it is not a permitted measured count.</w:t>
+      </w:r>
+    </w:p>
+    <w:p>
+      <w:pPr>
+        <w:spacing w:line="336" w:lineRule="auto" w:after="180"/>
+        <w:shd w:fill="F5F1FB"/>
+      </w:pPr>
+      <w:r>
+        <w:rPr>
+          <w:b w:val="0"/>
+        </w:rPr>
+        <w:t>Predict before checking the worked changed-case result. Name what changed and what the supplied facts allow you to conclude.</w:t>
+      </w:r>
+    </w:p>
+    <w:p>
+      <w:pPr>
+        <w:pStyle w:val="Heading3"/>
+      </w:pPr>
+      <w:r>
+        <w:t>Discuss while showing the picture</w:t>
+      </w:r>
+    </w:p>
+    <w:p>
+      <w:pPr>
+        <w:spacing w:line="336" w:lineRule="auto" w:after="180"/>
+        <w:shd w:fill="F1F6F8"/>
+      </w:pPr>
+      <w:r>
+        <w:rPr>
+          <w:b w:val="0"/>
+        </w:rPr>
+        <w:t>Teacher prompt: Predict before checking the worked changed-case result. Name what changed and what the supplied facts allow you to conclude. Ask learners to describe one label or arrow in ordinary words.</w:t>
+      </w:r>
+    </w:p>
+    <w:p>
+      <w:pPr>
+        <w:spacing w:line="336" w:lineRule="auto" w:after="180"/>
+        <w:shd w:fill="F1F6F8"/>
+      </w:pPr>
+      <w:r>
+        <w:rPr>
+          <w:b w:val="0"/>
+        </w:rPr>
+        <w:t>Use the adjacent transcript if the image is difficult to see. Changed-case reasoning: Negative two is less than five, but it is not a permitted measured count.</w:t>
+      </w:r>
+    </w:p>
+    <w:p>
+      <w:pPr>
+        <w:pStyle w:val="Heading3"/>
+      </w:pPr>
+      <w:r>
+        <w:t>05. Connect the explanation to its limit</w:t>
+      </w:r>
+    </w:p>
+    <w:p>
+      <w:r>
+        <w:drawing>
+          <wp:inline xmlns:a="http://schemas.openxmlformats.org/drawingml/2006/main" xmlns:pic="http://schemas.openxmlformats.org/drawingml/2006/picture">
+            <wp:extent cx="5486400" cy="2834640"/>
+            <wp:docPr id="6" name="Picture 6" descr="An if/elif/else chain selects the first matching branch. Putting invalid handling first prevents a negative count from being mislabelled as a small valid collection. Limit: The toy procedure assumes numeric counts; validate types and define missing-value behaviour before using it in a real service."/>
+            <wp:cNvGraphicFramePr>
+              <a:graphicFrameLocks noChangeAspect="1"/>
+            </wp:cNvGraphicFramePr>
+            <a:graphic>
+              <a:graphicData uri="http://schemas.openxmlformats.org/drawingml/2006/picture">
+                <pic:pic>
+                  <pic:nvPicPr>
+                    <pic:cNvPr id="0" name="academy-story-python-bridge-5-05.png"/>
+                    <pic:cNvPicPr/>
+                  </pic:nvPicPr>
+                  <pic:blipFill>
+                    <a:blip r:embed="rId14"/>
+                    <a:stretch>
+                      <a:fillRect/>
+                    </a:stretch>
+                  </pic:blipFill>
+                  <pic:spPr>
+                    <a:xfrm>
+                      <a:off x="0" y="0"/>
+                      <a:ext cx="5486400" cy="2834640"/>
+                    </a:xfrm>
+                    <a:prstGeom prst="rect"/>
+                  </pic:spPr>
+                </pic:pic>
+              </a:graphicData>
+            </a:graphic>
+          </wp:inline>
+        </w:drawing>
+      </w:r>
+    </w:p>
+    <w:p>
+      <w:pPr>
+        <w:spacing w:line="336" w:lineRule="auto" w:after="180"/>
+      </w:pPr>
+      <w:r>
+        <w:rPr>
+          <w:b w:val="0"/>
+        </w:rPr>
+        <w:t xml:space="preserve">An if/elif/else chain selects the first matching </w:t>
+      </w:r>
+      <w:r>
+        <w:rPr>
+          <w:b/>
+        </w:rPr>
+        <w:t>branch</w:t>
+      </w:r>
+      <w:r>
+        <w:rPr>
+          <w:b w:val="0"/>
+        </w:rPr>
+        <w:t>. Putting invalid handling first prevents a negative count from being mislabelled as a small valid collection.</w:t>
+      </w:r>
+    </w:p>
+    <w:p>
+      <w:pPr>
+        <w:spacing w:line="336" w:lineRule="auto" w:after="180"/>
+      </w:pPr>
+      <w:r>
+        <w:rPr>
+          <w:b w:val="0"/>
+        </w:rPr>
+        <w:t>Limit: The toy procedure assumes numeric counts; validate types and define missing-value behaviour before using it in a real service.</w:t>
+      </w:r>
+    </w:p>
+    <w:p>
+      <w:pPr>
+        <w:spacing w:line="336" w:lineRule="auto" w:after="180"/>
+        <w:shd w:fill="F5F1FB"/>
+      </w:pPr>
+      <w:r>
+        <w:rPr>
+          <w:b w:val="0"/>
+        </w:rPr>
+        <w:t>Explain the case, then point to a limit on the claim.</w:t>
+      </w:r>
+    </w:p>
+    <w:p>
+      <w:pPr>
+        <w:pStyle w:val="Heading3"/>
+      </w:pPr>
+      <w:r>
+        <w:t>Discuss while showing the picture</w:t>
+      </w:r>
+    </w:p>
+    <w:p>
+      <w:pPr>
+        <w:spacing w:line="336" w:lineRule="auto" w:after="180"/>
+        <w:shd w:fill="F1F6F8"/>
+      </w:pPr>
+      <w:r>
+        <w:rPr>
+          <w:b w:val="0"/>
+        </w:rPr>
+        <w:t>Teacher prompt: Explain the case, then point to a limit on the claim. Ask learners to describe one label or arrow in ordinary words. Use the adjacent transcript if the image is difficult to see.</w:t>
+      </w:r>
+    </w:p>
+    <w:p>
+      <w:pPr>
+        <w:spacing w:line="336" w:lineRule="auto" w:after="180"/>
+        <w:shd w:fill="F1F6F8"/>
+      </w:pPr>
+      <w:r>
+        <w:rPr>
+          <w:b w:val="0"/>
+        </w:rPr>
+        <w:t>Keep the stated scope: The toy procedure assumes numeric counts; validate types and define missing-value behaviour before using it in a real service.</w:t>
+      </w:r>
+    </w:p>
+    <w:p>
+      <w:pPr>
+        <w:pStyle w:val="Heading3"/>
+      </w:pPr>
+      <w:r>
+        <w:t>06. Make the idea visible in your project</w:t>
+      </w:r>
+    </w:p>
+    <w:p>
+      <w:r>
+        <w:drawing>
+          <wp:inline xmlns:a="http://schemas.openxmlformats.org/drawingml/2006/main" xmlns:pic="http://schemas.openxmlformats.org/drawingml/2006/picture">
+            <wp:extent cx="5486400" cy="3681984"/>
+            <wp:docPr id="7" name="Picture 7" descr="For Python readiness before the Responsible Plant Classifier, retain a trace of the values, the predicted outputs and the changed-case explanation. Use actual Python 3 results to check the prediction after reasoning first. Draw your input, deciding step, result and limit. Supported question: Trace -2, 4 and 5 through the branches. Explain why the negative check comes first and what label -2 gets if it is removed."/>
+            <wp:cNvGraphicFramePr>
+              <a:graphicFrameLocks noChangeAspect="1"/>
+            </wp:cNvGraphicFramePr>
+            <a:graphic>
+              <a:graphicData uri="http://schemas.openxmlformats.org/drawingml/2006/picture">
+                <pic:pic>
+                  <pic:nvPicPr>
+                    <pic:cNvPr id="0" name="academy-story-python-bridge-5-06.png"/>
+                    <pic:cNvPicPr/>
+                  </pic:nvPicPr>
+                  <pic:blipFill>
+                    <a:blip r:embed="rId15"/>
+                    <a:stretch>
+                      <a:fillRect/>
+                    </a:stretch>
+                  </pic:blipFill>
+                  <pic:spPr>
+                    <a:xfrm>
+                      <a:off x="0" y="0"/>
+                      <a:ext cx="5486400" cy="3681984"/>
+                    </a:xfrm>
+                    <a:prstGeom prst="rect"/>
+                  </pic:spPr>
+                </pic:pic>
+              </a:graphicData>
+            </a:graphic>
+          </wp:inline>
+        </w:drawing>
+      </w:r>
+    </w:p>
+    <w:p>
+      <w:pPr>
+        <w:spacing w:line="336" w:lineRule="auto" w:after="180"/>
+      </w:pPr>
+      <w:r>
+        <w:rPr>
+          <w:b w:val="0"/>
+        </w:rPr>
+        <w:t xml:space="preserve">For Python readiness before the Responsible Plant Classifier, retain a trace of the values, the predicted </w:t>
+      </w:r>
+      <w:r>
+        <w:rPr>
+          <w:b/>
+        </w:rPr>
+        <w:t>output</w:t>
+      </w:r>
+      <w:r>
+        <w:rPr>
+          <w:b w:val="0"/>
+        </w:rPr>
+        <w:t xml:space="preserve">s and the changed-case explanation. Use actual Python 3 results to check the </w:t>
+      </w:r>
+      <w:r>
+        <w:rPr>
+          <w:b/>
+        </w:rPr>
+        <w:t>prediction</w:t>
+      </w:r>
+      <w:r>
+        <w:rPr>
+          <w:b w:val="0"/>
+        </w:rPr>
+        <w:t xml:space="preserve"> after reasoning first.</w:t>
+      </w:r>
+    </w:p>
+    <w:p>
+      <w:pPr>
+        <w:spacing w:line="336" w:lineRule="auto" w:after="180"/>
+      </w:pPr>
+      <w:r>
+        <w:rPr>
+          <w:b w:val="0"/>
+        </w:rPr>
+        <w:t xml:space="preserve">Draw your </w:t>
+      </w:r>
+      <w:r>
+        <w:rPr>
+          <w:b/>
+        </w:rPr>
+        <w:t>input</w:t>
+      </w:r>
+      <w:r>
+        <w:rPr>
+          <w:b w:val="0"/>
+        </w:rPr>
+        <w:t xml:space="preserve">, deciding step, result and limit. Supported question: Trace -2, 4 and 5 through the </w:t>
+      </w:r>
+      <w:r>
+        <w:rPr>
+          <w:b/>
+        </w:rPr>
+        <w:t>branch</w:t>
+      </w:r>
+      <w:r>
+        <w:rPr>
+          <w:b w:val="0"/>
+        </w:rPr>
+        <w:t>es. Explain why the negative check comes first and what label -2 gets if it is removed.</w:t>
+      </w:r>
+    </w:p>
+    <w:p>
+      <w:pPr>
+        <w:spacing w:line="336" w:lineRule="auto" w:after="180"/>
+        <w:shd w:fill="F5F1FB"/>
+      </w:pPr>
+      <w:r>
+        <w:rPr>
+          <w:b w:val="0"/>
+        </w:rPr>
+        <w:t xml:space="preserve">Draw your project trace and justify the deciding step using </w:t>
+      </w:r>
+      <w:r>
+        <w:rPr>
+          <w:b/>
+        </w:rPr>
+        <w:t>evidence</w:t>
+      </w:r>
+      <w:r>
+        <w:rPr>
+          <w:b w:val="0"/>
+        </w:rPr>
+        <w:t>.</w:t>
+      </w:r>
+    </w:p>
+    <w:p>
+      <w:pPr>
+        <w:pStyle w:val="Heading3"/>
+      </w:pPr>
+      <w:r>
+        <w:t>Discuss while showing the picture</w:t>
+      </w:r>
+    </w:p>
+    <w:p>
+      <w:pPr>
+        <w:spacing w:line="336" w:lineRule="auto" w:after="180"/>
+        <w:shd w:fill="F1F6F8"/>
+      </w:pPr>
+      <w:r>
+        <w:rPr>
+          <w:b w:val="0"/>
+        </w:rPr>
+        <w:t xml:space="preserve">Teacher prompt: Draw your project trace and justify the deciding step using </w:t>
+      </w:r>
+      <w:r>
+        <w:rPr>
+          <w:b/>
+        </w:rPr>
+        <w:t>evidence</w:t>
+      </w:r>
+      <w:r>
+        <w:rPr>
+          <w:b w:val="0"/>
+        </w:rPr>
+        <w:t>. Ask learners to describe one label or arrow in ordinary words. Use the adjacent transcript if the image is difficult to see.</w:t>
+      </w:r>
+    </w:p>
+    <w:p>
+      <w:pPr>
+        <w:spacing w:line="336" w:lineRule="auto" w:after="180"/>
+        <w:shd w:fill="F1F6F8"/>
+      </w:pPr>
+      <w:r>
+        <w:rPr>
+          <w:b w:val="0"/>
+        </w:rPr>
+        <w:t xml:space="preserve">Supported practice key: The labels are invalid, small and large. The first </w:t>
+      </w:r>
+      <w:r>
+        <w:rPr>
+          <w:b/>
+        </w:rPr>
+        <w:t>branch</w:t>
+      </w:r>
+      <w:r>
+        <w:rPr>
+          <w:b w:val="0"/>
+        </w:rPr>
+        <w:t xml:space="preserve"> stops negative </w:t>
+      </w:r>
+      <w:r>
+        <w:rPr>
+          <w:b/>
+        </w:rPr>
+        <w:t>input</w:t>
+      </w:r>
+      <w:r>
+        <w:rPr>
+          <w:b w:val="0"/>
+        </w:rPr>
+        <w:t xml:space="preserve">s before the small rule. Without it, -2&lt;5 produces small and breaks the </w:t>
+      </w:r>
+      <w:r>
+        <w:rPr>
+          <w:b/>
+        </w:rPr>
+        <w:t>input</w:t>
+      </w:r>
+      <w:r>
+        <w:rPr>
+          <w:b w:val="0"/>
+        </w:rPr>
+        <w:t xml:space="preserve"> contract.</w:t>
       </w:r>
     </w:p>
     <w:sectPr>

--- a/downloads/teacher/bridge-week-05.docx
+++ b/downloads/teacher/bridge-week-05.docx
@@ -201,7 +201,7 @@
           </w:tcPr>
           <w:p>
             <w:r>
-              <w:t>Sections 9 and 11–14. Give extra time to finish the full task set; use Section 15 when the week includes a coding lab.</w:t>
+              <w:t>Use “Run the investigation”, “Connect your project”, “Show what you know”, “Study a complete case” and “Try a new case independently”. Give extra time for the full task set. If this week has a coding lab, use its named section; section numbers can change when extra explanations are included.</w:t>
             </w:r>
           </w:p>
         </w:tc>
@@ -2098,6 +2098,26 @@
     <w:p>
       <w:r>
         <w:t>Demonstrate Branching and boundary tests, reduce support deliberately and check individual reasoning before discussing answers.</w:t>
+      </w:r>
+    </w:p>
+    <w:p>
+      <w:pPr>
+        <w:pStyle w:val="Heading3"/>
+      </w:pPr>
+      <w:r>
+        <w:t>Choose the pacing route</w:t>
+      </w:r>
+    </w:p>
+    <w:p>
+      <w:pPr>
+        <w:spacing w:line="336" w:lineRule="auto" w:after="180"/>
+        <w:shd w:fill="F1F6F8"/>
+      </w:pPr>
+      <w:r>
+        <w:rPr>
+          <w:b w:val="0"/>
+        </w:rPr>
+        <w:t>Compact alternative: this two-session sequence covers selected core tasks. Use the three-session weekly plan for the full lesson, independent transfer, feedback and project work; allow extra time for extensions.</w:t>
       </w:r>
     </w:p>
     <w:tbl>
@@ -4450,7 +4470,7 @@
           </w:tcPr>
           <w:p>
             <w:r>
-              <w:t>Sections 9 and 11–14. Give extra time to finish the full task set; use Section 15 when the week includes a coding lab.</w:t>
+              <w:t>Use “Run the investigation”, “Connect your project”, “Show what you know”, “Study a complete case” and “Try a new case independently”. Give extra time for the full task set. If this week has a coding lab, use its named section; section numbers can change when extra explanations are included.</w:t>
             </w:r>
           </w:p>
         </w:tc>

--- a/downloads/teacher/bridge-week-05.docx
+++ b/downloads/teacher/bridge-week-05.docx
@@ -25,20 +25,38 @@
         <w:pStyle w:val="Heading1"/>
       </w:pPr>
       <w:r>
-        <w:t>01. Prepare the purpose, prerequisites and materials</w:t>
+        <w:t>Teach branch paths and revealing tests together.</w:t>
       </w:r>
     </w:p>
     <w:p>
       <w:r>
-        <w:t>Prepare Branching and boundary tests: check the target, prerequisites, resources and adaptable teaching schedule.</w:t>
+        <w:t>Supply complete scripts, preserve overwritten-label failures and assess the selected fresh threshold contract.</w:t>
       </w:r>
     </w:p>
     <w:p>
-      <w:pPr>
-        <w:pStyle w:val="Heading3"/>
-      </w:pPr>
-      <w:r>
-        <w:t>Teach the learning cycle</w:t>
+      <w:r>
+        <w:t>Ask which condition ran, what was skipped and which boundary exposes the wrong version.</w:t>
+      </w:r>
+    </w:p>
+    <w:p>
+      <w:pPr>
+        <w:pStyle w:val="Heading1"/>
+      </w:pPr>
+      <w:r>
+        <w:t>01. Prepare the connected bridge lesson</w:t>
+      </w:r>
+    </w:p>
+    <w:p>
+      <w:r>
+        <w:t>Check prior exposure and keep execution practice distinct from paper reasoning.</w:t>
+      </w:r>
+    </w:p>
+    <w:p>
+      <w:pPr>
+        <w:pStyle w:val="Heading2"/>
+      </w:pPr>
+      <w:r>
+        <w:t>Goal and main plan</w:t>
       </w:r>
     </w:p>
     <w:p>
@@ -254,10 +272,10 @@
     </w:p>
     <w:p>
       <w:pPr>
-        <w:pStyle w:val="Heading3"/>
-      </w:pPr>
-      <w:r>
-        <w:t>Retrieval answer guidance</w:t>
+        <w:pStyle w:val="Heading2"/>
+      </w:pPr>
+      <w:r>
+        <w:t>Retrieval and prerequisite guidance</w:t>
       </w:r>
     </w:p>
     <w:p>
@@ -438,10 +456,10 @@
     </w:p>
     <w:p>
       <w:pPr>
-        <w:pStyle w:val="Heading3"/>
-      </w:pPr>
-      <w:r>
-        <w:t>Outcomes</w:t>
+        <w:pStyle w:val="Heading2"/>
+      </w:pPr>
+      <w:r>
+        <w:t>Materials and readiness</w:t>
       </w:r>
     </w:p>
     <w:p>
@@ -452,7 +470,7 @@
         <w:rPr>
           <w:b w:val="0"/>
         </w:rPr>
-        <w:t xml:space="preserve">Trace the selected </w:t>
+        <w:t xml:space="preserve">Python 3 editor and </w:t>
       </w:r>
       <w:r>
         <w:rPr>
@@ -464,7 +482,7 @@
         <w:rPr>
           <w:b w:val="0"/>
         </w:rPr>
-        <w:t xml:space="preserve"> in an if elif else chain</w:t>
+        <w:t>es.py</w:t>
       </w:r>
     </w:p>
     <w:p>
@@ -475,25 +493,19 @@
         <w:rPr>
           <w:b w:val="0"/>
         </w:rPr>
-        <w:t xml:space="preserve">Use </w:t>
+        <w:t xml:space="preserve">The written duration rule and </w:t>
       </w:r>
       <w:r>
         <w:rPr>
           <w:b/>
         </w:rPr>
-        <w:t>indentation</w:t>
+        <w:t>boundary</w:t>
       </w:r>
       <w:r>
         <w:rPr>
           <w:b w:val="0"/>
         </w:rPr>
-        <w:t xml:space="preserve"> to identify which statements belong to a </w:t>
-      </w:r>
-      <w:r>
-        <w:rPr>
-          <w:b/>
-        </w:rPr>
-        <w:t>branch</w:t>
+        <w:t xml:space="preserve"> case cards</w:t>
       </w:r>
     </w:p>
     <w:p>
@@ -504,44 +516,38 @@
         <w:rPr>
           <w:b w:val="0"/>
         </w:rPr>
-        <w:t xml:space="preserve">Test values at and around a decision </w:t>
-      </w:r>
-      <w:r>
-        <w:rPr>
-          <w:b/>
-        </w:rPr>
-        <w:t>boundary</w:t>
+        <w:t>Blank trace table with a skipped marker</w:t>
       </w:r>
     </w:p>
     <w:p>
       <w:pPr>
-        <w:pStyle w:val="Heading3"/>
-      </w:pPr>
-      <w:r>
-        <w:t>Preparation</w:t>
+        <w:spacing w:line="336" w:lineRule="auto" w:after="180"/>
+      </w:pPr>
+      <w:r>
+        <w:rPr>
+          <w:b w:val="0"/>
+        </w:rPr>
+        <w:t xml:space="preserve">&lt;= accepts equality; &lt; excludes it. At 12 the two </w:t>
+      </w:r>
+      <w:r>
+        <w:rPr>
+          <w:b/>
+        </w:rPr>
+        <w:t>condition</w:t>
+      </w:r>
+      <w:r>
+        <w:rPr>
+          <w:b w:val="0"/>
+        </w:rPr>
+        <w:t>s produce different Boolean values.</w:t>
       </w:r>
     </w:p>
     <w:p>
       <w:pPr>
-        <w:spacing w:line="336" w:lineRule="auto" w:after="180"/>
-      </w:pPr>
-      <w:r>
-        <w:rPr>
-          <w:b w:val="0"/>
-        </w:rPr>
-        <w:t xml:space="preserve">Python 3 editor and </w:t>
-      </w:r>
-      <w:r>
-        <w:rPr>
-          <w:b/>
-        </w:rPr>
-        <w:t>branch</w:t>
-      </w:r>
-      <w:r>
-        <w:rPr>
-          <w:b w:val="0"/>
-        </w:rPr>
-        <w:t>es.py</w:t>
+        <w:pStyle w:val="Heading2"/>
+      </w:pPr>
+      <w:r>
+        <w:t>End goal</w:t>
       </w:r>
     </w:p>
     <w:p>
@@ -552,30 +558,39 @@
         <w:rPr>
           <w:b w:val="0"/>
         </w:rPr>
-        <w:t xml:space="preserve">The written duration rule and </w:t>
+        <w:t xml:space="preserve">Trace </w:t>
       </w:r>
       <w:r>
         <w:rPr>
           <w:b/>
         </w:rPr>
+        <w:t>branch</w:t>
+      </w:r>
+      <w:r>
+        <w:rPr>
+          <w:b w:val="0"/>
+        </w:rPr>
+        <w:t xml:space="preserve">ing and </w:t>
+      </w:r>
+      <w:r>
+        <w:rPr>
+          <w:b/>
+        </w:rPr>
         <w:t>boundary</w:t>
       </w:r>
       <w:r>
         <w:rPr>
           <w:b w:val="0"/>
         </w:rPr>
-        <w:t xml:space="preserve"> case cards</w:t>
+        <w:t xml:space="preserve"> tests and explain the changed program before running it.</w:t>
       </w:r>
     </w:p>
     <w:p>
       <w:pPr>
-        <w:spacing w:line="336" w:lineRule="auto" w:after="180"/>
-      </w:pPr>
-      <w:r>
-        <w:rPr>
-          <w:b w:val="0"/>
-        </w:rPr>
-        <w:t>Blank trace table with a skipped marker</w:t>
+        <w:pStyle w:val="Heading2"/>
+      </w:pPr>
+      <w:r>
+        <w:t>Earlier wording, alternatives and picture transcripts · reference / check after trying</w:t>
       </w:r>
     </w:p>
     <w:p>
@@ -583,30 +598,15 @@
         <w:pStyle w:val="Heading3"/>
       </w:pPr>
       <w:r>
-        <w:t>Prerequisite answer</w:t>
+        <w:t>Teach the learning cycle</w:t>
       </w:r>
     </w:p>
     <w:p>
       <w:pPr>
-        <w:spacing w:line="336" w:lineRule="auto" w:after="180"/>
-      </w:pPr>
-      <w:r>
-        <w:rPr>
-          <w:b w:val="0"/>
-        </w:rPr>
-        <w:t xml:space="preserve">&lt;= accepts equality; &lt; excludes it. At 12 the two </w:t>
-      </w:r>
-      <w:r>
-        <w:rPr>
-          <w:b/>
-        </w:rPr>
-        <w:t>condition</w:t>
-      </w:r>
-      <w:r>
-        <w:rPr>
-          <w:b w:val="0"/>
-        </w:rPr>
-        <w:t>s produce different Boolean values.</w:t>
+        <w:pStyle w:val="Heading3"/>
+      </w:pPr>
+      <w:r>
+        <w:t>Retrieval answer guidance</w:t>
       </w:r>
     </w:p>
     <w:p>
@@ -614,7 +614,7 @@
         <w:pStyle w:val="Heading3"/>
       </w:pPr>
       <w:r>
-        <w:t>End goal for the pictorial case</w:t>
+        <w:t>Outcomes</w:t>
       </w:r>
     </w:p>
     <w:p>
@@ -625,7 +625,7 @@
         <w:rPr>
           <w:b w:val="0"/>
         </w:rPr>
-        <w:t xml:space="preserve">Trace </w:t>
+        <w:t xml:space="preserve">Trace the selected </w:t>
       </w:r>
       <w:r>
         <w:rPr>
@@ -637,19 +637,7 @@
         <w:rPr>
           <w:b w:val="0"/>
         </w:rPr>
-        <w:t xml:space="preserve">ing and </w:t>
-      </w:r>
-      <w:r>
-        <w:rPr>
-          <w:b/>
-        </w:rPr>
-        <w:t>boundary</w:t>
-      </w:r>
-      <w:r>
-        <w:rPr>
-          <w:b w:val="0"/>
-        </w:rPr>
-        <w:t xml:space="preserve"> tests and explain the changed program before running it.</w:t>
+        <w:t xml:space="preserve"> in an if elif else chain</w:t>
       </w:r>
     </w:p>
     <w:p>
@@ -660,20 +648,50 @@
         <w:rPr>
           <w:b w:val="0"/>
         </w:rPr>
-        <w:t>This added worked case illustrates the week’s main idea. Retain all original and connected topics; schedule its practice within the teaching cycle.</w:t>
+        <w:t xml:space="preserve">Use </w:t>
+      </w:r>
+      <w:r>
+        <w:rPr>
+          <w:b/>
+        </w:rPr>
+        <w:t>indentation</w:t>
+      </w:r>
+      <w:r>
+        <w:rPr>
+          <w:b w:val="0"/>
+        </w:rPr>
+        <w:t xml:space="preserve"> to identify which statements belong to a </w:t>
+      </w:r>
+      <w:r>
+        <w:rPr>
+          <w:b/>
+        </w:rPr>
+        <w:t>branch</w:t>
       </w:r>
     </w:p>
     <w:p>
       <w:pPr>
-        <w:pStyle w:val="Heading1"/>
-      </w:pPr>
-      <w:r>
-        <w:t>02. Explain and model the mechanism</w:t>
+        <w:spacing w:line="336" w:lineRule="auto" w:after="180"/>
+      </w:pPr>
+      <w:r>
+        <w:rPr>
+          <w:b w:val="0"/>
+        </w:rPr>
+        <w:t xml:space="preserve">Test values at and around a decision </w:t>
+      </w:r>
+      <w:r>
+        <w:rPr>
+          <w:b/>
+        </w:rPr>
+        <w:t>boundary</w:t>
       </w:r>
     </w:p>
     <w:p>
-      <w:r>
-        <w:t>Model Branching and boundary tests using the supplied case, labelled mechanism and reasoning. Make the scope of each conclusion explicit.</w:t>
+      <w:pPr>
+        <w:pStyle w:val="Heading3"/>
+      </w:pPr>
+      <w:r>
+        <w:t>Preparation</w:t>
       </w:r>
     </w:p>
     <w:p>
@@ -681,18 +699,15 @@
         <w:pStyle w:val="Heading3"/>
       </w:pPr>
       <w:r>
-        <w:t>Explain Branching and boundary tests · 1</w:t>
+        <w:t>Prerequisite answer</w:t>
       </w:r>
     </w:p>
     <w:p>
       <w:pPr>
-        <w:spacing w:line="336" w:lineRule="auto" w:after="180"/>
-      </w:pPr>
-      <w:r>
-        <w:rPr>
-          <w:b w:val="0"/>
-        </w:rPr>
-        <w:t>A fictional activity sorter labels a supplied integer duration. Negative values are Invalid; values from zero through 12 are Short; larger values are Long. The labels describe duration only.</w:t>
+        <w:pStyle w:val="Heading3"/>
+      </w:pPr>
+      <w:r>
+        <w:t>End goal for the pictorial case</w:t>
       </w:r>
     </w:p>
     <w:p>
@@ -703,15 +718,50 @@
         <w:rPr>
           <w:b w:val="0"/>
         </w:rPr>
-        <w:t>Write this requirement before the program so that a test has an expected answer independent of the code.</w:t>
+        <w:t>This added worked case illustrates the week’s main idea. Retain all original and connected topics; schedule its practice within the teaching cycle.</w:t>
       </w:r>
     </w:p>
     <w:p>
       <w:pPr>
-        <w:pStyle w:val="Heading3"/>
-      </w:pPr>
-      <w:r>
-        <w:t>Explain Branching and boundary tests · 2</w:t>
+        <w:pStyle w:val="Heading1"/>
+      </w:pPr>
+      <w:r>
+        <w:t>02. Teach branch selection and boundary adequacy separately</w:t>
+      </w:r>
+    </w:p>
+    <w:p>
+      <w:r>
+        <w:t>Keep the three different threshold contracts labelled.</w:t>
+      </w:r>
+    </w:p>
+    <w:p>
+      <w:pPr>
+        <w:pStyle w:val="Heading2"/>
+      </w:pPr>
+      <w:r>
+        <w:t>Read duration rules and syntax</w:t>
+      </w:r>
+    </w:p>
+    <w:p>
+      <w:pPr>
+        <w:spacing w:line="336" w:lineRule="auto" w:after="180"/>
+      </w:pPr>
+      <w:r>
+        <w:rPr>
+          <w:b w:val="0"/>
+        </w:rPr>
+        <w:t>A fictional activity sorter labels a supplied integer duration. Negative values are Invalid; values from zero through 12 are Short; larger values are Long. The labels describe duration only.</w:t>
+      </w:r>
+    </w:p>
+    <w:p>
+      <w:pPr>
+        <w:spacing w:line="336" w:lineRule="auto" w:after="180"/>
+      </w:pPr>
+      <w:r>
+        <w:rPr>
+          <w:b w:val="0"/>
+        </w:rPr>
+        <w:t>Write this requirement before the program so that a test has an expected answer independent of the code.</w:t>
       </w:r>
     </w:p>
     <w:p>
@@ -849,8 +899,10 @@
         <w:tblLook w:firstColumn="1" w:firstRow="1" w:lastColumn="0" w:lastRow="0" w:noHBand="0" w:noVBand="1" w:val="04A0"/>
       </w:tblPr>
       <w:tblGrid>
-        <w:gridCol w:w="5112"/>
-        <w:gridCol w:w="5112"/>
+        <w:gridCol w:w="2556"/>
+        <w:gridCol w:w="2556"/>
+        <w:gridCol w:w="2556"/>
+        <w:gridCol w:w="2556"/>
       </w:tblGrid>
       <w:tr>
         <w:trPr>
@@ -858,182 +910,37 @@
         </w:trPr>
         <w:tc>
           <w:tcPr>
-            <w:tcW w:type="dxa" w:w="5112"/>
+            <w:tcW w:type="dxa" w:w="2556"/>
           </w:tcPr>
           <w:p>
             <w:r>
-              <w:t>Term</w:t>
+              <w:t>minutes</w:t>
             </w:r>
           </w:p>
         </w:tc>
         <w:tc>
           <w:tcPr>
-            <w:tcW w:type="dxa" w:w="5112"/>
+            <w:tcW w:type="dxa" w:w="2556"/>
           </w:tcPr>
           <w:p>
             <w:r>
-              <w:t>Meaning</w:t>
-            </w:r>
-          </w:p>
-        </w:tc>
-      </w:tr>
-      <w:tr>
-        <w:tc>
-          <w:tcPr>
-            <w:tcW w:type="dxa" w:w="5112"/>
-          </w:tcPr>
-          <w:p>
-            <w:r>
-              <w:t>Branch</w:t>
+              <w:t>minutes&lt;0</w:t>
             </w:r>
           </w:p>
         </w:tc>
         <w:tc>
           <w:tcPr>
-            <w:tcW w:type="dxa" w:w="5112"/>
+            <w:tcW w:type="dxa" w:w="2556"/>
           </w:tcPr>
           <w:p>
             <w:r>
-              <w:t>A possible path through a program</w:t>
-            </w:r>
-          </w:p>
-        </w:tc>
-      </w:tr>
-      <w:tr>
-        <w:tc>
-          <w:tcPr>
-            <w:tcW w:type="dxa" w:w="5112"/>
-          </w:tcPr>
-          <w:p>
-            <w:r>
-              <w:t>Condition</w:t>
+              <w:t>minutes&lt;=12 in this chain</w:t>
             </w:r>
           </w:p>
         </w:tc>
         <w:tc>
           <w:tcPr>
-            <w:tcW w:type="dxa" w:w="5112"/>
-          </w:tcPr>
-          <w:p>
-            <w:r>
-              <w:t>An expression used to decide which path to take</w:t>
-            </w:r>
-          </w:p>
-        </w:tc>
-      </w:tr>
-      <w:tr>
-        <w:tc>
-          <w:tcPr>
-            <w:tcW w:type="dxa" w:w="5112"/>
-          </w:tcPr>
-          <w:p>
-            <w:r>
-              <w:t>Indentation</w:t>
-            </w:r>
-          </w:p>
-        </w:tc>
-        <w:tc>
-          <w:tcPr>
-            <w:tcW w:type="dxa" w:w="5112"/>
-          </w:tcPr>
-          <w:p>
-            <w:r>
-              <w:t>Leading spaces that identify a Python code block</w:t>
-            </w:r>
-          </w:p>
-        </w:tc>
-      </w:tr>
-      <w:tr>
-        <w:tc>
-          <w:tcPr>
-            <w:tcW w:type="dxa" w:w="5112"/>
-          </w:tcPr>
-          <w:p>
-            <w:r>
-              <w:t>Boundary</w:t>
-            </w:r>
-          </w:p>
-        </w:tc>
-        <w:tc>
-          <w:tcPr>
-            <w:tcW w:type="dxa" w:w="5112"/>
-          </w:tcPr>
-          <w:p>
-            <w:r>
-              <w:t>A value where a classification may change</w:t>
-            </w:r>
-          </w:p>
-        </w:tc>
-      </w:tr>
-      <w:tr>
-        <w:tc>
-          <w:tcPr>
-            <w:tcW w:type="dxa" w:w="5112"/>
-          </w:tcPr>
-          <w:p>
-            <w:r>
-              <w:t>Regression check</w:t>
-            </w:r>
-          </w:p>
-        </w:tc>
-        <w:tc>
-          <w:tcPr>
-            <w:tcW w:type="dxa" w:w="5112"/>
-          </w:tcPr>
-          <w:p>
-            <w:r>
-              <w:t>A previous test rerun after an edit to detect a new failure</w:t>
-            </w:r>
-          </w:p>
-        </w:tc>
-      </w:tr>
-    </w:tbl>
-    <w:p>
-      <w:pPr>
-        <w:pStyle w:val="Heading3"/>
-      </w:pPr>
-      <w:r>
-        <w:t>One chain chooses one label</w:t>
-      </w:r>
-    </w:p>
-    <w:tbl>
-      <w:tblPr>
-        <w:tblStyle w:val="LightShading-Accent1"/>
-        <w:tblW w:type="auto" w:w="0"/>
-        <w:tblLook w:firstColumn="1" w:firstRow="1" w:lastColumn="0" w:lastRow="0" w:noHBand="0" w:noVBand="1" w:val="04A0"/>
-      </w:tblPr>
-      <w:tblGrid>
-        <w:gridCol w:w="3408"/>
-        <w:gridCol w:w="3408"/>
-        <w:gridCol w:w="3408"/>
-      </w:tblGrid>
-      <w:tr>
-        <w:trPr>
-          <w:tblHeader/>
-        </w:trPr>
-        <w:tc>
-          <w:tcPr>
-            <w:tcW w:type="dxa" w:w="3408"/>
-          </w:tcPr>
-          <w:p>
-            <w:r>
-              <w:t>Input</w:t>
-            </w:r>
-          </w:p>
-        </w:tc>
-        <w:tc>
-          <w:tcPr>
-            <w:tcW w:type="dxa" w:w="3408"/>
-          </w:tcPr>
-          <w:p>
-            <w:r>
-              <w:t>Checks in order</w:t>
-            </w:r>
-          </w:p>
-        </w:tc>
-        <w:tc>
-          <w:tcPr>
-            <w:tcW w:type="dxa" w:w="3408"/>
+            <w:tcW w:type="dxa" w:w="2556"/>
           </w:tcPr>
           <w:p>
             <w:r>
@@ -1045,7 +952,7 @@
       <w:tr>
         <w:tc>
           <w:tcPr>
-            <w:tcW w:type="dxa" w:w="3408"/>
+            <w:tcW w:type="dxa" w:w="2556"/>
           </w:tcPr>
           <w:p>
             <w:r>
@@ -1055,17 +962,27 @@
         </w:tc>
         <w:tc>
           <w:tcPr>
-            <w:tcW w:type="dxa" w:w="3408"/>
+            <w:tcW w:type="dxa" w:w="2556"/>
           </w:tcPr>
           <w:p>
             <w:r>
-              <w:t>Below zero is True</w:t>
+              <w:t>True</w:t>
             </w:r>
           </w:p>
         </w:tc>
         <w:tc>
           <w:tcPr>
-            <w:tcW w:type="dxa" w:w="3408"/>
+            <w:tcW w:type="dxa" w:w="2556"/>
+          </w:tcPr>
+          <w:p>
+            <w:r>
+              <w:t>Skipped</w:t>
+            </w:r>
+          </w:p>
+        </w:tc>
+        <w:tc>
+          <w:tcPr>
+            <w:tcW w:type="dxa" w:w="2556"/>
           </w:tcPr>
           <w:p>
             <w:r>
@@ -1077,7 +994,7 @@
       <w:tr>
         <w:tc>
           <w:tcPr>
-            <w:tcW w:type="dxa" w:w="3408"/>
+            <w:tcW w:type="dxa" w:w="2556"/>
           </w:tcPr>
           <w:p>
             <w:r>
@@ -1087,17 +1004,27 @@
         </w:tc>
         <w:tc>
           <w:tcPr>
-            <w:tcW w:type="dxa" w:w="3408"/>
+            <w:tcW w:type="dxa" w:w="2556"/>
           </w:tcPr>
           <w:p>
             <w:r>
-              <w:t>Below zero False; &lt;= 12 True</w:t>
+              <w:t>False</w:t>
             </w:r>
           </w:p>
         </w:tc>
         <w:tc>
           <w:tcPr>
-            <w:tcW w:type="dxa" w:w="3408"/>
+            <w:tcW w:type="dxa" w:w="2556"/>
+          </w:tcPr>
+          <w:p>
+            <w:r>
+              <w:t>True</w:t>
+            </w:r>
+          </w:p>
+        </w:tc>
+        <w:tc>
+          <w:tcPr>
+            <w:tcW w:type="dxa" w:w="2556"/>
           </w:tcPr>
           <w:p>
             <w:r>
@@ -1109,7 +1036,7 @@
       <w:tr>
         <w:tc>
           <w:tcPr>
-            <w:tcW w:type="dxa" w:w="3408"/>
+            <w:tcW w:type="dxa" w:w="2556"/>
           </w:tcPr>
           <w:p>
             <w:r>
@@ -1119,105 +1046,42 @@
         </w:tc>
         <w:tc>
           <w:tcPr>
-            <w:tcW w:type="dxa" w:w="3408"/>
+            <w:tcW w:type="dxa" w:w="2556"/>
           </w:tcPr>
           <w:p>
             <w:r>
-              <w:t>Both checks False</w:t>
+              <w:t>False</w:t>
             </w:r>
           </w:p>
         </w:tc>
         <w:tc>
           <w:tcPr>
-            <w:tcW w:type="dxa" w:w="3408"/>
+            <w:tcW w:type="dxa" w:w="2556"/>
           </w:tcPr>
           <w:p>
             <w:r>
-              <w:t>Long</w:t>
+              <w:t>False</w:t>
+            </w:r>
+          </w:p>
+        </w:tc>
+        <w:tc>
+          <w:tcPr>
+            <w:tcW w:type="dxa" w:w="2556"/>
+          </w:tcPr>
+          <w:p>
+            <w:r>
+              <w:t>Long via else</w:t>
             </w:r>
           </w:p>
         </w:tc>
       </w:tr>
     </w:tbl>
     <w:p>
-      <w:r>
-        <w:t>Later branches in this chain are skipped after a condition succeeds.</w:t>
-      </w:r>
-    </w:p>
-    <w:p>
-      <w:pPr>
-        <w:spacing w:line="336" w:lineRule="auto" w:after="180"/>
-      </w:pPr>
-      <w:r>
-        <w:rPr>
-          <w:b w:val="0"/>
-        </w:rPr>
-        <w:t>The faulty &lt; 12 version prints Long for 12, contrary to the inclusive Short rule. Repair to &lt;= 12 and rerun 11 or 13 as well as 12.</w:t>
-      </w:r>
-    </w:p>
-    <w:p>
-      <w:pPr>
-        <w:spacing w:line="336" w:lineRule="auto" w:after="180"/>
-      </w:pPr>
-      <w:r>
-        <w:rPr>
-          <w:b w:val="0"/>
-        </w:rPr>
-        <w:t xml:space="preserve">Exit: exact 12 is missing. -1, 2 and 20 can visit all </w:t>
-      </w:r>
-      <w:r>
-        <w:rPr>
-          <w:b/>
-        </w:rPr>
-        <w:t>branch</w:t>
-      </w:r>
-      <w:r>
-        <w:rPr>
-          <w:b w:val="0"/>
-        </w:rPr>
-        <w:t>es even when the equality comparison is wrong.</w:t>
-      </w:r>
-    </w:p>
-    <w:p>
-      <w:pPr>
-        <w:pStyle w:val="Heading3"/>
-      </w:pPr>
-      <w:r>
-        <w:t>Model the reasoning aloud</w:t>
-      </w:r>
-    </w:p>
-    <w:p>
-      <w:pPr>
-        <w:spacing w:line="336" w:lineRule="auto" w:after="180"/>
-      </w:pPr>
-      <w:r>
-        <w:rPr>
-          <w:b w:val="0"/>
-        </w:rPr>
-        <w:t xml:space="preserve">Use the complete worked example below before asking learners to complete W2. Reveal a small part, invite a </w:t>
-      </w:r>
-      <w:r>
-        <w:rPr>
-          <w:b/>
-        </w:rPr>
-        <w:t>prediction</w:t>
-      </w:r>
-      <w:r>
-        <w:rPr>
-          <w:b w:val="0"/>
-        </w:rPr>
-        <w:t>, then explain the deciding step.</w:t>
-      </w:r>
-    </w:p>
-    <w:p>
-      <w:pPr>
-        <w:spacing w:line="336" w:lineRule="auto" w:after="180"/>
-      </w:pPr>
-      <w:r>
-        <w:rPr>
-          <w:b w:val="0"/>
-        </w:rPr>
-        <w:t>These teacher notes contain solutions; do not reveal the independent case answer during modelling.</w:t>
+      <w:pPr>
+        <w:pStyle w:val="Heading2"/>
+      </w:pPr>
+      <w:r>
+        <w:t>Inspect duration tests and branch-coverage limits</w:t>
       </w:r>
     </w:p>
     <w:tbl>
@@ -1493,6 +1357,796 @@
     </w:p>
     <w:p>
       <w:pPr>
+        <w:pStyle w:val="Heading2"/>
+      </w:pPr>
+      <w:r>
+        <w:t>Read the book-count case</w:t>
+      </w:r>
+    </w:p>
+    <w:p>
+      <w:pPr>
+        <w:spacing w:line="336" w:lineRule="auto" w:after="180"/>
+      </w:pPr>
+      <w:r>
+        <w:rPr>
+          <w:b w:val="0"/>
+        </w:rPr>
+        <w:t xml:space="preserve">Check invalid values before </w:t>
+      </w:r>
+      <w:r>
+        <w:rPr>
+          <w:b/>
+        </w:rPr>
+        <w:t>branch</w:t>
+      </w:r>
+      <w:r>
+        <w:rPr>
+          <w:b w:val="0"/>
+        </w:rPr>
+        <w:t>ing. A toy shelf label uses fewer than five books as "small", otherwise "large", but negative counts are invalid.</w:t>
+      </w:r>
+    </w:p>
+    <w:p>
+      <w:pPr>
+        <w:spacing w:line="336" w:lineRule="auto" w:after="180"/>
+      </w:pPr>
+      <w:r>
+        <w:rPr>
+          <w:b w:val="0"/>
+        </w:rPr>
+        <w:t xml:space="preserve">Python 3: if count&lt;0: label="invalid"; elif count&lt;5: label="small"; else: label="large". Read as indented </w:t>
+      </w:r>
+      <w:r>
+        <w:rPr>
+          <w:b/>
+        </w:rPr>
+        <w:t>branch</w:t>
+      </w:r>
+      <w:r>
+        <w:rPr>
+          <w:b w:val="0"/>
+        </w:rPr>
+        <w:t>es.</w:t>
+      </w:r>
+    </w:p>
+    <w:p>
+      <w:pPr>
+        <w:pStyle w:val="Heading2"/>
+      </w:pPr>
+      <w:r>
+        <w:t>Trace validity before size</w:t>
+      </w:r>
+    </w:p>
+    <w:p>
+      <w:r>
+        <w:drawing>
+          <wp:inline xmlns:a="http://schemas.openxmlformats.org/drawingml/2006/main" xmlns:pic="http://schemas.openxmlformats.org/drawingml/2006/picture">
+            <wp:extent cx="5486400" cy="3182112"/>
+            <wp:docPr id="1" name="Picture 1" descr="Check validity: For count=-2, the first condition selects invalid. → Check small boundary: For count=4, validity passes and count&lt;5 selects small. → Handle equality: For count=5, both earlier conditions fail, so large is selected."/>
+            <wp:cNvGraphicFramePr>
+              <a:graphicFrameLocks noChangeAspect="1"/>
+            </wp:cNvGraphicFramePr>
+            <a:graphic>
+              <a:graphicData uri="http://schemas.openxmlformats.org/drawingml/2006/picture">
+                <pic:pic>
+                  <pic:nvPicPr>
+                    <pic:cNvPr id="0" name="academy-story-python-bridge-5-02.png"/>
+                    <pic:cNvPicPr/>
+                  </pic:nvPicPr>
+                  <pic:blipFill>
+                    <a:blip r:embed="rId9"/>
+                    <a:stretch>
+                      <a:fillRect/>
+                    </a:stretch>
+                  </pic:blipFill>
+                  <pic:spPr>
+                    <a:xfrm>
+                      <a:off x="0" y="0"/>
+                      <a:ext cx="5486400" cy="3182112"/>
+                    </a:xfrm>
+                    <a:prstGeom prst="rect"/>
+                  </pic:spPr>
+                </pic:pic>
+              </a:graphicData>
+            </a:graphic>
+          </wp:inline>
+        </w:drawing>
+      </w:r>
+    </w:p>
+    <w:p>
+      <w:pPr>
+        <w:pStyle w:val="Heading3"/>
+      </w:pPr>
+      <w:r>
+        <w:t>Read the picture one step at a time</w:t>
+      </w:r>
+    </w:p>
+    <w:tbl>
+      <w:tblPr>
+        <w:tblStyle w:val="LightShading-Accent1"/>
+        <w:tblW w:type="auto" w:w="0"/>
+        <w:tblLook w:firstColumn="1" w:firstRow="1" w:lastColumn="0" w:lastRow="0" w:noHBand="0" w:noVBand="1" w:val="04A0"/>
+      </w:tblPr>
+      <w:tblGrid>
+        <w:gridCol w:w="5112"/>
+        <w:gridCol w:w="5112"/>
+      </w:tblGrid>
+      <w:tr>
+        <w:trPr>
+          <w:tblHeader/>
+        </w:trPr>
+        <w:tc>
+          <w:tcPr>
+            <w:tcW w:type="dxa" w:w="5112"/>
+          </w:tcPr>
+          <w:p>
+            <w:r>
+              <w:t>Step</w:t>
+            </w:r>
+          </w:p>
+        </w:tc>
+        <w:tc>
+          <w:tcPr>
+            <w:tcW w:type="dxa" w:w="5112"/>
+          </w:tcPr>
+          <w:p>
+            <w:r>
+              <w:t>What happens and why</w:t>
+            </w:r>
+          </w:p>
+        </w:tc>
+      </w:tr>
+      <w:tr>
+        <w:tc>
+          <w:tcPr>
+            <w:tcW w:type="dxa" w:w="5112"/>
+          </w:tcPr>
+          <w:p>
+            <w:r>
+              <w:t>1. Check validity</w:t>
+            </w:r>
+          </w:p>
+        </w:tc>
+        <w:tc>
+          <w:tcPr>
+            <w:tcW w:type="dxa" w:w="5112"/>
+          </w:tcPr>
+          <w:p>
+            <w:r>
+              <w:t>For count=-2, the first condition selects invalid.</w:t>
+            </w:r>
+          </w:p>
+        </w:tc>
+      </w:tr>
+      <w:tr>
+        <w:tc>
+          <w:tcPr>
+            <w:tcW w:type="dxa" w:w="5112"/>
+          </w:tcPr>
+          <w:p>
+            <w:r>
+              <w:t>2. Check small boundary</w:t>
+            </w:r>
+          </w:p>
+        </w:tc>
+        <w:tc>
+          <w:tcPr>
+            <w:tcW w:type="dxa" w:w="5112"/>
+          </w:tcPr>
+          <w:p>
+            <w:r>
+              <w:t>For count=4, validity passes and count&lt;5 selects small.</w:t>
+            </w:r>
+          </w:p>
+        </w:tc>
+      </w:tr>
+      <w:tr>
+        <w:tc>
+          <w:tcPr>
+            <w:tcW w:type="dxa" w:w="5112"/>
+          </w:tcPr>
+          <w:p>
+            <w:r>
+              <w:t>3. Handle equality</w:t>
+            </w:r>
+          </w:p>
+        </w:tc>
+        <w:tc>
+          <w:tcPr>
+            <w:tcW w:type="dxa" w:w="5112"/>
+          </w:tcPr>
+          <w:p>
+            <w:r>
+              <w:t>For count=5, both earlier conditions fail, so large is selected.</w:t>
+            </w:r>
+          </w:p>
+        </w:tc>
+      </w:tr>
+    </w:tbl>
+    <w:p>
+      <w:r>
+        <w:t>Match each pictured step to the supplied facts. This is a worked teaching case, not an independent assessment.</w:t>
+      </w:r>
+    </w:p>
+    <w:p>
+      <w:pPr>
+        <w:spacing w:line="336" w:lineRule="auto" w:after="180"/>
+      </w:pPr>
+      <w:r>
+        <w:rPr>
+          <w:b w:val="0"/>
+        </w:rPr>
+        <w:t xml:space="preserve">An if/elif/else chain selects the first matching </w:t>
+      </w:r>
+      <w:r>
+        <w:rPr>
+          <w:b/>
+        </w:rPr>
+        <w:t>branch</w:t>
+      </w:r>
+      <w:r>
+        <w:rPr>
+          <w:b w:val="0"/>
+        </w:rPr>
+        <w:t>. Putting invalid handling first prevents a negative count from being mislabelled as a small valid collection.</w:t>
+      </w:r>
+    </w:p>
+    <w:p>
+      <w:r>
+        <w:rPr>
+          <w:rFonts w:ascii="Courier New" w:hAnsi="Courier New"/>
+          <w:sz w:val="18"/>
+        </w:rPr>
+        <w:t>count = -2</w:t>
+        <w:br/>
+        <w:t>if count &lt; 0:</w:t>
+        <w:br/>
+        <w:t xml:space="preserve">    label = "invalid"</w:t>
+        <w:br/>
+        <w:t>elif count &lt; 5:</w:t>
+        <w:br/>
+        <w:t xml:space="preserve">    label = "small"</w:t>
+        <w:br/>
+        <w:t>else:</w:t>
+        <w:br/>
+        <w:t xml:space="preserve">    label = "large"</w:t>
+        <w:br/>
+        <w:t>print(label)</w:t>
+        <w:br/>
+      </w:r>
+    </w:p>
+    <w:p>
+      <w:pPr>
+        <w:pStyle w:val="Heading2"/>
+      </w:pPr>
+      <w:r>
+        <w:t>Predict removed invalid handling</w:t>
+      </w:r>
+    </w:p>
+    <w:p>
+      <w:pPr>
+        <w:spacing w:line="336" w:lineRule="auto" w:after="180"/>
+      </w:pPr>
+      <w:r>
+        <w:rPr>
+          <w:b w:val="0"/>
+        </w:rPr>
+        <w:t xml:space="preserve">Change: Remove the first negative-count </w:t>
+      </w:r>
+      <w:r>
+        <w:rPr>
+          <w:b/>
+        </w:rPr>
+        <w:t>branch</w:t>
+      </w:r>
+      <w:r>
+        <w:rPr>
+          <w:b w:val="0"/>
+        </w:rPr>
+        <w:t>.</w:t>
+      </w:r>
+    </w:p>
+    <w:p>
+      <w:pPr>
+        <w:spacing w:line="336" w:lineRule="auto" w:after="180"/>
+      </w:pPr>
+      <w:r>
+        <w:rPr>
+          <w:b/>
+        </w:rPr>
+        <w:t>Prediction</w:t>
+      </w:r>
+      <w:r>
+        <w:rPr>
+          <w:b w:val="0"/>
+        </w:rPr>
+        <w:t>: A count of -2 would incorrectly receive small.</w:t>
+      </w:r>
+    </w:p>
+    <w:p>
+      <w:pPr>
+        <w:spacing w:line="336" w:lineRule="auto" w:after="180"/>
+      </w:pPr>
+      <w:r>
+        <w:rPr>
+          <w:b w:val="0"/>
+        </w:rPr>
+        <w:t>Reason: Negative two is less than five, but it is not a permitted measured count.</w:t>
+      </w:r>
+    </w:p>
+    <w:p>
+      <w:pPr>
+        <w:pStyle w:val="Heading2"/>
+      </w:pPr>
+      <w:r>
+        <w:t>State supplied-input and picture limits</w:t>
+      </w:r>
+    </w:p>
+    <w:p>
+      <w:pPr>
+        <w:spacing w:line="336" w:lineRule="auto" w:after="180"/>
+      </w:pPr>
+      <w:r>
+        <w:rPr>
+          <w:b w:val="0"/>
+        </w:rPr>
+        <w:t>The toy procedure assumes numeric counts; validate types and define missing-value behaviour before using it in a real service.</w:t>
+      </w:r>
+    </w:p>
+    <w:p>
+      <w:pPr>
+        <w:spacing w:line="336" w:lineRule="auto" w:after="180"/>
+      </w:pPr>
+      <w:r>
+        <w:rPr>
+          <w:b w:val="0"/>
+        </w:rPr>
+        <w:t xml:space="preserve">Cover the result. Ask learners to name the </w:t>
+      </w:r>
+      <w:r>
+        <w:rPr>
+          <w:b/>
+        </w:rPr>
+        <w:t>input</w:t>
+      </w:r>
+      <w:r>
+        <w:rPr>
+          <w:b w:val="0"/>
+        </w:rPr>
+        <w:t xml:space="preserve">s and predict the next step. Uncover one step, connect the icon to the actual procedure, and explain its </w:t>
+      </w:r>
+      <w:r>
+        <w:rPr>
+          <w:b/>
+        </w:rPr>
+        <w:t>evidence</w:t>
+      </w:r>
+      <w:r>
+        <w:rPr>
+          <w:b w:val="0"/>
+        </w:rPr>
+        <w:t xml:space="preserve">. Then change the supplied </w:t>
+      </w:r>
+      <w:r>
+        <w:rPr>
+          <w:b/>
+        </w:rPr>
+        <w:t>condition</w:t>
+      </w:r>
+      <w:r>
+        <w:rPr>
+          <w:b w:val="0"/>
+        </w:rPr>
+        <w:t xml:space="preserve"> and compare.</w:t>
+      </w:r>
+    </w:p>
+    <w:p>
+      <w:pPr>
+        <w:spacing w:line="336" w:lineRule="auto" w:after="180"/>
+      </w:pPr>
+      <w:r>
+        <w:rPr>
+          <w:b w:val="0"/>
+        </w:rPr>
+        <w:t>The picture is a representation; it does not document execution of a real AI model.</w:t>
+      </w:r>
+    </w:p>
+    <w:p>
+      <w:pPr>
+        <w:pStyle w:val="Heading2"/>
+      </w:pPr>
+      <w:r>
+        <w:t>Additional boundary-repair key · reference / check after trying</w:t>
+      </w:r>
+    </w:p>
+    <w:p>
+      <w:pPr>
+        <w:spacing w:line="336" w:lineRule="auto" w:after="180"/>
+      </w:pPr>
+      <w:r>
+        <w:rPr>
+          <w:b w:val="0"/>
+        </w:rPr>
+        <w:t>The faulty &lt; 12 version prints Long for 12, contrary to the inclusive Short rule. Repair to &lt;= 12 and rerun 11 or 13 as well as 12.</w:t>
+      </w:r>
+    </w:p>
+    <w:p>
+      <w:pPr>
+        <w:spacing w:line="336" w:lineRule="auto" w:after="180"/>
+      </w:pPr>
+      <w:r>
+        <w:rPr>
+          <w:b w:val="0"/>
+        </w:rPr>
+        <w:t xml:space="preserve">Exit: exact 12 is missing. -1, 2 and 20 can visit all </w:t>
+      </w:r>
+      <w:r>
+        <w:rPr>
+          <w:b/>
+        </w:rPr>
+        <w:t>branch</w:t>
+      </w:r>
+      <w:r>
+        <w:rPr>
+          <w:b w:val="0"/>
+        </w:rPr>
+        <w:t>es even when the equality comparison is wrong.</w:t>
+      </w:r>
+    </w:p>
+    <w:p>
+      <w:pPr>
+        <w:pStyle w:val="Heading2"/>
+      </w:pPr>
+      <w:r>
+        <w:t>Earlier wording, alternatives and picture transcripts · reference / check after trying</w:t>
+      </w:r>
+    </w:p>
+    <w:tbl>
+      <w:tblPr>
+        <w:tblStyle w:val="LightShading-Accent1"/>
+        <w:tblW w:type="auto" w:w="0"/>
+        <w:tblLook w:firstColumn="1" w:firstRow="1" w:lastColumn="0" w:lastRow="0" w:noHBand="0" w:noVBand="1" w:val="04A0"/>
+      </w:tblPr>
+      <w:tblGrid>
+        <w:gridCol w:w="5112"/>
+        <w:gridCol w:w="5112"/>
+      </w:tblGrid>
+      <w:tr>
+        <w:trPr>
+          <w:tblHeader/>
+        </w:trPr>
+        <w:tc>
+          <w:tcPr>
+            <w:tcW w:type="dxa" w:w="5112"/>
+          </w:tcPr>
+          <w:p>
+            <w:r>
+              <w:t>Term</w:t>
+            </w:r>
+          </w:p>
+        </w:tc>
+        <w:tc>
+          <w:tcPr>
+            <w:tcW w:type="dxa" w:w="5112"/>
+          </w:tcPr>
+          <w:p>
+            <w:r>
+              <w:t>Meaning</w:t>
+            </w:r>
+          </w:p>
+        </w:tc>
+      </w:tr>
+      <w:tr>
+        <w:tc>
+          <w:tcPr>
+            <w:tcW w:type="dxa" w:w="5112"/>
+          </w:tcPr>
+          <w:p>
+            <w:r>
+              <w:t>Branch</w:t>
+            </w:r>
+          </w:p>
+        </w:tc>
+        <w:tc>
+          <w:tcPr>
+            <w:tcW w:type="dxa" w:w="5112"/>
+          </w:tcPr>
+          <w:p>
+            <w:r>
+              <w:t>A possible path through a program</w:t>
+            </w:r>
+          </w:p>
+        </w:tc>
+      </w:tr>
+      <w:tr>
+        <w:tc>
+          <w:tcPr>
+            <w:tcW w:type="dxa" w:w="5112"/>
+          </w:tcPr>
+          <w:p>
+            <w:r>
+              <w:t>Condition</w:t>
+            </w:r>
+          </w:p>
+        </w:tc>
+        <w:tc>
+          <w:tcPr>
+            <w:tcW w:type="dxa" w:w="5112"/>
+          </w:tcPr>
+          <w:p>
+            <w:r>
+              <w:t>An expression used to decide which path to take</w:t>
+            </w:r>
+          </w:p>
+        </w:tc>
+      </w:tr>
+      <w:tr>
+        <w:tc>
+          <w:tcPr>
+            <w:tcW w:type="dxa" w:w="5112"/>
+          </w:tcPr>
+          <w:p>
+            <w:r>
+              <w:t>Indentation</w:t>
+            </w:r>
+          </w:p>
+        </w:tc>
+        <w:tc>
+          <w:tcPr>
+            <w:tcW w:type="dxa" w:w="5112"/>
+          </w:tcPr>
+          <w:p>
+            <w:r>
+              <w:t>Leading spaces that identify a Python code block</w:t>
+            </w:r>
+          </w:p>
+        </w:tc>
+      </w:tr>
+      <w:tr>
+        <w:tc>
+          <w:tcPr>
+            <w:tcW w:type="dxa" w:w="5112"/>
+          </w:tcPr>
+          <w:p>
+            <w:r>
+              <w:t>Boundary</w:t>
+            </w:r>
+          </w:p>
+        </w:tc>
+        <w:tc>
+          <w:tcPr>
+            <w:tcW w:type="dxa" w:w="5112"/>
+          </w:tcPr>
+          <w:p>
+            <w:r>
+              <w:t>A value where a classification may change</w:t>
+            </w:r>
+          </w:p>
+        </w:tc>
+      </w:tr>
+      <w:tr>
+        <w:tc>
+          <w:tcPr>
+            <w:tcW w:type="dxa" w:w="5112"/>
+          </w:tcPr>
+          <w:p>
+            <w:r>
+              <w:t>Regression check</w:t>
+            </w:r>
+          </w:p>
+        </w:tc>
+        <w:tc>
+          <w:tcPr>
+            <w:tcW w:type="dxa" w:w="5112"/>
+          </w:tcPr>
+          <w:p>
+            <w:r>
+              <w:t>A previous test rerun after an edit to detect a new failure</w:t>
+            </w:r>
+          </w:p>
+        </w:tc>
+      </w:tr>
+    </w:tbl>
+    <w:p>
+      <w:pPr>
+        <w:pStyle w:val="Heading3"/>
+      </w:pPr>
+      <w:r>
+        <w:t>One chain chooses one label</w:t>
+      </w:r>
+    </w:p>
+    <w:tbl>
+      <w:tblPr>
+        <w:tblStyle w:val="LightShading-Accent1"/>
+        <w:tblW w:type="auto" w:w="0"/>
+        <w:tblLook w:firstColumn="1" w:firstRow="1" w:lastColumn="0" w:lastRow="0" w:noHBand="0" w:noVBand="1" w:val="04A0"/>
+      </w:tblPr>
+      <w:tblGrid>
+        <w:gridCol w:w="3408"/>
+        <w:gridCol w:w="3408"/>
+        <w:gridCol w:w="3408"/>
+      </w:tblGrid>
+      <w:tr>
+        <w:trPr>
+          <w:tblHeader/>
+        </w:trPr>
+        <w:tc>
+          <w:tcPr>
+            <w:tcW w:type="dxa" w:w="3408"/>
+          </w:tcPr>
+          <w:p>
+            <w:r>
+              <w:t>Input</w:t>
+            </w:r>
+          </w:p>
+        </w:tc>
+        <w:tc>
+          <w:tcPr>
+            <w:tcW w:type="dxa" w:w="3408"/>
+          </w:tcPr>
+          <w:p>
+            <w:r>
+              <w:t>Checks in order</w:t>
+            </w:r>
+          </w:p>
+        </w:tc>
+        <w:tc>
+          <w:tcPr>
+            <w:tcW w:type="dxa" w:w="3408"/>
+          </w:tcPr>
+          <w:p>
+            <w:r>
+              <w:t>Selected label</w:t>
+            </w:r>
+          </w:p>
+        </w:tc>
+      </w:tr>
+      <w:tr>
+        <w:tc>
+          <w:tcPr>
+            <w:tcW w:type="dxa" w:w="3408"/>
+          </w:tcPr>
+          <w:p>
+            <w:r>
+              <w:t>-1</w:t>
+            </w:r>
+          </w:p>
+        </w:tc>
+        <w:tc>
+          <w:tcPr>
+            <w:tcW w:type="dxa" w:w="3408"/>
+          </w:tcPr>
+          <w:p>
+            <w:r>
+              <w:t>Below zero is True</w:t>
+            </w:r>
+          </w:p>
+        </w:tc>
+        <w:tc>
+          <w:tcPr>
+            <w:tcW w:type="dxa" w:w="3408"/>
+          </w:tcPr>
+          <w:p>
+            <w:r>
+              <w:t>Invalid</w:t>
+            </w:r>
+          </w:p>
+        </w:tc>
+      </w:tr>
+      <w:tr>
+        <w:tc>
+          <w:tcPr>
+            <w:tcW w:type="dxa" w:w="3408"/>
+          </w:tcPr>
+          <w:p>
+            <w:r>
+              <w:t>12</w:t>
+            </w:r>
+          </w:p>
+        </w:tc>
+        <w:tc>
+          <w:tcPr>
+            <w:tcW w:type="dxa" w:w="3408"/>
+          </w:tcPr>
+          <w:p>
+            <w:r>
+              <w:t>Below zero False; &lt;= 12 True</w:t>
+            </w:r>
+          </w:p>
+        </w:tc>
+        <w:tc>
+          <w:tcPr>
+            <w:tcW w:type="dxa" w:w="3408"/>
+          </w:tcPr>
+          <w:p>
+            <w:r>
+              <w:t>Short</w:t>
+            </w:r>
+          </w:p>
+        </w:tc>
+      </w:tr>
+      <w:tr>
+        <w:tc>
+          <w:tcPr>
+            <w:tcW w:type="dxa" w:w="3408"/>
+          </w:tcPr>
+          <w:p>
+            <w:r>
+              <w:t>13</w:t>
+            </w:r>
+          </w:p>
+        </w:tc>
+        <w:tc>
+          <w:tcPr>
+            <w:tcW w:type="dxa" w:w="3408"/>
+          </w:tcPr>
+          <w:p>
+            <w:r>
+              <w:t>Both checks False</w:t>
+            </w:r>
+          </w:p>
+        </w:tc>
+        <w:tc>
+          <w:tcPr>
+            <w:tcW w:type="dxa" w:w="3408"/>
+          </w:tcPr>
+          <w:p>
+            <w:r>
+              <w:t>Long</w:t>
+            </w:r>
+          </w:p>
+        </w:tc>
+      </w:tr>
+    </w:tbl>
+    <w:p>
+      <w:r>
+        <w:t>Later branches in this chain are skipped after a condition succeeds.</w:t>
+      </w:r>
+    </w:p>
+    <w:p>
+      <w:pPr>
+        <w:pStyle w:val="Heading3"/>
+      </w:pPr>
+      <w:r>
+        <w:t>Model the reasoning aloud</w:t>
+      </w:r>
+    </w:p>
+    <w:p>
+      <w:pPr>
+        <w:spacing w:line="336" w:lineRule="auto" w:after="180"/>
+      </w:pPr>
+      <w:r>
+        <w:rPr>
+          <w:b w:val="0"/>
+        </w:rPr>
+        <w:t xml:space="preserve">Use the complete worked example below before asking learners to complete W2. Reveal a small part, invite a </w:t>
+      </w:r>
+      <w:r>
+        <w:rPr>
+          <w:b/>
+        </w:rPr>
+        <w:t>prediction</w:t>
+      </w:r>
+      <w:r>
+        <w:rPr>
+          <w:b w:val="0"/>
+        </w:rPr>
+        <w:t>, then explain the deciding step.</w:t>
+      </w:r>
+    </w:p>
+    <w:p>
+      <w:pPr>
+        <w:spacing w:line="336" w:lineRule="auto" w:after="180"/>
+      </w:pPr>
+      <w:r>
+        <w:rPr>
+          <w:b w:val="0"/>
+        </w:rPr>
+        <w:t>These teacher notes contain solutions; do not reveal the independent case answer during modelling.</w:t>
+      </w:r>
+    </w:p>
+    <w:p>
+      <w:pPr>
         <w:pStyle w:val="Heading3"/>
       </w:pPr>
       <w:r>
@@ -1647,65 +2301,10 @@
     </w:p>
     <w:p>
       <w:pPr>
-        <w:spacing w:line="336" w:lineRule="auto" w:after="180"/>
-      </w:pPr>
-      <w:r>
-        <w:rPr>
-          <w:b w:val="0"/>
-        </w:rPr>
-        <w:t xml:space="preserve">Check invalid values before </w:t>
-      </w:r>
-      <w:r>
-        <w:rPr>
-          <w:b/>
-        </w:rPr>
-        <w:t>branch</w:t>
-      </w:r>
-      <w:r>
-        <w:rPr>
-          <w:b w:val="0"/>
-        </w:rPr>
-        <w:t>ing. A toy shelf label uses fewer than five books as "small", otherwise "large", but negative counts are invalid.</w:t>
-      </w:r>
-    </w:p>
-    <w:p>
-      <w:pPr>
         <w:pStyle w:val="Heading3"/>
       </w:pPr>
       <w:r>
         <w:t>The facts we will use</w:t>
-      </w:r>
-    </w:p>
-    <w:p>
-      <w:pPr>
-        <w:pStyle w:val="Heading3"/>
-      </w:pPr>
-      <w:r>
-        <w:t>Supplied facts</w:t>
-      </w:r>
-    </w:p>
-    <w:p>
-      <w:pPr>
-        <w:spacing w:line="336" w:lineRule="auto" w:after="180"/>
-        <w:shd w:fill="F1F6FC"/>
-      </w:pPr>
-      <w:r>
-        <w:rPr>
-          <w:b w:val="0"/>
-        </w:rPr>
-        <w:t xml:space="preserve">Python 3: if count&lt;0: label="invalid"; elif count&lt;5: label="small"; else: label="large". Read as indented </w:t>
-      </w:r>
-      <w:r>
-        <w:rPr>
-          <w:b/>
-        </w:rPr>
-        <w:t>branch</w:t>
-      </w:r>
-      <w:r>
-        <w:rPr>
-          <w:b w:val="0"/>
-        </w:rPr>
-        <w:t>es.</w:t>
       </w:r>
     </w:p>
     <w:p>
@@ -1713,7 +2312,7 @@
         <w:drawing>
           <wp:inline xmlns:a="http://schemas.openxmlformats.org/drawingml/2006/main" xmlns:pic="http://schemas.openxmlformats.org/drawingml/2006/picture">
             <wp:extent cx="5486400" cy="5185229"/>
-            <wp:docPr id="1" name="Picture 1" descr="Branching and boundary tests. Check validity: For count=-2, the first condition selects invalid.. Check small boundary: For count=4, validity passes and count&lt;5 selects small.. Handle equality: For count=5, both earlier conditions fail, so large is selected."/>
+            <wp:docPr id="2" name="Picture 2" descr="Branching and boundary tests. Check validity: For count=-2, the first condition selects invalid.. Check small boundary: For count=4, validity passes and count&lt;5 selects small.. Handle equality: For count=5, both earlier conditions fail, so large is selected."/>
             <wp:cNvGraphicFramePr>
               <a:graphicFrameLocks noChangeAspect="1"/>
             </wp:cNvGraphicFramePr>
@@ -1725,7 +2324,7 @@
                     <pic:cNvPicPr/>
                   </pic:nvPicPr>
                   <pic:blipFill>
-                    <a:blip r:embed="rId9"/>
+                    <a:blip r:embed="rId10"/>
                     <a:stretch>
                       <a:fillRect/>
                     </a:stretch>
@@ -1749,114 +2348,7 @@
         <w:pStyle w:val="Heading3"/>
       </w:pPr>
       <w:r>
-        <w:t>Read the picture one step at a time</w:t>
-      </w:r>
-    </w:p>
-    <w:tbl>
-      <w:tblPr>
-        <w:tblStyle w:val="LightShading-Accent1"/>
-        <w:tblW w:type="auto" w:w="0"/>
-        <w:tblLook w:firstColumn="1" w:firstRow="1" w:lastColumn="0" w:lastRow="0" w:noHBand="0" w:noVBand="1" w:val="04A0"/>
-      </w:tblPr>
-      <w:tblGrid>
-        <w:gridCol w:w="5112"/>
-        <w:gridCol w:w="5112"/>
-      </w:tblGrid>
-      <w:tr>
-        <w:trPr>
-          <w:tblHeader/>
-        </w:trPr>
-        <w:tc>
-          <w:tcPr>
-            <w:tcW w:type="dxa" w:w="5112"/>
-          </w:tcPr>
-          <w:p>
-            <w:r>
-              <w:t>Step</w:t>
-            </w:r>
-          </w:p>
-        </w:tc>
-        <w:tc>
-          <w:tcPr>
-            <w:tcW w:type="dxa" w:w="5112"/>
-          </w:tcPr>
-          <w:p>
-            <w:r>
-              <w:t>What happens and why</w:t>
-            </w:r>
-          </w:p>
-        </w:tc>
-      </w:tr>
-      <w:tr>
-        <w:tc>
-          <w:tcPr>
-            <w:tcW w:type="dxa" w:w="5112"/>
-          </w:tcPr>
-          <w:p>
-            <w:r>
-              <w:t>1. Check validity</w:t>
-            </w:r>
-          </w:p>
-        </w:tc>
-        <w:tc>
-          <w:tcPr>
-            <w:tcW w:type="dxa" w:w="5112"/>
-          </w:tcPr>
-          <w:p>
-            <w:r>
-              <w:t>For count=-2, the first condition selects invalid.</w:t>
-            </w:r>
-          </w:p>
-        </w:tc>
-      </w:tr>
-      <w:tr>
-        <w:tc>
-          <w:tcPr>
-            <w:tcW w:type="dxa" w:w="5112"/>
-          </w:tcPr>
-          <w:p>
-            <w:r>
-              <w:t>2. Check small boundary</w:t>
-            </w:r>
-          </w:p>
-        </w:tc>
-        <w:tc>
-          <w:tcPr>
-            <w:tcW w:type="dxa" w:w="5112"/>
-          </w:tcPr>
-          <w:p>
-            <w:r>
-              <w:t>For count=4, validity passes and count&lt;5 selects small.</w:t>
-            </w:r>
-          </w:p>
-        </w:tc>
-      </w:tr>
-      <w:tr>
-        <w:tc>
-          <w:tcPr>
-            <w:tcW w:type="dxa" w:w="5112"/>
-          </w:tcPr>
-          <w:p>
-            <w:r>
-              <w:t>3. Handle equality</w:t>
-            </w:r>
-          </w:p>
-        </w:tc>
-        <w:tc>
-          <w:tcPr>
-            <w:tcW w:type="dxa" w:w="5112"/>
-          </w:tcPr>
-          <w:p>
-            <w:r>
-              <w:t>For count=5, both earlier conditions fail, so large is selected.</w:t>
-            </w:r>
-          </w:p>
-        </w:tc>
-      </w:tr>
-    </w:tbl>
-    <w:p>
-      <w:r>
-        <w:t>Match each pictured step to the supplied facts. This is a worked teaching case, not an independent assessment.</w:t>
+        <w:t>Why this result follows</w:t>
       </w:r>
     </w:p>
     <w:p>
@@ -1864,7 +2356,7 @@
         <w:pStyle w:val="Heading3"/>
       </w:pPr>
       <w:r>
-        <w:t>Why this result follows</w:t>
+        <w:t>What this example does not establish</w:t>
       </w:r>
     </w:p>
     <w:p>
@@ -1872,161 +2364,216 @@
         <w:pStyle w:val="Heading3"/>
       </w:pPr>
       <w:r>
-        <w:t>Why the result follows</w:t>
+        <w:t>Change one thing in the pictured case</w:t>
       </w:r>
     </w:p>
     <w:p>
       <w:pPr>
-        <w:spacing w:line="336" w:lineRule="auto" w:after="180"/>
-        <w:shd w:fill="F1F6FC"/>
-      </w:pPr>
-      <w:r>
-        <w:rPr>
-          <w:b w:val="0"/>
-        </w:rPr>
-        <w:t xml:space="preserve">An if/elif/else chain selects the first matching </w:t>
-      </w:r>
-      <w:r>
-        <w:rPr>
-          <w:b/>
-        </w:rPr>
-        <w:t>branch</w:t>
-      </w:r>
-      <w:r>
-        <w:rPr>
-          <w:b w:val="0"/>
-        </w:rPr>
-        <w:t>. Putting invalid handling first prevents a negative count from being mislabelled as a small valid collection.</w:t>
+        <w:pStyle w:val="Heading3"/>
+      </w:pPr>
+      <w:r>
+        <w:t>Ask while showing the picture</w:t>
       </w:r>
     </w:p>
     <w:p>
       <w:pPr>
-        <w:pStyle w:val="Heading3"/>
-      </w:pPr>
-      <w:r>
-        <w:t>What this example does not establish</w:t>
+        <w:pStyle w:val="Heading1"/>
+      </w:pPr>
+      <w:r>
+        <w:t>03. Guide the trace, then fade the help</w:t>
       </w:r>
     </w:p>
     <w:p>
-      <w:pPr>
-        <w:pStyle w:val="Heading3"/>
-      </w:pPr>
-      <w:r>
-        <w:t>Keep the stated limit</w:t>
+      <w:r>
+        <w:t>Collect predictions before execution or feedback.</w:t>
       </w:r>
     </w:p>
     <w:p>
       <w:pPr>
-        <w:spacing w:line="336" w:lineRule="auto" w:after="180"/>
-        <w:shd w:fill="FFF5E6"/>
-      </w:pPr>
-      <w:r>
-        <w:rPr>
-          <w:b w:val="0"/>
-        </w:rPr>
-        <w:t>The toy procedure assumes numeric counts; validate types and define missing-value behaviour before using it in a real service.</w:t>
+        <w:pStyle w:val="Heading2"/>
+      </w:pPr>
+      <w:r>
+        <w:t>Main completion task and key</w:t>
       </w:r>
     </w:p>
     <w:p>
       <w:pPr>
-        <w:pStyle w:val="Heading3"/>
-      </w:pPr>
-      <w:r>
-        <w:t>Change one thing in the pictured case</w:t>
+        <w:spacing w:line="336" w:lineRule="auto" w:after="180"/>
+      </w:pPr>
+      <w:r>
+        <w:rPr>
+          <w:b w:val="0"/>
+        </w:rPr>
+        <w:t xml:space="preserve">Completion task: For -1, 12 and 13, record checked </w:t>
+      </w:r>
+      <w:r>
+        <w:rPr>
+          <w:b/>
+        </w:rPr>
+        <w:t>condition</w:t>
+      </w:r>
+      <w:r>
+        <w:rPr>
+          <w:b w:val="0"/>
+        </w:rPr>
+        <w:t xml:space="preserve">s, skipped </w:t>
+      </w:r>
+      <w:r>
+        <w:rPr>
+          <w:b/>
+        </w:rPr>
+        <w:t>condition</w:t>
+      </w:r>
+      <w:r>
+        <w:rPr>
+          <w:b w:val="0"/>
+        </w:rPr>
+        <w:t>s and the final label. Run each as a fresh script after predicting.</w:t>
       </w:r>
     </w:p>
     <w:p>
       <w:pPr>
-        <w:pStyle w:val="Heading3"/>
-      </w:pPr>
-      <w:r>
-        <w:t>Change one thing</w:t>
+        <w:spacing w:line="336" w:lineRule="auto" w:after="180"/>
+      </w:pPr>
+      <w:r>
+        <w:rPr>
+          <w:b w:val="0"/>
+        </w:rPr>
+        <w:t>Teacher check: -1: first True, second skipped, Invalid. 12: first False, second True, Short. 13: both False, else selected, Long. Retain observed results separately.</w:t>
       </w:r>
     </w:p>
     <w:p>
       <w:pPr>
         <w:spacing w:line="336" w:lineRule="auto" w:after="180"/>
-        <w:shd w:fill="F5F1FB"/>
       </w:pPr>
       <w:r>
         <w:rPr>
           <w:b w:val="0"/>
         </w:rPr>
-        <w:t xml:space="preserve">Change: Remove the first negative-count </w:t>
+        <w:t xml:space="preserve">Start by identifying the given </w:t>
       </w:r>
       <w:r>
         <w:rPr>
           <w:b/>
         </w:rPr>
-        <w:t>branch</w:t>
+        <w:t>input</w:t>
       </w:r>
       <w:r>
         <w:rPr>
           <w:b w:val="0"/>
         </w:rPr>
-        <w:t>.</w:t>
+        <w:t>s together. Leave the intermediate steps blank. If needed, model one step, then withdraw that help on the next step. Move to a full trace only when the partial trace is understood.</w:t>
       </w:r>
     </w:p>
     <w:p>
       <w:pPr>
-        <w:pStyle w:val="Heading3"/>
-      </w:pPr>
-      <w:r>
-        <w:t>Predicted result</w:t>
+        <w:spacing w:line="336" w:lineRule="auto" w:after="180"/>
+      </w:pPr>
+      <w:r>
+        <w:rPr>
+          <w:b w:val="0"/>
+        </w:rPr>
+        <w:t>For partners, alternate explainer and checker; collect a response from every learner before discussion.</w:t>
       </w:r>
     </w:p>
     <w:p>
       <w:pPr>
-        <w:spacing w:line="336" w:lineRule="auto" w:after="180"/>
-        <w:shd w:fill="F1F6FC"/>
-      </w:pPr>
-      <w:r>
-        <w:rPr>
-          <w:b/>
-        </w:rPr>
-        <w:t>Prediction</w:t>
-      </w:r>
-      <w:r>
-        <w:rPr>
-          <w:b w:val="0"/>
-        </w:rPr>
-        <w:t>: A count of -2 would incorrectly receive small.</w:t>
+        <w:pStyle w:val="Heading2"/>
+      </w:pPr>
+      <w:r>
+        <w:t>Individual misconception check</w:t>
       </w:r>
     </w:p>
     <w:p>
       <w:pPr>
-        <w:pStyle w:val="Heading3"/>
-      </w:pPr>
-      <w:r>
-        <w:t>Why the result follows</w:t>
+        <w:spacing w:line="336" w:lineRule="auto" w:after="180"/>
+      </w:pPr>
+      <w:r>
+        <w:rPr>
+          <w:b w:val="0"/>
+        </w:rPr>
+        <w:t xml:space="preserve">Use the worked case for </w:t>
+      </w:r>
+      <w:r>
+        <w:rPr>
+          <w:b/>
+        </w:rPr>
+        <w:t>Branch</w:t>
+      </w:r>
+      <w:r>
+        <w:rPr>
+          <w:b w:val="0"/>
+        </w:rPr>
+        <w:t xml:space="preserve">ing and </w:t>
+      </w:r>
+      <w:r>
+        <w:rPr>
+          <w:b/>
+        </w:rPr>
+        <w:t>boundary</w:t>
+      </w:r>
+      <w:r>
+        <w:rPr>
+          <w:b w:val="0"/>
+        </w:rPr>
+        <w:t xml:space="preserve"> tests. Proposed explanation: “Every </w:t>
+      </w:r>
+      <w:r>
+        <w:rPr>
+          <w:b/>
+        </w:rPr>
+        <w:t>condition</w:t>
+      </w:r>
+      <w:r>
+        <w:rPr>
+          <w:b w:val="0"/>
+        </w:rPr>
+        <w:t xml:space="preserve"> in the chain always runs”. Decide whether this explanation is supported.</w:t>
       </w:r>
     </w:p>
     <w:p>
       <w:pPr>
         <w:spacing w:line="336" w:lineRule="auto" w:after="180"/>
-        <w:shd w:fill="F1F6FC"/>
       </w:pPr>
       <w:r>
         <w:rPr>
           <w:b w:val="0"/>
         </w:rPr>
-        <w:t>Reason: Negative two is less than five, but it is not a permitted measured count.</w:t>
+        <w:t>Point to the step or supplied fact that decides; explain your repair if needed.</w:t>
       </w:r>
     </w:p>
     <w:p>
       <w:pPr>
-        <w:pStyle w:val="Heading3"/>
-      </w:pPr>
-      <w:r>
-        <w:t>Ask while showing the picture</w:t>
+        <w:spacing w:line="336" w:lineRule="auto" w:after="180"/>
+      </w:pPr>
+      <w:r>
+        <w:rPr>
+          <w:b w:val="0"/>
+        </w:rPr>
+        <w:t xml:space="preserve">Expected correction: Once one </w:t>
+      </w:r>
+      <w:r>
+        <w:rPr>
+          <w:b/>
+        </w:rPr>
+        <w:t>condition</w:t>
+      </w:r>
+      <w:r>
+        <w:rPr>
+          <w:b w:val="0"/>
+        </w:rPr>
+        <w:t xml:space="preserve"> succeeds, later alternatives are skipped.</w:t>
       </w:r>
     </w:p>
     <w:p>
       <w:pPr>
-        <w:pStyle w:val="Heading3"/>
-      </w:pPr>
-      <w:r>
-        <w:t>Ask while showing the picture · 3</w:t>
+        <w:spacing w:line="336" w:lineRule="auto" w:after="180"/>
+      </w:pPr>
+      <w:r>
+        <w:rPr>
+          <w:b w:val="0"/>
+        </w:rPr>
+        <w:t>Collect explanations, not only yes/no votes. If a misunderstanding is common, re-model the relevant step for the class.</w:t>
       </w:r>
     </w:p>
     <w:p>
@@ -2037,87 +2584,139 @@
         <w:rPr>
           <w:b w:val="0"/>
         </w:rPr>
-        <w:t xml:space="preserve">Cover the result. Ask learners to name the </w:t>
-      </w:r>
-      <w:r>
-        <w:rPr>
-          <w:b/>
-        </w:rPr>
-        <w:t>input</w:t>
-      </w:r>
-      <w:r>
-        <w:rPr>
-          <w:b w:val="0"/>
-        </w:rPr>
-        <w:t xml:space="preserve">s and predict the next step. Uncover one step, connect the icon to the actual procedure, and explain its </w:t>
-      </w:r>
-      <w:r>
-        <w:rPr>
-          <w:b/>
-        </w:rPr>
-        <w:t>evidence</w:t>
-      </w:r>
-      <w:r>
-        <w:rPr>
-          <w:b w:val="0"/>
-        </w:rPr>
-        <w:t xml:space="preserve">. Then change the supplied </w:t>
-      </w:r>
-      <w:r>
-        <w:rPr>
-          <w:b/>
-        </w:rPr>
-        <w:t>condition</w:t>
-      </w:r>
-      <w:r>
-        <w:rPr>
-          <w:b w:val="0"/>
-        </w:rPr>
-        <w:t xml:space="preserve"> and compare.</w:t>
+        <w:t>If it affects a few learners, give a short targeted group explanation while others solve a more demanding variation.</w:t>
       </w:r>
     </w:p>
     <w:p>
       <w:pPr>
-        <w:spacing w:line="336" w:lineRule="auto" w:after="180"/>
-      </w:pPr>
-      <w:r>
-        <w:rPr>
-          <w:b w:val="0"/>
-        </w:rPr>
-        <w:t>The picture is a representation; it does not document execution of a real AI model.</w:t>
+        <w:pStyle w:val="Heading2"/>
+      </w:pPr>
+      <w:r>
+        <w:t>Pictorial question and changed-case key</w:t>
       </w:r>
     </w:p>
     <w:p>
       <w:pPr>
-        <w:pStyle w:val="Heading1"/>
-      </w:pPr>
-      <w:r>
-        <w:t>03. Demonstrate and guide practice</w:t>
+        <w:spacing w:line="336" w:lineRule="auto" w:after="180"/>
+      </w:pPr>
+      <w:r>
+        <w:rPr>
+          <w:b w:val="0"/>
+        </w:rPr>
+        <w:t xml:space="preserve">Trace -2, 4 and 5 through the </w:t>
+      </w:r>
+      <w:r>
+        <w:rPr>
+          <w:b/>
+        </w:rPr>
+        <w:t>branch</w:t>
+      </w:r>
+      <w:r>
+        <w:rPr>
+          <w:b w:val="0"/>
+        </w:rPr>
+        <w:t>es. Explain why the negative check comes first and what label -2 gets if it is removed.</w:t>
       </w:r>
     </w:p>
     <w:p>
-      <w:r>
-        <w:t>Demonstrate Branching and boundary tests, reduce support deliberately and check individual reasoning before discussing answers.</w:t>
+      <w:pPr>
+        <w:spacing w:line="336" w:lineRule="auto" w:after="180"/>
+      </w:pPr>
+      <w:r>
+        <w:rPr>
+          <w:b w:val="0"/>
+        </w:rPr>
+        <w:t xml:space="preserve">The labels are invalid, small and large. The first </w:t>
+      </w:r>
+      <w:r>
+        <w:rPr>
+          <w:b/>
+        </w:rPr>
+        <w:t>branch</w:t>
+      </w:r>
+      <w:r>
+        <w:rPr>
+          <w:b w:val="0"/>
+        </w:rPr>
+        <w:t xml:space="preserve"> stops negative </w:t>
+      </w:r>
+      <w:r>
+        <w:rPr>
+          <w:b/>
+        </w:rPr>
+        <w:t>input</w:t>
+      </w:r>
+      <w:r>
+        <w:rPr>
+          <w:b w:val="0"/>
+        </w:rPr>
+        <w:t xml:space="preserve">s before the small rule. Without it, -2&lt;5 produces small and breaks the </w:t>
+      </w:r>
+      <w:r>
+        <w:rPr>
+          <w:b/>
+        </w:rPr>
+        <w:t>input</w:t>
+      </w:r>
+      <w:r>
+        <w:rPr>
+          <w:b w:val="0"/>
+        </w:rPr>
+        <w:t xml:space="preserve"> contract.</w:t>
       </w:r>
     </w:p>
     <w:p>
       <w:pPr>
-        <w:pStyle w:val="Heading3"/>
-      </w:pPr>
-      <w:r>
-        <w:t>Choose the pacing route</w:t>
+        <w:spacing w:line="336" w:lineRule="auto" w:after="180"/>
+      </w:pPr>
+      <w:r>
+        <w:rPr>
+          <w:b w:val="0"/>
+        </w:rPr>
+        <w:t>Changed-case reasoning: A count of -2 would incorrectly receive small. Negative two is less than five, but it is not a permitted measured count.</w:t>
       </w:r>
     </w:p>
     <w:p>
       <w:pPr>
         <w:spacing w:line="336" w:lineRule="auto" w:after="180"/>
-        <w:shd w:fill="F1F6F8"/>
       </w:pPr>
       <w:r>
         <w:rPr>
           <w:b w:val="0"/>
         </w:rPr>
-        <w:t>Compact alternative: this two-session sequence covers selected core tasks. Use the three-session weekly plan for the full lesson, independent transfer, feedback and project work; allow extra time for extensions.</w:t>
+        <w:t xml:space="preserve">Collect each learner’s explanation before discussion. Use the first missing connection between </w:t>
+      </w:r>
+      <w:r>
+        <w:rPr>
+          <w:b/>
+        </w:rPr>
+        <w:t>input</w:t>
+      </w:r>
+      <w:r>
+        <w:rPr>
+          <w:b w:val="0"/>
+        </w:rPr>
+        <w:t xml:space="preserve">, deciding step and result to choose support. This question is worked-case practice, not fresh mastery </w:t>
+      </w:r>
+      <w:r>
+        <w:rPr>
+          <w:b/>
+        </w:rPr>
+        <w:t>evidence</w:t>
+      </w:r>
+      <w:r>
+        <w:rPr>
+          <w:b w:val="0"/>
+        </w:rPr>
+        <w:t>.</w:t>
+      </w:r>
+    </w:p>
+    <w:p>
+      <w:pPr>
+        <w:pStyle w:val="Heading2"/>
+      </w:pPr>
+      <w:r>
+        <w:t>Support and alternative plan · reference / check after trying</w:t>
       </w:r>
     </w:p>
     <w:tbl>
@@ -2391,54 +2990,29 @@
     </w:p>
     <w:p>
       <w:pPr>
-        <w:pStyle w:val="Heading3"/>
-      </w:pPr>
-      <w:r>
-        <w:t>Reduce help deliberately</w:t>
+        <w:pStyle w:val="Heading2"/>
+      </w:pPr>
+      <w:r>
+        <w:t>Earlier wording, alternatives and picture transcripts · reference / check after trying</w:t>
       </w:r>
     </w:p>
     <w:p>
       <w:pPr>
-        <w:pStyle w:val="Heading3"/>
-      </w:pPr>
-      <w:r>
-        <w:t>Completion practice</w:t>
+        <w:spacing w:line="336" w:lineRule="auto" w:after="180"/>
+      </w:pPr>
+      <w:r>
+        <w:rPr>
+          <w:b w:val="0"/>
+        </w:rPr>
+        <w:t>Compact alternative: this two-session sequence covers selected core tasks. Use the three-session weekly plan for the full lesson, independent transfer, feedback and project work; allow extra time for extensions.</w:t>
       </w:r>
     </w:p>
     <w:p>
       <w:pPr>
-        <w:spacing w:line="336" w:lineRule="auto" w:after="180"/>
-        <w:shd w:fill="F5F1FB"/>
-      </w:pPr>
-      <w:r>
-        <w:rPr>
-          <w:b w:val="0"/>
-        </w:rPr>
-        <w:t xml:space="preserve">Completion task: For -1, 12 and 13, record checked </w:t>
-      </w:r>
-      <w:r>
-        <w:rPr>
-          <w:b/>
-        </w:rPr>
-        <w:t>condition</w:t>
-      </w:r>
-      <w:r>
-        <w:rPr>
-          <w:b w:val="0"/>
-        </w:rPr>
-        <w:t xml:space="preserve">s, skipped </w:t>
-      </w:r>
-      <w:r>
-        <w:rPr>
-          <w:b/>
-        </w:rPr>
-        <w:t>condition</w:t>
-      </w:r>
-      <w:r>
-        <w:rPr>
-          <w:b w:val="0"/>
-        </w:rPr>
-        <w:t>s and the final label. Run each as a fresh script after predicting.</w:t>
+        <w:pStyle w:val="Heading3"/>
+      </w:pPr>
+      <w:r>
+        <w:t>Reduce help deliberately</w:t>
       </w:r>
     </w:p>
     <w:p>
@@ -2446,108 +3020,44 @@
         <w:pStyle w:val="Heading3"/>
       </w:pPr>
       <w:r>
-        <w:t>Reasoning to listen for</w:t>
+        <w:t>Individual reasoning check</w:t>
       </w:r>
     </w:p>
     <w:p>
       <w:pPr>
-        <w:spacing w:line="336" w:lineRule="auto" w:after="180"/>
-        <w:shd w:fill="F1F6FC"/>
-      </w:pPr>
-      <w:r>
-        <w:rPr>
-          <w:b w:val="0"/>
-        </w:rPr>
-        <w:t>Teacher check: -1: first True, second skipped, Invalid. 12: first False, second True, Short. 13: both False, else selected, Long. Retain observed results separately.</w:t>
+        <w:pStyle w:val="Heading3"/>
+      </w:pPr>
+      <w:r>
+        <w:t>Pictorial practice question</w:t>
       </w:r>
     </w:p>
     <w:p>
       <w:pPr>
-        <w:spacing w:line="336" w:lineRule="auto" w:after="180"/>
-      </w:pPr>
-      <w:r>
-        <w:rPr>
-          <w:b w:val="0"/>
-        </w:rPr>
-        <w:t xml:space="preserve">Start by identifying the given </w:t>
-      </w:r>
-      <w:r>
-        <w:rPr>
-          <w:b/>
-        </w:rPr>
-        <w:t>input</w:t>
-      </w:r>
-      <w:r>
-        <w:rPr>
-          <w:b w:val="0"/>
-        </w:rPr>
-        <w:t>s together. Leave the intermediate steps blank. If needed, model one step, then withdraw that help on the next step. Move to a full trace only when the partial trace is understood.</w:t>
+        <w:pStyle w:val="Heading3"/>
+      </w:pPr>
+      <w:r>
+        <w:t>Reasoned teacher answer</w:t>
       </w:r>
     </w:p>
     <w:p>
       <w:pPr>
-        <w:spacing w:line="336" w:lineRule="auto" w:after="180"/>
-      </w:pPr>
-      <w:r>
-        <w:rPr>
-          <w:b w:val="0"/>
-        </w:rPr>
-        <w:t>For partners, alternate explainer and checker; collect a response from every learner before discussion.</w:t>
+        <w:pStyle w:val="Heading1"/>
+      </w:pPr>
+      <w:r>
+        <w:t>04. Run the complete supplied investigation</w:t>
       </w:r>
     </w:p>
     <w:p>
-      <w:pPr>
-        <w:pStyle w:val="Heading3"/>
-      </w:pPr>
-      <w:r>
-        <w:t>Individual reasoning check</w:t>
+      <w:r>
+        <w:t>Preserve expected, observed and paper-trace records.</w:t>
       </w:r>
     </w:p>
     <w:p>
       <w:pPr>
-        <w:spacing w:line="336" w:lineRule="auto" w:after="180"/>
-      </w:pPr>
-      <w:r>
-        <w:rPr>
-          <w:b w:val="0"/>
-        </w:rPr>
-        <w:t xml:space="preserve">Use the worked case for </w:t>
-      </w:r>
-      <w:r>
-        <w:rPr>
-          <w:b/>
-        </w:rPr>
-        <w:t>Branch</w:t>
-      </w:r>
-      <w:r>
-        <w:rPr>
-          <w:b w:val="0"/>
-        </w:rPr>
-        <w:t xml:space="preserve">ing and </w:t>
-      </w:r>
-      <w:r>
-        <w:rPr>
-          <w:b/>
-        </w:rPr>
-        <w:t>boundary</w:t>
-      </w:r>
-      <w:r>
-        <w:rPr>
-          <w:b w:val="0"/>
-        </w:rPr>
-        <w:t xml:space="preserve"> tests. Proposed explanation: “Every </w:t>
-      </w:r>
-      <w:r>
-        <w:rPr>
-          <w:b/>
-        </w:rPr>
-        <w:t>condition</w:t>
-      </w:r>
-      <w:r>
-        <w:rPr>
-          <w:b w:val="0"/>
-        </w:rPr>
-        <w:t xml:space="preserve"> in the chain always runs”. Decide whether this explanation is supported.</w:t>
+        <w:pStyle w:val="Heading2"/>
+      </w:pPr>
+      <w:r>
+        <w:t>Supplied case materials and checked guidance</w:t>
       </w:r>
     </w:p>
     <w:p>
@@ -2558,39 +3068,26 @@
         <w:rPr>
           <w:b w:val="0"/>
         </w:rPr>
-        <w:t>Point to the step or supplied fact that decides; explain your repair if needed.</w:t>
+        <w:t>W2 -1 first True/elif skipped→Invalid; 12 first False/second True→Short; 13 both False→Long. Exact 12 reveals &lt;= changed to &lt;, while 11 or 13 alone do not. Two independent ifs at -1 give Short by overwrite; restore elif. Book chain -2 invalid/4 small/5 large; remove invalid branch and -2 becomes small. Selected lamp reading 30→off, 29→on, -1→invalid under its own 0..100 contract.</w:t>
       </w:r>
     </w:p>
     <w:p>
       <w:pPr>
-        <w:pStyle w:val="Heading3"/>
-      </w:pPr>
-      <w:r>
-        <w:t>Expected repair</w:t>
+        <w:spacing w:line="336" w:lineRule="auto" w:after="180"/>
+      </w:pPr>
+      <w:r>
+        <w:rPr>
+          <w:b w:val="0"/>
+        </w:rPr>
+        <w:t>Record expected, actual and skipped separately.</w:t>
       </w:r>
     </w:p>
     <w:p>
       <w:pPr>
-        <w:spacing w:line="336" w:lineRule="auto" w:after="180"/>
-        <w:shd w:fill="F1F6FC"/>
-      </w:pPr>
-      <w:r>
-        <w:rPr>
-          <w:b w:val="0"/>
-        </w:rPr>
-        <w:t xml:space="preserve">Expected correction: Once one </w:t>
-      </w:r>
-      <w:r>
-        <w:rPr>
-          <w:b/>
-        </w:rPr>
-        <w:t>condition</w:t>
-      </w:r>
-      <w:r>
-        <w:rPr>
-          <w:b w:val="0"/>
-        </w:rPr>
-        <w:t xml:space="preserve"> succeeds, later alternatives are skipped.</w:t>
+        <w:pStyle w:val="Heading2"/>
+      </w:pPr>
+      <w:r>
+        <w:t>Diagnose misconceptions</w:t>
       </w:r>
     </w:p>
     <w:p>
@@ -2601,7 +3098,31 @@
         <w:rPr>
           <w:b w:val="0"/>
         </w:rPr>
-        <w:t>Collect explanations, not only yes/no votes. If a misunderstanding is common, re-model the relevant step for the class.</w:t>
+        <w:t xml:space="preserve">Every </w:t>
+      </w:r>
+      <w:r>
+        <w:rPr>
+          <w:b/>
+        </w:rPr>
+        <w:t>condition</w:t>
+      </w:r>
+      <w:r>
+        <w:rPr>
+          <w:b w:val="0"/>
+        </w:rPr>
+        <w:t xml:space="preserve"> in the chain always runs: Once one </w:t>
+      </w:r>
+      <w:r>
+        <w:rPr>
+          <w:b/>
+        </w:rPr>
+        <w:t>condition</w:t>
+      </w:r>
+      <w:r>
+        <w:rPr>
+          <w:b w:val="0"/>
+        </w:rPr>
+        <w:t xml:space="preserve"> succeeds, later alternatives are skipped.</w:t>
       </w:r>
     </w:p>
     <w:p>
@@ -2612,15 +3133,36 @@
         <w:rPr>
           <w:b w:val="0"/>
         </w:rPr>
-        <w:t>If it affects a few learners, give a short targeted group explanation while others solve a more demanding variation.</w:t>
+        <w:t>Two if statements behave like if then elif: Independent if statements can both run and overwrite a result.</w:t>
       </w:r>
     </w:p>
     <w:p>
       <w:pPr>
-        <w:pStyle w:val="Heading3"/>
-      </w:pPr>
-      <w:r>
-        <w:t>Pictorial practice question</w:t>
+        <w:spacing w:line="336" w:lineRule="auto" w:after="180"/>
+      </w:pPr>
+      <w:r>
+        <w:rPr>
+          <w:b/>
+        </w:rPr>
+        <w:t>Indentation</w:t>
+      </w:r>
+      <w:r>
+        <w:rPr>
+          <w:b w:val="0"/>
+        </w:rPr>
+        <w:t xml:space="preserve"> is cosmetic: Leading spaces define the </w:t>
+      </w:r>
+      <w:r>
+        <w:rPr>
+          <w:b/>
+        </w:rPr>
+        <w:t>branch</w:t>
+      </w:r>
+      <w:r>
+        <w:rPr>
+          <w:b w:val="0"/>
+        </w:rPr>
+        <w:t xml:space="preserve"> body.</w:t>
       </w:r>
     </w:p>
     <w:p>
@@ -2631,7 +3173,7 @@
         <w:rPr>
           <w:b w:val="0"/>
         </w:rPr>
-        <w:t xml:space="preserve">Trace -2, 4 and 5 through the </w:t>
+        <w:t xml:space="preserve">Every </w:t>
       </w:r>
       <w:r>
         <w:rPr>
@@ -2643,286 +3185,74 @@
         <w:rPr>
           <w:b w:val="0"/>
         </w:rPr>
-        <w:t>es. Explain why the negative check comes first and what label -2 gets if it is removed.</w:t>
+        <w:t xml:space="preserve"> tested means every </w:t>
+      </w:r>
+      <w:r>
+        <w:rPr>
+          <w:b/>
+        </w:rPr>
+        <w:t>input</w:t>
+      </w:r>
+      <w:r>
+        <w:rPr>
+          <w:b w:val="0"/>
+        </w:rPr>
+        <w:t xml:space="preserve"> correct: A missing equality case can hide a wrong comparison.</w:t>
       </w:r>
     </w:p>
     <w:p>
       <w:pPr>
-        <w:pStyle w:val="Heading3"/>
-      </w:pPr>
-      <w:r>
-        <w:t>Reasoned teacher answer</w:t>
+        <w:spacing w:line="336" w:lineRule="auto" w:after="180"/>
+      </w:pPr>
+      <w:r>
+        <w:rPr>
+          <w:b w:val="0"/>
+        </w:rPr>
+        <w:t xml:space="preserve">Use Section 9 for the </w:t>
+      </w:r>
+      <w:r>
+        <w:rPr>
+          <w:b/>
+        </w:rPr>
+        <w:t>evidence</w:t>
+      </w:r>
+      <w:r>
+        <w:rPr>
+          <w:b w:val="0"/>
+        </w:rPr>
+        <w:t xml:space="preserve"> ledger. Add a </w:t>
+      </w:r>
+      <w:r>
+        <w:rPr>
+          <w:b/>
+        </w:rPr>
+        <w:t>boundary</w:t>
+      </w:r>
+      <w:r>
+        <w:rPr>
+          <w:b w:val="0"/>
+        </w:rPr>
+        <w:t xml:space="preserve"> or missing-</w:t>
+      </w:r>
+      <w:r>
+        <w:rPr>
+          <w:b/>
+        </w:rPr>
+        <w:t>input</w:t>
+      </w:r>
+      <w:r>
+        <w:rPr>
+          <w:b w:val="0"/>
+        </w:rPr>
+        <w:t xml:space="preserve"> case and record the expected response before checking. More successful repeats of one case do not establish wider coverage.</w:t>
       </w:r>
     </w:p>
     <w:p>
       <w:pPr>
-        <w:spacing w:line="336" w:lineRule="auto" w:after="180"/>
-      </w:pPr>
-      <w:r>
-        <w:rPr>
-          <w:b w:val="0"/>
-        </w:rPr>
-        <w:t xml:space="preserve">The labels are invalid, small and large. The first </w:t>
-      </w:r>
-      <w:r>
-        <w:rPr>
-          <w:b/>
-        </w:rPr>
-        <w:t>branch</w:t>
-      </w:r>
-      <w:r>
-        <w:rPr>
-          <w:b w:val="0"/>
-        </w:rPr>
-        <w:t xml:space="preserve"> stops negative </w:t>
-      </w:r>
-      <w:r>
-        <w:rPr>
-          <w:b/>
-        </w:rPr>
-        <w:t>input</w:t>
-      </w:r>
-      <w:r>
-        <w:rPr>
-          <w:b w:val="0"/>
-        </w:rPr>
-        <w:t xml:space="preserve">s before the small rule. Without it, -2&lt;5 produces small and breaks the </w:t>
-      </w:r>
-      <w:r>
-        <w:rPr>
-          <w:b/>
-        </w:rPr>
-        <w:t>input</w:t>
-      </w:r>
-      <w:r>
-        <w:rPr>
-          <w:b w:val="0"/>
-        </w:rPr>
-        <w:t xml:space="preserve"> contract.</w:t>
-      </w:r>
-    </w:p>
-    <w:p>
-      <w:pPr>
-        <w:spacing w:line="336" w:lineRule="auto" w:after="180"/>
-      </w:pPr>
-      <w:r>
-        <w:rPr>
-          <w:b w:val="0"/>
-        </w:rPr>
-        <w:t>Changed-case reasoning: A count of -2 would incorrectly receive small. Negative two is less than five, but it is not a permitted measured count.</w:t>
-      </w:r>
-    </w:p>
-    <w:p>
-      <w:pPr>
-        <w:spacing w:line="336" w:lineRule="auto" w:after="180"/>
-      </w:pPr>
-      <w:r>
-        <w:rPr>
-          <w:b w:val="0"/>
-        </w:rPr>
-        <w:t xml:space="preserve">Collect each learner’s explanation before discussion. Use the first missing connection between </w:t>
-      </w:r>
-      <w:r>
-        <w:rPr>
-          <w:b/>
-        </w:rPr>
-        <w:t>input</w:t>
-      </w:r>
-      <w:r>
-        <w:rPr>
-          <w:b w:val="0"/>
-        </w:rPr>
-        <w:t xml:space="preserve">, deciding step and result to choose support. This question is worked-case practice, not fresh mastery </w:t>
-      </w:r>
-      <w:r>
-        <w:rPr>
-          <w:b/>
-        </w:rPr>
-        <w:t>evidence</w:t>
-      </w:r>
-      <w:r>
-        <w:rPr>
-          <w:b w:val="0"/>
-        </w:rPr>
-        <w:t>.</w:t>
-      </w:r>
-    </w:p>
-    <w:p>
-      <w:pPr>
-        <w:pStyle w:val="Heading1"/>
-      </w:pPr>
-      <w:r>
-        <w:t>04. Run the investigation and diagnose misconceptions</w:t>
-      </w:r>
-    </w:p>
-    <w:p>
-      <w:r>
-        <w:t>Run the Branching and boundary tests investigation and use the first unsupported step to choose a teaching response.</w:t>
-      </w:r>
-    </w:p>
-    <w:p>
-      <w:pPr>
-        <w:spacing w:line="336" w:lineRule="auto" w:after="180"/>
-      </w:pPr>
-      <w:r>
-        <w:rPr>
-          <w:b w:val="0"/>
-        </w:rPr>
-        <w:t xml:space="preserve">Every </w:t>
-      </w:r>
-      <w:r>
-        <w:rPr>
-          <w:b/>
-        </w:rPr>
-        <w:t>condition</w:t>
-      </w:r>
-      <w:r>
-        <w:rPr>
-          <w:b w:val="0"/>
-        </w:rPr>
-        <w:t xml:space="preserve"> in the chain always runs: Once one </w:t>
-      </w:r>
-      <w:r>
-        <w:rPr>
-          <w:b/>
-        </w:rPr>
-        <w:t>condition</w:t>
-      </w:r>
-      <w:r>
-        <w:rPr>
-          <w:b w:val="0"/>
-        </w:rPr>
-        <w:t xml:space="preserve"> succeeds, later alternatives are skipped.</w:t>
-      </w:r>
-    </w:p>
-    <w:p>
-      <w:pPr>
-        <w:spacing w:line="336" w:lineRule="auto" w:after="180"/>
-      </w:pPr>
-      <w:r>
-        <w:rPr>
-          <w:b w:val="0"/>
-        </w:rPr>
-        <w:t>Two if statements behave like if then elif: Independent if statements can both run and overwrite a result.</w:t>
-      </w:r>
-    </w:p>
-    <w:p>
-      <w:pPr>
-        <w:spacing w:line="336" w:lineRule="auto" w:after="180"/>
-      </w:pPr>
-      <w:r>
-        <w:rPr>
-          <w:b/>
-        </w:rPr>
-        <w:t>Indentation</w:t>
-      </w:r>
-      <w:r>
-        <w:rPr>
-          <w:b w:val="0"/>
-        </w:rPr>
-        <w:t xml:space="preserve"> is cosmetic: Leading spaces define the </w:t>
-      </w:r>
-      <w:r>
-        <w:rPr>
-          <w:b/>
-        </w:rPr>
-        <w:t>branch</w:t>
-      </w:r>
-      <w:r>
-        <w:rPr>
-          <w:b w:val="0"/>
-        </w:rPr>
-        <w:t xml:space="preserve"> body.</w:t>
-      </w:r>
-    </w:p>
-    <w:p>
-      <w:pPr>
-        <w:spacing w:line="336" w:lineRule="auto" w:after="180"/>
-      </w:pPr>
-      <w:r>
-        <w:rPr>
-          <w:b w:val="0"/>
-        </w:rPr>
-        <w:t xml:space="preserve">Every </w:t>
-      </w:r>
-      <w:r>
-        <w:rPr>
-          <w:b/>
-        </w:rPr>
-        <w:t>branch</w:t>
-      </w:r>
-      <w:r>
-        <w:rPr>
-          <w:b w:val="0"/>
-        </w:rPr>
-        <w:t xml:space="preserve"> tested means every </w:t>
-      </w:r>
-      <w:r>
-        <w:rPr>
-          <w:b/>
-        </w:rPr>
-        <w:t>input</w:t>
-      </w:r>
-      <w:r>
-        <w:rPr>
-          <w:b w:val="0"/>
-        </w:rPr>
-        <w:t xml:space="preserve"> correct: A missing equality case can hide a wrong comparison.</w:t>
-      </w:r>
-    </w:p>
-    <w:p>
-      <w:pPr>
-        <w:spacing w:line="336" w:lineRule="auto" w:after="180"/>
-      </w:pPr>
-      <w:r>
-        <w:rPr>
-          <w:b w:val="0"/>
-        </w:rPr>
-        <w:t xml:space="preserve">Use Section 9 for the </w:t>
-      </w:r>
-      <w:r>
-        <w:rPr>
-          <w:b/>
-        </w:rPr>
-        <w:t>evidence</w:t>
-      </w:r>
-      <w:r>
-        <w:rPr>
-          <w:b w:val="0"/>
-        </w:rPr>
-        <w:t xml:space="preserve"> ledger. Add a </w:t>
-      </w:r>
-      <w:r>
-        <w:rPr>
-          <w:b/>
-        </w:rPr>
-        <w:t>boundary</w:t>
-      </w:r>
-      <w:r>
-        <w:rPr>
-          <w:b w:val="0"/>
-        </w:rPr>
-        <w:t xml:space="preserve"> or missing-</w:t>
-      </w:r>
-      <w:r>
-        <w:rPr>
-          <w:b/>
-        </w:rPr>
-        <w:t>input</w:t>
-      </w:r>
-      <w:r>
-        <w:rPr>
-          <w:b w:val="0"/>
-        </w:rPr>
-        <w:t xml:space="preserve"> case and record the expected response before checking. More successful repeats of one case do not establish wider coverage.</w:t>
-      </w:r>
-    </w:p>
-    <w:p>
-      <w:pPr>
-        <w:pStyle w:val="Heading3"/>
-      </w:pPr>
-      <w:r>
-        <w:t>Match the support to the first error</w:t>
+        <w:pStyle w:val="Heading2"/>
+      </w:pPr>
+      <w:r>
+        <w:t>Choose accessible support</w:t>
       </w:r>
     </w:p>
     <w:tbl>
@@ -3107,491 +3437,44 @@
     </w:p>
     <w:p>
       <w:pPr>
-        <w:pStyle w:val="Heading1"/>
-      </w:pPr>
-      <w:r>
-        <w:t>05. Assess and explain the answers</w:t>
+        <w:pStyle w:val="Heading2"/>
+      </w:pPr>
+      <w:r>
+        <w:t>Earlier wording, alternatives and picture transcripts · reference / check after trying</w:t>
       </w:r>
     </w:p>
     <w:p>
-      <w:r>
-        <w:t>Use the Branching and boundary tests questions, teacher keys and criteria after the relevant attempts. Previously discussed cases are practice; protect the separately selected independent task.</w:t>
+      <w:pPr>
+        <w:pStyle w:val="Heading3"/>
+      </w:pPr>
+      <w:r>
+        <w:t>Match the support to the first error</w:t>
       </w:r>
     </w:p>
     <w:p>
       <w:pPr>
-        <w:pStyle w:val="Heading3"/>
-      </w:pPr>
-      <w:r>
-        <w:t>Guided and exit questions</w:t>
+        <w:pStyle w:val="Heading1"/>
+      </w:pPr>
+      <w:r>
+        <w:t>05. Assess the selected bridge transfer task</w:t>
       </w:r>
     </w:p>
     <w:p>
-      <w:pPr>
-        <w:spacing w:line="336" w:lineRule="auto" w:after="180"/>
-      </w:pPr>
-      <w:r>
-        <w:rPr>
-          <w:b w:val="0"/>
-        </w:rPr>
-        <w:t>The faulty &lt; 12 version prints Long for 12, contrary to the inclusive Short rule. Repair to &lt;= 12 and rerun 11 or 13 as well as 12.</w:t>
+      <w:r>
+        <w:t>If a learner has seen this exact case, use a fresh parallel input and record exposure/support.</w:t>
       </w:r>
     </w:p>
     <w:p>
       <w:pPr>
-        <w:spacing w:line="336" w:lineRule="auto" w:after="180"/>
-      </w:pPr>
-      <w:r>
-        <w:rPr>
-          <w:b w:val="0"/>
-        </w:rPr>
-        <w:t xml:space="preserve">Exit: exact 12 is missing. -1, 2 and 20 can visit all </w:t>
-      </w:r>
-      <w:r>
-        <w:rPr>
-          <w:b/>
-        </w:rPr>
-        <w:t>branch</w:t>
-      </w:r>
-      <w:r>
-        <w:rPr>
-          <w:b w:val="0"/>
-        </w:rPr>
-        <w:t>es even when the equality comparison is wrong.</w:t>
+        <w:pStyle w:val="Heading2"/>
+      </w:pPr>
+      <w:r>
+        <w:t>Selected independent task and checked key</w:t>
       </w:r>
     </w:p>
     <w:p>
       <w:pPr>
-        <w:pStyle w:val="Heading3"/>
-      </w:pPr>
-      <w:r>
-        <w:t>W1 Explain the chain</w:t>
-      </w:r>
-    </w:p>
-    <w:p>
-      <w:pPr>
-        <w:pStyle w:val="Heading3"/>
-      </w:pPr>
-      <w:r>
-        <w:t>Workbook question · W1</w:t>
-      </w:r>
-    </w:p>
-    <w:p>
-      <w:pPr>
         <w:spacing w:line="336" w:lineRule="auto" w:after="180"/>
-        <w:shd w:fill="F5F1FB"/>
-      </w:pPr>
-      <w:r>
-        <w:rPr>
-          <w:b w:val="0"/>
-        </w:rPr>
-        <w:t xml:space="preserve">Describe the purpose of if, elif and else in the worked duration sorter. Explain why print(label) is outside the indented </w:t>
-      </w:r>
-      <w:r>
-        <w:rPr>
-          <w:b/>
-        </w:rPr>
-        <w:t>branch</w:t>
-      </w:r>
-      <w:r>
-        <w:rPr>
-          <w:b w:val="0"/>
-        </w:rPr>
-        <w:t>es.</w:t>
-      </w:r>
-    </w:p>
-    <w:p>
-      <w:pPr>
-        <w:pStyle w:val="Heading3"/>
-      </w:pPr>
-      <w:r>
-        <w:t>Teacher reasoning · W1</w:t>
-      </w:r>
-    </w:p>
-    <w:p>
-      <w:pPr>
-        <w:spacing w:line="336" w:lineRule="auto" w:after="180"/>
-        <w:shd w:fill="F1F6FC"/>
-      </w:pPr>
-      <w:r>
-        <w:rPr>
-          <w:b w:val="0"/>
-        </w:rPr>
-        <w:t xml:space="preserve">if tests negative first; elif checks &lt;= 12 only after that fails; else handles the rest. Unindented print runs after any selected </w:t>
-      </w:r>
-      <w:r>
-        <w:rPr>
-          <w:b/>
-        </w:rPr>
-        <w:t>branch</w:t>
-      </w:r>
-      <w:r>
-        <w:rPr>
-          <w:b w:val="0"/>
-        </w:rPr>
-        <w:t>, whose assignment gives label a value.</w:t>
-      </w:r>
-    </w:p>
-    <w:p>
-      <w:pPr>
-        <w:pStyle w:val="Heading3"/>
-      </w:pPr>
-      <w:r>
-        <w:t>W2 Trace the tested path</w:t>
-      </w:r>
-    </w:p>
-    <w:p>
-      <w:pPr>
-        <w:pStyle w:val="Heading3"/>
-      </w:pPr>
-      <w:r>
-        <w:t>Workbook question · W2</w:t>
-      </w:r>
-    </w:p>
-    <w:p>
-      <w:pPr>
-        <w:spacing w:line="336" w:lineRule="auto" w:after="180"/>
-        <w:shd w:fill="F5F1FB"/>
-      </w:pPr>
-      <w:r>
-        <w:rPr>
-          <w:b w:val="0"/>
-        </w:rPr>
-        <w:t xml:space="preserve">For -1, 12 and 13, record checked </w:t>
-      </w:r>
-      <w:r>
-        <w:rPr>
-          <w:b/>
-        </w:rPr>
-        <w:t>condition</w:t>
-      </w:r>
-      <w:r>
-        <w:rPr>
-          <w:b w:val="0"/>
-        </w:rPr>
-        <w:t xml:space="preserve">s, skipped </w:t>
-      </w:r>
-      <w:r>
-        <w:rPr>
-          <w:b/>
-        </w:rPr>
-        <w:t>condition</w:t>
-      </w:r>
-      <w:r>
-        <w:rPr>
-          <w:b w:val="0"/>
-        </w:rPr>
-        <w:t>s and the final label. Run each as a fresh script after predicting.</w:t>
-      </w:r>
-    </w:p>
-    <w:p>
-      <w:pPr>
-        <w:pStyle w:val="Heading3"/>
-      </w:pPr>
-      <w:r>
-        <w:t>Teacher reasoning · W2</w:t>
-      </w:r>
-    </w:p>
-    <w:p>
-      <w:pPr>
-        <w:spacing w:line="336" w:lineRule="auto" w:after="180"/>
-        <w:shd w:fill="F1F6FC"/>
-      </w:pPr>
-      <w:r>
-        <w:rPr>
-          <w:b w:val="0"/>
-        </w:rPr>
-        <w:t>-1: first True, second skipped, Invalid. 12: first False, second True, Short. 13: both False, else selected, Long. Retain observed results separately.</w:t>
-      </w:r>
-    </w:p>
-    <w:p>
-      <w:pPr>
-        <w:pStyle w:val="Heading3"/>
-      </w:pPr>
-      <w:r>
-        <w:t>W3 Repair the overwritten result</w:t>
-      </w:r>
-    </w:p>
-    <w:p>
-      <w:pPr>
-        <w:pStyle w:val="Heading3"/>
-      </w:pPr>
-      <w:r>
-        <w:t>Workbook question · W3</w:t>
-      </w:r>
-    </w:p>
-    <w:p>
-      <w:pPr>
-        <w:spacing w:line="336" w:lineRule="auto" w:after="180"/>
-        <w:shd w:fill="F5F1FB"/>
-      </w:pPr>
-      <w:r>
-        <w:rPr>
-          <w:b w:val="0"/>
-        </w:rPr>
-        <w:t>Trace the two-independent-if example for -1. Identify which assignment overwrites the earlier label and make the smallest repair.</w:t>
-      </w:r>
-    </w:p>
-    <w:p>
-      <w:pPr>
-        <w:pStyle w:val="Heading3"/>
-      </w:pPr>
-      <w:r>
-        <w:t>Teacher reasoning · W3</w:t>
-      </w:r>
-    </w:p>
-    <w:p>
-      <w:pPr>
-        <w:spacing w:line="336" w:lineRule="auto" w:after="180"/>
-        <w:shd w:fill="F1F6FC"/>
-      </w:pPr>
-      <w:r>
-        <w:rPr>
-          <w:b w:val="0"/>
-        </w:rPr>
-        <w:t xml:space="preserve">The first assignment sets Invalid; the second if also succeeds and changes label to Short. Replace the second if with elif. The repaired </w:t>
-      </w:r>
-      <w:r>
-        <w:rPr>
-          <w:b/>
-        </w:rPr>
-        <w:t>output</w:t>
-      </w:r>
-      <w:r>
-        <w:rPr>
-          <w:b w:val="0"/>
-        </w:rPr>
-        <w:t xml:space="preserve"> is Invalid.</w:t>
-      </w:r>
-    </w:p>
-    <w:p>
-      <w:pPr>
-        <w:pStyle w:val="Heading3"/>
-      </w:pPr>
-      <w:r>
-        <w:t>W4 Build a new sorter independently</w:t>
-      </w:r>
-    </w:p>
-    <w:p>
-      <w:pPr>
-        <w:pStyle w:val="Heading3"/>
-      </w:pPr>
-      <w:r>
-        <w:t>Workbook question · W4</w:t>
-      </w:r>
-    </w:p>
-    <w:p>
-      <w:pPr>
-        <w:spacing w:line="336" w:lineRule="auto" w:after="180"/>
-        <w:shd w:fill="F5F1FB"/>
-      </w:pPr>
-      <w:r>
-        <w:rPr>
-          <w:b w:val="0"/>
-        </w:rPr>
-        <w:t>Use an integer tiles count. Label a negative value Invalid, zero Empty, 1 through 6 Small and values above 6 Large. Write an ordered if elif else script and predict -1, 0, 1, 6 and 7. Include one print after the chain.</w:t>
-      </w:r>
-    </w:p>
-    <w:p>
-      <w:pPr>
-        <w:pStyle w:val="Heading3"/>
-      </w:pPr>
-      <w:r>
-        <w:t>Teacher reasoning · W4</w:t>
-      </w:r>
-    </w:p>
-    <w:p>
-      <w:pPr>
-        <w:spacing w:line="336" w:lineRule="auto" w:after="180"/>
-        <w:shd w:fill="F1F6FC"/>
-      </w:pPr>
-      <w:r>
-        <w:rPr>
-          <w:b w:val="0"/>
-        </w:rPr>
-        <w:t xml:space="preserve">Use if tiles &lt; 0, elif tiles == 0, elif tiles &lt;= 6, else, assigning the respective labels and printing after the chain. </w:t>
-      </w:r>
-      <w:r>
-        <w:rPr>
-          <w:b/>
-        </w:rPr>
-        <w:t>Output</w:t>
-      </w:r>
-      <w:r>
-        <w:rPr>
-          <w:b w:val="0"/>
-        </w:rPr>
-        <w:t xml:space="preserve">s Invalid, Empty, Small, Small, Large. Zero must be handled before the &lt;= 6 </w:t>
-      </w:r>
-      <w:r>
-        <w:rPr>
-          <w:b/>
-        </w:rPr>
-        <w:t>branch</w:t>
-      </w:r>
-      <w:r>
-        <w:rPr>
-          <w:b w:val="0"/>
-        </w:rPr>
-        <w:t>.</w:t>
-      </w:r>
-    </w:p>
-    <w:p>
-      <w:pPr>
-        <w:pStyle w:val="Heading3"/>
-      </w:pPr>
-      <w:r>
-        <w:t>W5 Choose revealing regression tests</w:t>
-      </w:r>
-    </w:p>
-    <w:p>
-      <w:pPr>
-        <w:pStyle w:val="Heading3"/>
-      </w:pPr>
-      <w:r>
-        <w:t>Workbook question · W5</w:t>
-      </w:r>
-    </w:p>
-    <w:p>
-      <w:pPr>
-        <w:spacing w:line="336" w:lineRule="auto" w:after="180"/>
-        <w:shd w:fill="F5F1FB"/>
-      </w:pPr>
-      <w:r>
-        <w:rPr>
-          <w:b w:val="0"/>
-        </w:rPr>
-        <w:t xml:space="preserve">A repair changes the small-count </w:t>
-      </w:r>
-      <w:r>
-        <w:rPr>
-          <w:b/>
-        </w:rPr>
-        <w:t>condition</w:t>
-      </w:r>
-      <w:r>
-        <w:rPr>
-          <w:b w:val="0"/>
-        </w:rPr>
-        <w:t xml:space="preserve"> from &lt; 6 to &lt;= 6. Name the case that exposes the original error and two different kinds of earlier cases to rerun.</w:t>
-      </w:r>
-    </w:p>
-    <w:p>
-      <w:pPr>
-        <w:pStyle w:val="Heading3"/>
-      </w:pPr>
-      <w:r>
-        <w:t>Teacher reasoning · W5</w:t>
-      </w:r>
-    </w:p>
-    <w:p>
-      <w:pPr>
-        <w:spacing w:line="336" w:lineRule="auto" w:after="180"/>
-        <w:shd w:fill="F1F6FC"/>
-      </w:pPr>
-      <w:r>
-        <w:rPr>
-          <w:b w:val="0"/>
-        </w:rPr>
-        <w:t xml:space="preserve">6 exposes the original wrong Large label. Rerun zero for Empty and a negative count for Invalid, or 7 for Large. Passing only 6 does not check earlier </w:t>
-      </w:r>
-      <w:r>
-        <w:rPr>
-          <w:b/>
-        </w:rPr>
-        <w:t>branch</w:t>
-      </w:r>
-      <w:r>
-        <w:rPr>
-          <w:b w:val="0"/>
-        </w:rPr>
-        <w:t>es.</w:t>
-      </w:r>
-    </w:p>
-    <w:p>
-      <w:pPr>
-        <w:pStyle w:val="Heading3"/>
-      </w:pPr>
-      <w:r>
-        <w:t>Independent assessment and fresh retry</w:t>
-      </w:r>
-    </w:p>
-    <w:p>
-      <w:pPr>
-        <w:pStyle w:val="Heading3"/>
-      </w:pPr>
-      <w:r>
-        <w:t>Teacher key · Independent assessment and fresh retry</w:t>
-      </w:r>
-    </w:p>
-    <w:p>
-      <w:pPr>
-        <w:spacing w:line="336" w:lineRule="auto" w:after="180"/>
-        <w:shd w:fill="F1F6FC"/>
-      </w:pPr>
-      <w:r>
-        <w:rPr>
-          <w:b w:val="0"/>
-        </w:rPr>
-        <w:t xml:space="preserve">W4 must assign one correct label on all five cases and explain zero before the small </w:t>
-      </w:r>
-      <w:r>
-        <w:rPr>
-          <w:b/>
-        </w:rPr>
-        <w:t>branch</w:t>
-      </w:r>
-      <w:r>
-        <w:rPr>
-          <w:b w:val="0"/>
-        </w:rPr>
-        <w:t>. After support, retry a shelf-count sorter with Empty at zero, Few for 1 through 4, Many above 4 and Invalid below zero.</w:t>
-      </w:r>
-    </w:p>
-    <w:p>
-      <w:pPr>
-        <w:spacing w:line="336" w:lineRule="auto" w:after="180"/>
-        <w:shd w:fill="F1F6FC"/>
-      </w:pPr>
-      <w:r>
-        <w:rPr>
-          <w:b w:val="0"/>
-        </w:rPr>
-        <w:t xml:space="preserve">Expected </w:t>
-      </w:r>
-      <w:r>
-        <w:rPr>
-          <w:b/>
-        </w:rPr>
-        <w:t>output</w:t>
-      </w:r>
-      <w:r>
-        <w:rPr>
-          <w:b w:val="0"/>
-        </w:rPr>
-        <w:t>s at -1, 0, 4, 5 are Invalid, Empty, Few, Many.</w:t>
-      </w:r>
-    </w:p>
-    <w:p>
-      <w:pPr>
-        <w:pStyle w:val="Heading3"/>
-      </w:pPr>
-      <w:r>
-        <w:t>Assess independent transfer</w:t>
-      </w:r>
-    </w:p>
-    <w:p>
-      <w:pPr>
-        <w:pStyle w:val="Heading3"/>
-      </w:pPr>
-      <w:r>
-        <w:t>Independent question · withhold the key</w:t>
-      </w:r>
-    </w:p>
-    <w:p>
-      <w:pPr>
-        <w:spacing w:line="336" w:lineRule="auto" w:after="180"/>
-        <w:shd w:fill="F5F1FB"/>
       </w:pPr>
       <w:r>
         <w:rPr>
@@ -3626,30 +3509,21 @@
     </w:p>
     <w:p>
       <w:pPr>
-        <w:pStyle w:val="Heading3"/>
-      </w:pPr>
-      <w:r>
-        <w:t>Selected case answer</w:t>
+        <w:spacing w:line="336" w:lineRule="auto" w:after="180"/>
+      </w:pPr>
+      <w:r>
+        <w:rPr>
+          <w:b w:val="0"/>
+        </w:rPr>
+        <w:t>30 gives off, 29 gives on, -1 gives invalid. Checking validity first prevents an invalid negative reading from being accepted as a lamp-on decision.</w:t>
       </w:r>
     </w:p>
     <w:p>
       <w:pPr>
-        <w:pStyle w:val="Heading3"/>
-      </w:pPr>
-      <w:r>
-        <w:t>Teacher key · Selected case answer</w:t>
-      </w:r>
-    </w:p>
-    <w:p>
-      <w:pPr>
-        <w:spacing w:line="336" w:lineRule="auto" w:after="180"/>
-        <w:shd w:fill="F1F6FC"/>
-      </w:pPr>
-      <w:r>
-        <w:rPr>
-          <w:b w:val="0"/>
-        </w:rPr>
-        <w:t>30 gives off, 29 gives on, -1 gives invalid. Checking validity first prevents an invalid negative reading from being accepted as a lamp-on decision.</w:t>
+        <w:pStyle w:val="Heading2"/>
+      </w:pPr>
+      <w:r>
+        <w:t>Judge trace and support</w:t>
       </w:r>
     </w:p>
     <w:tbl>
@@ -3756,54 +3630,55 @@
     </w:tbl>
     <w:p>
       <w:pPr>
-        <w:pStyle w:val="Heading3"/>
-      </w:pPr>
-      <w:r>
-        <w:t>Teacher key · Selected case answer</w:t>
+        <w:spacing w:line="336" w:lineRule="auto" w:after="180"/>
+      </w:pPr>
+      <w:r>
+        <w:rPr>
+          <w:b w:val="0"/>
+        </w:rPr>
+        <w:t>Record each dimension as not yet, with support, or independent. Accept a valid alternative procedure with a defensible trace.</w:t>
       </w:r>
     </w:p>
     <w:p>
       <w:pPr>
         <w:spacing w:line="336" w:lineRule="auto" w:after="180"/>
-        <w:shd w:fill="F1F6FC"/>
       </w:pPr>
       <w:r>
         <w:rPr>
           <w:b w:val="0"/>
         </w:rPr>
-        <w:t>Record each dimension as not yet, with support, or independent. Accept a valid alternative procedure with a defensible trace.</w:t>
+        <w:t xml:space="preserve">Do not penalise an honestly recorded model failure if the learner correctly explains its </w:t>
+      </w:r>
+      <w:r>
+        <w:rPr>
+          <w:b/>
+        </w:rPr>
+        <w:t>evidence</w:t>
+      </w:r>
+      <w:r>
+        <w:rPr>
+          <w:b w:val="0"/>
+        </w:rPr>
+        <w:t xml:space="preserve"> and limits.</w:t>
       </w:r>
     </w:p>
     <w:p>
       <w:pPr>
-        <w:spacing w:line="336" w:lineRule="auto" w:after="180"/>
-        <w:shd w:fill="F1F6FC"/>
-      </w:pPr>
-      <w:r>
-        <w:rPr>
-          <w:b w:val="0"/>
-        </w:rPr>
-        <w:t xml:space="preserve">Do not penalise an honestly recorded model failure if the learner correctly explains its </w:t>
-      </w:r>
-      <w:r>
-        <w:rPr>
-          <w:b/>
-        </w:rPr>
-        <w:t>evidence</w:t>
-      </w:r>
-      <w:r>
-        <w:rPr>
-          <w:b w:val="0"/>
-        </w:rPr>
-        <w:t xml:space="preserve"> and limits.</w:t>
+        <w:pStyle w:val="Heading2"/>
+      </w:pPr>
+      <w:r>
+        <w:t>Give one repair action</w:t>
       </w:r>
     </w:p>
     <w:p>
       <w:pPr>
-        <w:pStyle w:val="Heading3"/>
-      </w:pPr>
-      <w:r>
-        <w:t>Feedback that the learner uses</w:t>
+        <w:spacing w:line="336" w:lineRule="auto" w:after="180"/>
+      </w:pPr>
+      <w:r>
+        <w:rPr>
+          <w:b w:val="0"/>
+        </w:rPr>
+        <w:t>Name the earliest unsupported step and give one action to repair it. Have the learner make that repair now and explain why. Then assess the relevant skill on a fresh, fully specified case.</w:t>
       </w:r>
     </w:p>
     <w:p>
@@ -3814,90 +3689,69 @@
         <w:rPr>
           <w:b w:val="0"/>
         </w:rPr>
-        <w:t>Name the earliest unsupported step and give one action to repair it. Have the learner make that repair now and explain why. Then assess the relevant skill on a fresh, fully specified case.</w:t>
+        <w:t>Confirm it was not previously practised with feedback; solve and check the new case before assigning it. A follow-up design prompt is a starting brief, not automatically an equivalent test.</w:t>
       </w:r>
     </w:p>
     <w:p>
       <w:pPr>
-        <w:spacing w:line="336" w:lineRule="auto" w:after="180"/>
-      </w:pPr>
-      <w:r>
-        <w:rPr>
-          <w:b w:val="0"/>
-        </w:rPr>
-        <w:t>Confirm it was not previously practised with feedback; solve and check the new case before assigning it. A follow-up design prompt is a starting brief, not automatically an equivalent test.</w:t>
+        <w:pStyle w:val="Heading2"/>
+      </w:pPr>
+      <w:r>
+        <w:t>W1 Explain the chain</w:t>
       </w:r>
     </w:p>
     <w:p>
       <w:pPr>
-        <w:pStyle w:val="Heading1"/>
-      </w:pPr>
-      <w:r>
-        <w:t>06. Connect the project, support and next lesson</w:t>
+        <w:spacing w:line="336" w:lineRule="auto" w:after="180"/>
+      </w:pPr>
+      <w:r>
+        <w:rPr>
+          <w:b w:val="0"/>
+        </w:rPr>
+        <w:t xml:space="preserve">Describe the purpose of if, elif and else in the worked duration sorter. Explain why print(label) is outside the indented </w:t>
+      </w:r>
+      <w:r>
+        <w:rPr>
+          <w:b/>
+        </w:rPr>
+        <w:t>branch</w:t>
+      </w:r>
+      <w:r>
+        <w:rPr>
+          <w:b w:val="0"/>
+        </w:rPr>
+        <w:t>es.</w:t>
       </w:r>
     </w:p>
     <w:p>
-      <w:r>
-        <w:t>Connect Branching and boundary tests to Python readiness portfolio, adapt support and plan a later changed-case check.</w:t>
+      <w:pPr>
+        <w:spacing w:line="336" w:lineRule="auto" w:after="180"/>
+      </w:pPr>
+      <w:r>
+        <w:rPr>
+          <w:b w:val="0"/>
+        </w:rPr>
+        <w:t xml:space="preserve">if tests negative first; elif checks &lt;= 12 only after that fails; else handles the rest. Unindented print runs after any selected </w:t>
+      </w:r>
+      <w:r>
+        <w:rPr>
+          <w:b/>
+        </w:rPr>
+        <w:t>branch</w:t>
+      </w:r>
+      <w:r>
+        <w:rPr>
+          <w:b w:val="0"/>
+        </w:rPr>
+        <w:t>, whose assignment gives label a value.</w:t>
       </w:r>
     </w:p>
     <w:p>
       <w:pPr>
-        <w:spacing w:line="336" w:lineRule="auto" w:after="180"/>
-      </w:pPr>
-      <w:r>
-        <w:rPr>
-          <w:b w:val="0"/>
-        </w:rPr>
-        <w:t xml:space="preserve">Add a labelled </w:t>
-      </w:r>
-      <w:r>
-        <w:rPr>
-          <w:b/>
-        </w:rPr>
-        <w:t>branch</w:t>
-      </w:r>
-      <w:r>
-        <w:rPr>
-          <w:b w:val="0"/>
-        </w:rPr>
-        <w:t xml:space="preserve">ing and </w:t>
-      </w:r>
-      <w:r>
-        <w:rPr>
-          <w:b/>
-        </w:rPr>
-        <w:t>boundary</w:t>
-      </w:r>
-      <w:r>
-        <w:rPr>
-          <w:b w:val="0"/>
-        </w:rPr>
-        <w:t xml:space="preserve"> tests </w:t>
-      </w:r>
-      <w:r>
-        <w:rPr>
-          <w:b/>
-        </w:rPr>
-        <w:t>evidence</w:t>
-      </w:r>
-      <w:r>
-        <w:rPr>
-          <w:b w:val="0"/>
-        </w:rPr>
-        <w:t xml:space="preserve"> sheet to Python readiness portfolio. Show how you can trace the selected </w:t>
-      </w:r>
-      <w:r>
-        <w:rPr>
-          <w:b/>
-        </w:rPr>
-        <w:t>branch</w:t>
-      </w:r>
-      <w:r>
-        <w:rPr>
-          <w:b w:val="0"/>
-        </w:rPr>
-        <w:t xml:space="preserve"> in an if elif else chain.</w:t>
+        <w:pStyle w:val="Heading2"/>
+      </w:pPr>
+      <w:r>
+        <w:t>W2 Trace the tested path</w:t>
       </w:r>
     </w:p>
     <w:p>
@@ -3908,31 +3762,31 @@
         <w:rPr>
           <w:b w:val="0"/>
         </w:rPr>
-        <w:t xml:space="preserve">Use the supplied fictional case and keep its </w:t>
+        <w:t xml:space="preserve">For -1, 12 and 13, record checked </w:t>
       </w:r>
       <w:r>
         <w:rPr>
           <w:b/>
         </w:rPr>
-        <w:t>input</w:t>
+        <w:t>condition</w:t>
       </w:r>
       <w:r>
         <w:rPr>
           <w:b w:val="0"/>
         </w:rPr>
-        <w:t xml:space="preserve">s, intermediate steps, calculation or </w:t>
+        <w:t xml:space="preserve">s, skipped </w:t>
       </w:r>
       <w:r>
         <w:rPr>
           <w:b/>
         </w:rPr>
-        <w:t>prediction</w:t>
+        <w:t>condition</w:t>
       </w:r>
       <w:r>
         <w:rPr>
           <w:b w:val="0"/>
         </w:rPr>
-        <w:t>, and limitation. Connect this record to last week’s record; a matching answer without a trace is insufficient.</w:t>
+        <w:t>s and the final label. Run each as a fresh script after predicting.</w:t>
       </w:r>
     </w:p>
     <w:p>
@@ -3943,30 +3797,15 @@
         <w:rPr>
           <w:b w:val="0"/>
         </w:rPr>
-        <w:t xml:space="preserve">Provide movable </w:t>
-      </w:r>
-      <w:r>
-        <w:rPr>
-          <w:b/>
-        </w:rPr>
-        <w:t>branch</w:t>
-      </w:r>
-      <w:r>
-        <w:rPr>
-          <w:b w:val="0"/>
-        </w:rPr>
-        <w:t xml:space="preserve"> cards and align the four-space blocks on a ruled page. Permit an oral trace alongside the script and record help.</w:t>
+        <w:t>-1: first True, second skipped, Invalid. 12: first False, second True, Short. 13: both False, else selected, Long. Retain observed results separately.</w:t>
       </w:r>
     </w:p>
     <w:p>
       <w:pPr>
-        <w:spacing w:line="336" w:lineRule="auto" w:after="180"/>
-      </w:pPr>
-      <w:r>
-        <w:rPr>
-          <w:b w:val="0"/>
-        </w:rPr>
-        <w:t>Extension: swap the zero and &lt;= 6 checks and find the smallest nonnegative counterexample.</w:t>
+        <w:pStyle w:val="Heading2"/>
+      </w:pPr>
+      <w:r>
+        <w:t>W3 Repair the overwritten result</w:t>
       </w:r>
     </w:p>
     <w:p>
@@ -3977,7 +3816,7 @@
         <w:rPr>
           <w:b w:val="0"/>
         </w:rPr>
-        <w:t>Week 6 repeats a block with loops and records each change in state.</w:t>
+        <w:t>Trace the two-independent-if example for -1. Identify which assignment overwrites the earlier label and make the smallest repair.</w:t>
       </w:r>
     </w:p>
     <w:p>
@@ -3988,15 +3827,498 @@
         <w:rPr>
           <w:b w:val="0"/>
         </w:rPr>
-        <w:t>Retain the project ledger and assess a changed case after support. Check the relevant prerequisite before carrying this component forward.</w:t>
+        <w:t xml:space="preserve">The first assignment sets Invalid; the second if also succeeds and changes label to Short. Replace the second if with elif. The repaired </w:t>
+      </w:r>
+      <w:r>
+        <w:rPr>
+          <w:b/>
+        </w:rPr>
+        <w:t>output</w:t>
+      </w:r>
+      <w:r>
+        <w:rPr>
+          <w:b w:val="0"/>
+        </w:rPr>
+        <w:t xml:space="preserve"> is Invalid.</w:t>
       </w:r>
     </w:p>
     <w:p>
       <w:pPr>
+        <w:pStyle w:val="Heading2"/>
+      </w:pPr>
+      <w:r>
+        <w:t>W5 Choose revealing regression tests</w:t>
+      </w:r>
+    </w:p>
+    <w:p>
+      <w:pPr>
+        <w:spacing w:line="336" w:lineRule="auto" w:after="180"/>
+      </w:pPr>
+      <w:r>
+        <w:rPr>
+          <w:b w:val="0"/>
+        </w:rPr>
+        <w:t xml:space="preserve">A repair changes the small-count </w:t>
+      </w:r>
+      <w:r>
+        <w:rPr>
+          <w:b/>
+        </w:rPr>
+        <w:t>condition</w:t>
+      </w:r>
+      <w:r>
+        <w:rPr>
+          <w:b w:val="0"/>
+        </w:rPr>
+        <w:t xml:space="preserve"> from &lt; 6 to &lt;= 6. Name the case that exposes the original error and two different kinds of earlier cases to rerun.</w:t>
+      </w:r>
+    </w:p>
+    <w:p>
+      <w:pPr>
+        <w:spacing w:line="336" w:lineRule="auto" w:after="180"/>
+      </w:pPr>
+      <w:r>
+        <w:rPr>
+          <w:b w:val="0"/>
+        </w:rPr>
+        <w:t xml:space="preserve">6 exposes the original wrong Large label. Rerun zero for Empty and a negative count for Invalid, or 7 for Large. Passing only 6 does not check earlier </w:t>
+      </w:r>
+      <w:r>
+        <w:rPr>
+          <w:b/>
+        </w:rPr>
+        <w:t>branch</w:t>
+      </w:r>
+      <w:r>
+        <w:rPr>
+          <w:b w:val="0"/>
+        </w:rPr>
+        <w:t>es.</w:t>
+      </w:r>
+    </w:p>
+    <w:p>
+      <w:pPr>
+        <w:pStyle w:val="Heading2"/>
+      </w:pPr>
+      <w:r>
+        <w:t>Earlier wording, alternatives and picture transcripts · reference / check after trying</w:t>
+      </w:r>
+    </w:p>
+    <w:p>
+      <w:pPr>
         <w:pStyle w:val="Heading3"/>
       </w:pPr>
       <w:r>
-        <w:t>Plan the delayed return</w:t>
+        <w:t>Guided and exit questions</w:t>
+      </w:r>
+    </w:p>
+    <w:p>
+      <w:pPr>
+        <w:spacing w:line="336" w:lineRule="auto" w:after="180"/>
+      </w:pPr>
+      <w:r>
+        <w:rPr>
+          <w:b w:val="0"/>
+        </w:rPr>
+        <w:t>The faulty &lt; 12 version prints Long for 12, contrary to the inclusive Short rule. Repair to &lt;= 12 and rerun 11 or 13 as well as 12.</w:t>
+      </w:r>
+    </w:p>
+    <w:p>
+      <w:pPr>
+        <w:spacing w:line="336" w:lineRule="auto" w:after="180"/>
+      </w:pPr>
+      <w:r>
+        <w:rPr>
+          <w:b w:val="0"/>
+        </w:rPr>
+        <w:t xml:space="preserve">Exit: exact 12 is missing. -1, 2 and 20 can visit all </w:t>
+      </w:r>
+      <w:r>
+        <w:rPr>
+          <w:b/>
+        </w:rPr>
+        <w:t>branch</w:t>
+      </w:r>
+      <w:r>
+        <w:rPr>
+          <w:b w:val="0"/>
+        </w:rPr>
+        <w:t>es even when the equality comparison is wrong.</w:t>
+      </w:r>
+    </w:p>
+    <w:p>
+      <w:pPr>
+        <w:pStyle w:val="Heading3"/>
+      </w:pPr>
+      <w:r>
+        <w:t>W1 Explain the chain</w:t>
+      </w:r>
+    </w:p>
+    <w:p>
+      <w:pPr>
+        <w:pStyle w:val="Heading3"/>
+      </w:pPr>
+      <w:r>
+        <w:t>W2 Trace the tested path</w:t>
+      </w:r>
+    </w:p>
+    <w:p>
+      <w:pPr>
+        <w:pStyle w:val="Heading3"/>
+      </w:pPr>
+      <w:r>
+        <w:t>W3 Repair the overwritten result</w:t>
+      </w:r>
+    </w:p>
+    <w:p>
+      <w:pPr>
+        <w:pStyle w:val="Heading3"/>
+      </w:pPr>
+      <w:r>
+        <w:t>W4 Build a new sorter independently</w:t>
+      </w:r>
+    </w:p>
+    <w:p>
+      <w:pPr>
+        <w:spacing w:line="336" w:lineRule="auto" w:after="180"/>
+      </w:pPr>
+      <w:r>
+        <w:rPr>
+          <w:b w:val="0"/>
+        </w:rPr>
+        <w:t>Use an integer tiles count. Label a negative value Invalid, zero Empty, 1 through 6 Small and values above 6 Large. Write an ordered if elif else script and predict -1, 0, 1, 6 and 7. Include one print after the chain.</w:t>
+      </w:r>
+    </w:p>
+    <w:p>
+      <w:pPr>
+        <w:spacing w:line="336" w:lineRule="auto" w:after="180"/>
+      </w:pPr>
+      <w:r>
+        <w:rPr>
+          <w:b w:val="0"/>
+        </w:rPr>
+        <w:t xml:space="preserve">Use if tiles &lt; 0, elif tiles == 0, elif tiles &lt;= 6, else, assigning the respective labels and printing after the chain. </w:t>
+      </w:r>
+      <w:r>
+        <w:rPr>
+          <w:b/>
+        </w:rPr>
+        <w:t>Output</w:t>
+      </w:r>
+      <w:r>
+        <w:rPr>
+          <w:b w:val="0"/>
+        </w:rPr>
+        <w:t xml:space="preserve">s Invalid, Empty, Small, Small, Large. Zero must be handled before the &lt;= 6 </w:t>
+      </w:r>
+      <w:r>
+        <w:rPr>
+          <w:b/>
+        </w:rPr>
+        <w:t>branch</w:t>
+      </w:r>
+      <w:r>
+        <w:rPr>
+          <w:b w:val="0"/>
+        </w:rPr>
+        <w:t>.</w:t>
+      </w:r>
+    </w:p>
+    <w:p>
+      <w:pPr>
+        <w:pStyle w:val="Heading3"/>
+      </w:pPr>
+      <w:r>
+        <w:t>W5 Choose revealing regression tests</w:t>
+      </w:r>
+    </w:p>
+    <w:p>
+      <w:pPr>
+        <w:pStyle w:val="Heading3"/>
+      </w:pPr>
+      <w:r>
+        <w:t>Independent assessment and fresh retry</w:t>
+      </w:r>
+    </w:p>
+    <w:p>
+      <w:pPr>
+        <w:spacing w:line="336" w:lineRule="auto" w:after="180"/>
+      </w:pPr>
+      <w:r>
+        <w:rPr>
+          <w:b w:val="0"/>
+        </w:rPr>
+        <w:t xml:space="preserve">W4 must assign one correct label on all five cases and explain zero before the small </w:t>
+      </w:r>
+      <w:r>
+        <w:rPr>
+          <w:b/>
+        </w:rPr>
+        <w:t>branch</w:t>
+      </w:r>
+      <w:r>
+        <w:rPr>
+          <w:b w:val="0"/>
+        </w:rPr>
+        <w:t>. After support, retry a shelf-count sorter with Empty at zero, Few for 1 through 4, Many above 4 and Invalid below zero.</w:t>
+      </w:r>
+    </w:p>
+    <w:p>
+      <w:pPr>
+        <w:spacing w:line="336" w:lineRule="auto" w:after="180"/>
+      </w:pPr>
+      <w:r>
+        <w:rPr>
+          <w:b w:val="0"/>
+        </w:rPr>
+        <w:t xml:space="preserve">Expected </w:t>
+      </w:r>
+      <w:r>
+        <w:rPr>
+          <w:b/>
+        </w:rPr>
+        <w:t>output</w:t>
+      </w:r>
+      <w:r>
+        <w:rPr>
+          <w:b w:val="0"/>
+        </w:rPr>
+        <w:t>s at -1, 0, 4, 5 are Invalid, Empty, Few, Many.</w:t>
+      </w:r>
+    </w:p>
+    <w:p>
+      <w:pPr>
+        <w:pStyle w:val="Heading3"/>
+      </w:pPr>
+      <w:r>
+        <w:t>Assess independent transfer</w:t>
+      </w:r>
+    </w:p>
+    <w:p>
+      <w:pPr>
+        <w:pStyle w:val="Heading3"/>
+      </w:pPr>
+      <w:r>
+        <w:t>Selected case answer</w:t>
+      </w:r>
+    </w:p>
+    <w:p>
+      <w:pPr>
+        <w:pStyle w:val="Heading3"/>
+      </w:pPr>
+      <w:r>
+        <w:t>Feedback that the learner uses</w:t>
+      </w:r>
+    </w:p>
+    <w:p>
+      <w:pPr>
+        <w:pStyle w:val="Heading1"/>
+      </w:pPr>
+      <w:r>
+        <w:t>06. Keep the portfolio, support and delayed check</w:t>
+      </w:r>
+    </w:p>
+    <w:p>
+      <w:r>
+        <w:t>Track code execution separately from a correct paper trace.</w:t>
+      </w:r>
+    </w:p>
+    <w:p>
+      <w:pPr>
+        <w:pStyle w:val="Heading2"/>
+      </w:pPr>
+      <w:r>
+        <w:t>Project evidence</w:t>
+      </w:r>
+    </w:p>
+    <w:p>
+      <w:pPr>
+        <w:spacing w:line="336" w:lineRule="auto" w:after="180"/>
+      </w:pPr>
+      <w:r>
+        <w:rPr>
+          <w:b w:val="0"/>
+        </w:rPr>
+        <w:t xml:space="preserve">Add a labelled </w:t>
+      </w:r>
+      <w:r>
+        <w:rPr>
+          <w:b/>
+        </w:rPr>
+        <w:t>branch</w:t>
+      </w:r>
+      <w:r>
+        <w:rPr>
+          <w:b w:val="0"/>
+        </w:rPr>
+        <w:t xml:space="preserve">ing and </w:t>
+      </w:r>
+      <w:r>
+        <w:rPr>
+          <w:b/>
+        </w:rPr>
+        <w:t>boundary</w:t>
+      </w:r>
+      <w:r>
+        <w:rPr>
+          <w:b w:val="0"/>
+        </w:rPr>
+        <w:t xml:space="preserve"> tests </w:t>
+      </w:r>
+      <w:r>
+        <w:rPr>
+          <w:b/>
+        </w:rPr>
+        <w:t>evidence</w:t>
+      </w:r>
+      <w:r>
+        <w:rPr>
+          <w:b w:val="0"/>
+        </w:rPr>
+        <w:t xml:space="preserve"> sheet to Python readiness portfolio. Show how you can trace the selected </w:t>
+      </w:r>
+      <w:r>
+        <w:rPr>
+          <w:b/>
+        </w:rPr>
+        <w:t>branch</w:t>
+      </w:r>
+      <w:r>
+        <w:rPr>
+          <w:b w:val="0"/>
+        </w:rPr>
+        <w:t xml:space="preserve"> in an if elif else chain.</w:t>
+      </w:r>
+    </w:p>
+    <w:p>
+      <w:pPr>
+        <w:spacing w:line="336" w:lineRule="auto" w:after="180"/>
+      </w:pPr>
+      <w:r>
+        <w:rPr>
+          <w:b w:val="0"/>
+        </w:rPr>
+        <w:t xml:space="preserve">Use the supplied fictional case and keep its </w:t>
+      </w:r>
+      <w:r>
+        <w:rPr>
+          <w:b/>
+        </w:rPr>
+        <w:t>input</w:t>
+      </w:r>
+      <w:r>
+        <w:rPr>
+          <w:b w:val="0"/>
+        </w:rPr>
+        <w:t xml:space="preserve">s, intermediate steps, calculation or </w:t>
+      </w:r>
+      <w:r>
+        <w:rPr>
+          <w:b/>
+        </w:rPr>
+        <w:t>prediction</w:t>
+      </w:r>
+      <w:r>
+        <w:rPr>
+          <w:b w:val="0"/>
+        </w:rPr>
+        <w:t>, and limitation. Connect this record to last week’s record; a matching answer without a trace is insufficient.</w:t>
+      </w:r>
+    </w:p>
+    <w:p>
+      <w:pPr>
+        <w:spacing w:line="336" w:lineRule="auto" w:after="180"/>
+      </w:pPr>
+      <w:r>
+        <w:rPr>
+          <w:b w:val="0"/>
+        </w:rPr>
+        <w:t xml:space="preserve">For Python readiness before the Responsible Plant Classifier, retain a trace of the values, the predicted </w:t>
+      </w:r>
+      <w:r>
+        <w:rPr>
+          <w:b/>
+        </w:rPr>
+        <w:t>output</w:t>
+      </w:r>
+      <w:r>
+        <w:rPr>
+          <w:b w:val="0"/>
+        </w:rPr>
+        <w:t xml:space="preserve">s and the changed-case explanation. Use actual Python 3 results to check the </w:t>
+      </w:r>
+      <w:r>
+        <w:rPr>
+          <w:b/>
+        </w:rPr>
+        <w:t>prediction</w:t>
+      </w:r>
+      <w:r>
+        <w:rPr>
+          <w:b w:val="0"/>
+        </w:rPr>
+        <w:t xml:space="preserve"> after reasoning first.</w:t>
+      </w:r>
+    </w:p>
+    <w:p>
+      <w:pPr>
+        <w:pStyle w:val="Heading2"/>
+      </w:pPr>
+      <w:r>
+        <w:t>Support and selected assessment guidance</w:t>
+      </w:r>
+    </w:p>
+    <w:p>
+      <w:pPr>
+        <w:spacing w:line="336" w:lineRule="auto" w:after="180"/>
+      </w:pPr>
+      <w:r>
+        <w:rPr>
+          <w:b w:val="0"/>
+        </w:rPr>
+        <w:t xml:space="preserve">Provide movable </w:t>
+      </w:r>
+      <w:r>
+        <w:rPr>
+          <w:b/>
+        </w:rPr>
+        <w:t>branch</w:t>
+      </w:r>
+      <w:r>
+        <w:rPr>
+          <w:b w:val="0"/>
+        </w:rPr>
+        <w:t xml:space="preserve"> cards and align the four-space blocks on a ruled page. Permit an oral trace alongside the script and record help.</w:t>
+      </w:r>
+    </w:p>
+    <w:p>
+      <w:pPr>
+        <w:spacing w:line="336" w:lineRule="auto" w:after="180"/>
+      </w:pPr>
+      <w:r>
+        <w:rPr>
+          <w:b w:val="0"/>
+        </w:rPr>
+        <w:t>Extension: swap the zero and &lt;= 6 checks and find the smallest nonnegative counterexample.</w:t>
+      </w:r>
+    </w:p>
+    <w:p>
+      <w:pPr>
+        <w:spacing w:line="336" w:lineRule="auto" w:after="180"/>
+      </w:pPr>
+      <w:r>
+        <w:rPr>
+          <w:b w:val="0"/>
+        </w:rPr>
+        <w:t>Selected independent answer: 30 gives off, 29 gives on, -1 gives invalid. Checking validity first prevents an invalid negative reading from being accepted as a lamp-on decision. Keep earlier W4 transfer as additional practice; do not substitute its numbers or key for this selected task. Record prior exposure and use a fresh parallel case after support.</w:t>
+      </w:r>
+    </w:p>
+    <w:p>
+      <w:pPr>
+        <w:pStyle w:val="Heading2"/>
+      </w:pPr>
+      <w:r>
+        <w:t>Delayed return</w:t>
       </w:r>
     </w:p>
     <w:p>
@@ -4224,10 +4546,10 @@
     </w:p>
     <w:p>
       <w:pPr>
-        <w:pStyle w:val="Heading3"/>
-      </w:pPr>
-      <w:r>
-        <w:t>Project evidence from this case</w:t>
+        <w:pStyle w:val="Heading2"/>
+      </w:pPr>
+      <w:r>
+        <w:t>Bridge to the next topic</w:t>
       </w:r>
     </w:p>
     <w:p>
@@ -4238,44 +4560,26 @@
         <w:rPr>
           <w:b w:val="0"/>
         </w:rPr>
-        <w:t xml:space="preserve">For Python readiness before the Responsible Plant Classifier, retain a trace of the values, the predicted </w:t>
-      </w:r>
-      <w:r>
-        <w:rPr>
-          <w:b/>
-        </w:rPr>
-        <w:t>output</w:t>
-      </w:r>
-      <w:r>
-        <w:rPr>
-          <w:b w:val="0"/>
-        </w:rPr>
-        <w:t xml:space="preserve">s and the changed-case explanation. Use actual Python 3 results to check the </w:t>
-      </w:r>
-      <w:r>
-        <w:rPr>
-          <w:b/>
-        </w:rPr>
-        <w:t>prediction</w:t>
-      </w:r>
-      <w:r>
-        <w:rPr>
-          <w:b w:val="0"/>
-        </w:rPr>
-        <w:t xml:space="preserve"> after reasoning first.</w:t>
+        <w:t>Week 6 repeats a block with loops and records each change in state.</w:t>
       </w:r>
     </w:p>
     <w:p>
       <w:pPr>
-        <w:pStyle w:val="Heading1"/>
-      </w:pPr>
-      <w:r>
-        <w:t>07. Prepare, teach and assess</w:t>
+        <w:spacing w:line="336" w:lineRule="auto" w:after="180"/>
+      </w:pPr>
+      <w:r>
+        <w:rPr>
+          <w:b w:val="0"/>
+        </w:rPr>
+        <w:t>Retain the project ledger and assess a changed case after support. Check the relevant prerequisite before carrying this component forward.</w:t>
       </w:r>
     </w:p>
     <w:p>
-      <w:r>
-        <w:t>Use this preparation summary alongside the detailed Branching and boundary tests lesson; it is a checklist rather than a replacement for the full sequence.</w:t>
+      <w:pPr>
+        <w:pStyle w:val="Heading2"/>
+      </w:pPr>
+      <w:r>
+        <w:t>Earlier wording, alternatives and picture transcripts · reference / check after trying</w:t>
       </w:r>
     </w:p>
     <w:p>
@@ -4283,13 +4587,49 @@
         <w:pStyle w:val="Heading3"/>
       </w:pPr>
       <w:r>
-        <w:t>Teaching target</w:t>
+        <w:t>Plan the delayed return</w:t>
       </w:r>
     </w:p>
     <w:p>
       <w:pPr>
+        <w:pStyle w:val="Heading3"/>
+      </w:pPr>
+      <w:r>
+        <w:t>Project evidence from this case</w:t>
+      </w:r>
+    </w:p>
+    <w:p>
+      <w:pPr>
+        <w:pStyle w:val="Heading1"/>
+      </w:pPr>
+      <w:r>
+        <w:t>Reference bank and extra practice</w:t>
+      </w:r>
+    </w:p>
+    <w:p>
+      <w:pPr>
+        <w:pStyle w:val="Heading1"/>
+      </w:pPr>
+      <w:r>
+        <w:t>07. Reference · Alternative planning checklist</w:t>
+      </w:r>
+    </w:p>
+    <w:p>
+      <w:r>
+        <w:t>Use alongside the main route without repeating the teaching cycle.</w:t>
+      </w:r>
+    </w:p>
+    <w:p>
+      <w:pPr>
+        <w:pStyle w:val="Heading2"/>
+      </w:pPr>
+      <w:r>
+        <w:t>Planning and assessment reference</w:t>
+      </w:r>
+    </w:p>
+    <w:p>
+      <w:pPr>
         <w:spacing w:line="336" w:lineRule="auto" w:after="180"/>
-        <w:shd w:fill="EDF7F3"/>
       </w:pPr>
       <w:r>
         <w:rPr>
@@ -4513,22 +4853,60 @@
     </w:p>
     <w:p>
       <w:pPr>
-        <w:pStyle w:val="Heading3"/>
-      </w:pPr>
-      <w:r>
-        <w:t>Supported practice answer</w:t>
+        <w:spacing w:line="336" w:lineRule="auto" w:after="180"/>
+      </w:pPr>
+      <w:r>
+        <w:rPr>
+          <w:b w:val="0"/>
+        </w:rPr>
+        <w:t>Reasoned practice answer: -1: first True, second skipped, Invalid. 12: first False, second True, Short. 13: both False, else selected, Long. Retain observed results separately.</w:t>
       </w:r>
     </w:p>
     <w:p>
       <w:pPr>
         <w:spacing w:line="336" w:lineRule="auto" w:after="180"/>
-        <w:shd w:fill="F1F6FC"/>
       </w:pPr>
       <w:r>
         <w:rPr>
           <w:b w:val="0"/>
         </w:rPr>
-        <w:t>Reasoned practice answer: -1: first True, second skipped, Invalid. 12: first False, second True, Short. 13: both False, else selected, Long. Retain observed results separately.</w:t>
+        <w:t xml:space="preserve">Check every learner before discussion: Use the worked case for </w:t>
+      </w:r>
+      <w:r>
+        <w:rPr>
+          <w:b/>
+        </w:rPr>
+        <w:t>Branch</w:t>
+      </w:r>
+      <w:r>
+        <w:rPr>
+          <w:b w:val="0"/>
+        </w:rPr>
+        <w:t xml:space="preserve">ing and </w:t>
+      </w:r>
+      <w:r>
+        <w:rPr>
+          <w:b/>
+        </w:rPr>
+        <w:t>boundary</w:t>
+      </w:r>
+      <w:r>
+        <w:rPr>
+          <w:b w:val="0"/>
+        </w:rPr>
+        <w:t xml:space="preserve"> tests. Proposed explanation: “Every </w:t>
+      </w:r>
+      <w:r>
+        <w:rPr>
+          <w:b/>
+        </w:rPr>
+        <w:t>condition</w:t>
+      </w:r>
+      <w:r>
+        <w:rPr>
+          <w:b w:val="0"/>
+        </w:rPr>
+        <w:t xml:space="preserve"> in the chain always runs”. Decide whether this explanation is supported.</w:t>
       </w:r>
     </w:p>
     <w:p>
@@ -4539,43 +4917,7 @@
         <w:rPr>
           <w:b w:val="0"/>
         </w:rPr>
-        <w:t xml:space="preserve">Check every learner before discussion: Use the worked case for </w:t>
-      </w:r>
-      <w:r>
-        <w:rPr>
-          <w:b/>
-        </w:rPr>
-        <w:t>Branch</w:t>
-      </w:r>
-      <w:r>
-        <w:rPr>
-          <w:b w:val="0"/>
-        </w:rPr>
-        <w:t xml:space="preserve">ing and </w:t>
-      </w:r>
-      <w:r>
-        <w:rPr>
-          <w:b/>
-        </w:rPr>
-        <w:t>boundary</w:t>
-      </w:r>
-      <w:r>
-        <w:rPr>
-          <w:b w:val="0"/>
-        </w:rPr>
-        <w:t xml:space="preserve"> tests. Proposed explanation: “Every </w:t>
-      </w:r>
-      <w:r>
-        <w:rPr>
-          <w:b/>
-        </w:rPr>
-        <w:t>condition</w:t>
-      </w:r>
-      <w:r>
-        <w:rPr>
-          <w:b w:val="0"/>
-        </w:rPr>
-        <w:t xml:space="preserve"> in the chain always runs”. Decide whether this explanation is supported.</w:t>
+        <w:t>Point to the step or supplied fact that decides; explain your repair if needed.</w:t>
       </w:r>
     </w:p>
     <w:p>
@@ -4586,141 +4928,93 @@
         <w:rPr>
           <w:b w:val="0"/>
         </w:rPr>
-        <w:t>Point to the step or supplied fact that decides; explain your repair if needed.</w:t>
+        <w:t xml:space="preserve">Misconception repair: Once one </w:t>
+      </w:r>
+      <w:r>
+        <w:rPr>
+          <w:b/>
+        </w:rPr>
+        <w:t>condition</w:t>
+      </w:r>
+      <w:r>
+        <w:rPr>
+          <w:b w:val="0"/>
+        </w:rPr>
+        <w:t xml:space="preserve"> succeeds, later alternatives are skipped.</w:t>
       </w:r>
     </w:p>
     <w:p>
       <w:pPr>
-        <w:pStyle w:val="Heading3"/>
-      </w:pPr>
-      <w:r>
-        <w:t>Repair the misconception</w:t>
+        <w:spacing w:line="336" w:lineRule="auto" w:after="180"/>
+      </w:pPr>
+      <w:r>
+        <w:rPr>
+          <w:b w:val="0"/>
+        </w:rPr>
+        <w:t xml:space="preserve">Support: read the exact case aloud, enlarge the labelled picture, supply </w:t>
+      </w:r>
+      <w:r>
+        <w:rPr>
+          <w:b/>
+        </w:rPr>
+        <w:t>input</w:t>
+      </w:r>
+      <w:r>
+        <w:rPr>
+          <w:b w:val="0"/>
+        </w:rPr>
+        <w:t xml:space="preserve"> cards and model only the first deciding step. Accept a spoken explanation or drawing; retain the reasoning goal.</w:t>
       </w:r>
     </w:p>
     <w:p>
       <w:pPr>
         <w:spacing w:line="336" w:lineRule="auto" w:after="180"/>
-        <w:shd w:fill="FFF5E6"/>
       </w:pPr>
       <w:r>
         <w:rPr>
           <w:b w:val="0"/>
         </w:rPr>
-        <w:t xml:space="preserve">Misconception repair: Once one </w:t>
+        <w:t xml:space="preserve">Extension: Remove the first negative-count </w:t>
       </w:r>
       <w:r>
         <w:rPr>
           <w:b/>
         </w:rPr>
-        <w:t>condition</w:t>
+        <w:t>branch</w:t>
       </w:r>
       <w:r>
         <w:rPr>
           <w:b w:val="0"/>
         </w:rPr>
-        <w:t xml:space="preserve"> succeeds, later alternatives are skipped.</w:t>
+        <w:t xml:space="preserve">. Require a </w:t>
+      </w:r>
+      <w:r>
+        <w:rPr>
+          <w:b/>
+        </w:rPr>
+        <w:t>prediction</w:t>
+      </w:r>
+      <w:r>
+        <w:rPr>
+          <w:b w:val="0"/>
+        </w:rPr>
+        <w:t xml:space="preserve"> and a reason before comparing. Expected result: A count of -2 would incorrectly receive small.</w:t>
       </w:r>
     </w:p>
     <w:p>
       <w:pPr>
-        <w:pStyle w:val="Heading3"/>
-      </w:pPr>
-      <w:r>
-        <w:t>Support without giving away the answer</w:t>
+        <w:spacing w:line="336" w:lineRule="auto" w:after="180"/>
+      </w:pPr>
+      <w:r>
+        <w:rPr>
+          <w:b w:val="0"/>
+        </w:rPr>
+        <w:t>Reason: Negative two is less than five, but it is not a permitted measured count.</w:t>
       </w:r>
     </w:p>
     <w:p>
       <w:pPr>
         <w:spacing w:line="336" w:lineRule="auto" w:after="180"/>
-        <w:shd w:fill="F1F6F8"/>
-      </w:pPr>
-      <w:r>
-        <w:rPr>
-          <w:b w:val="0"/>
-        </w:rPr>
-        <w:t xml:space="preserve">Support: read the exact case aloud, enlarge the labelled picture, supply </w:t>
-      </w:r>
-      <w:r>
-        <w:rPr>
-          <w:b/>
-        </w:rPr>
-        <w:t>input</w:t>
-      </w:r>
-      <w:r>
-        <w:rPr>
-          <w:b w:val="0"/>
-        </w:rPr>
-        <w:t xml:space="preserve"> cards and model only the first deciding step. Accept a spoken explanation or drawing; retain the reasoning goal.</w:t>
-      </w:r>
-    </w:p>
-    <w:p>
-      <w:pPr>
-        <w:pStyle w:val="Heading3"/>
-      </w:pPr>
-      <w:r>
-        <w:t>Extend the reasoning</w:t>
-      </w:r>
-    </w:p>
-    <w:p>
-      <w:pPr>
-        <w:spacing w:line="336" w:lineRule="auto" w:after="180"/>
-        <w:shd w:fill="F5F1FB"/>
-      </w:pPr>
-      <w:r>
-        <w:rPr>
-          <w:b w:val="0"/>
-        </w:rPr>
-        <w:t xml:space="preserve">Extension: Remove the first negative-count </w:t>
-      </w:r>
-      <w:r>
-        <w:rPr>
-          <w:b/>
-        </w:rPr>
-        <w:t>branch</w:t>
-      </w:r>
-      <w:r>
-        <w:rPr>
-          <w:b w:val="0"/>
-        </w:rPr>
-        <w:t xml:space="preserve">. Require a </w:t>
-      </w:r>
-      <w:r>
-        <w:rPr>
-          <w:b/>
-        </w:rPr>
-        <w:t>prediction</w:t>
-      </w:r>
-      <w:r>
-        <w:rPr>
-          <w:b w:val="0"/>
-        </w:rPr>
-        <w:t xml:space="preserve"> and a reason before comparing. Expected result: A count of -2 would incorrectly receive small.</w:t>
-      </w:r>
-    </w:p>
-    <w:p>
-      <w:pPr>
-        <w:spacing w:line="336" w:lineRule="auto" w:after="180"/>
-        <w:shd w:fill="F5F1FB"/>
-      </w:pPr>
-      <w:r>
-        <w:rPr>
-          <w:b w:val="0"/>
-        </w:rPr>
-        <w:t>Reason: Negative two is less than five, but it is not a permitted measured count.</w:t>
-      </w:r>
-    </w:p>
-    <w:p>
-      <w:pPr>
-        <w:pStyle w:val="Heading3"/>
-      </w:pPr>
-      <w:r>
-        <w:t>Protect the independent attempt</w:t>
-      </w:r>
-    </w:p>
-    <w:p>
-      <w:pPr>
-        <w:spacing w:line="336" w:lineRule="auto" w:after="180"/>
-        <w:shd w:fill="FFF5E6"/>
       </w:pPr>
       <w:r>
         <w:rPr>
@@ -4915,94 +5209,93 @@
     </w:tbl>
     <w:p>
       <w:pPr>
-        <w:pStyle w:val="Heading3"/>
-      </w:pPr>
-      <w:r>
-        <w:t>Project checkpoint</w:t>
+        <w:spacing w:line="336" w:lineRule="auto" w:after="180"/>
+      </w:pPr>
+      <w:r>
+        <w:rPr>
+          <w:b w:val="0"/>
+        </w:rPr>
+        <w:t xml:space="preserve">Project checkpoint: Python readiness portfolio. Keep runnable code, </w:t>
+      </w:r>
+      <w:r>
+        <w:rPr>
+          <w:b/>
+        </w:rPr>
+        <w:t>prediction</w:t>
+      </w:r>
+      <w:r>
+        <w:rPr>
+          <w:b w:val="0"/>
+        </w:rPr>
+        <w:t xml:space="preserve">s, actual </w:t>
+      </w:r>
+      <w:r>
+        <w:rPr>
+          <w:b/>
+        </w:rPr>
+        <w:t>output</w:t>
+      </w:r>
+      <w:r>
+        <w:rPr>
+          <w:b w:val="0"/>
+        </w:rPr>
+        <w:t xml:space="preserve">s, one repaired error and an explanation of a function on changed </w:t>
+      </w:r>
+      <w:r>
+        <w:rPr>
+          <w:b/>
+        </w:rPr>
+        <w:t>input</w:t>
+      </w:r>
+      <w:r>
+        <w:rPr>
+          <w:b w:val="0"/>
+        </w:rPr>
+        <w:t>s.</w:t>
       </w:r>
     </w:p>
     <w:p>
       <w:pPr>
         <w:spacing w:line="336" w:lineRule="auto" w:after="180"/>
-        <w:shd w:fill="EDF7F3"/>
       </w:pPr>
       <w:r>
         <w:rPr>
           <w:b w:val="0"/>
         </w:rPr>
-        <w:t xml:space="preserve">Project checkpoint: Python readiness portfolio. Keep runnable code, </w:t>
+        <w:t xml:space="preserve">Use the weekly teacher answer for topic-specific reasoning. A saved progress tick is an activity record; judge mastery from the learner’s explanation and </w:t>
       </w:r>
       <w:r>
         <w:rPr>
           <w:b/>
         </w:rPr>
-        <w:t>prediction</w:t>
+        <w:t>evidence</w:t>
       </w:r>
       <w:r>
         <w:rPr>
           <w:b w:val="0"/>
         </w:rPr>
-        <w:t xml:space="preserve">s, actual </w:t>
-      </w:r>
-      <w:r>
-        <w:rPr>
-          <w:b/>
-        </w:rPr>
-        <w:t>output</w:t>
-      </w:r>
-      <w:r>
-        <w:rPr>
-          <w:b w:val="0"/>
-        </w:rPr>
-        <w:t xml:space="preserve">s, one repaired error and an explanation of a function on changed </w:t>
-      </w:r>
-      <w:r>
-        <w:rPr>
-          <w:b/>
-        </w:rPr>
-        <w:t>input</w:t>
-      </w:r>
-      <w:r>
-        <w:rPr>
-          <w:b w:val="0"/>
-        </w:rPr>
-        <w:t>s.</w:t>
+        <w:t>.</w:t>
       </w:r>
     </w:p>
     <w:p>
       <w:pPr>
-        <w:spacing w:line="336" w:lineRule="auto" w:after="180"/>
-      </w:pPr>
-      <w:r>
-        <w:rPr>
-          <w:b w:val="0"/>
-        </w:rPr>
-        <w:t xml:space="preserve">Use the weekly teacher answer for topic-specific reasoning. A saved progress tick is an activity record; judge mastery from the learner’s explanation and </w:t>
-      </w:r>
-      <w:r>
-        <w:rPr>
-          <w:b/>
-        </w:rPr>
-        <w:t>evidence</w:t>
-      </w:r>
-      <w:r>
-        <w:rPr>
-          <w:b w:val="0"/>
-        </w:rPr>
-        <w:t>.</w:t>
+        <w:pStyle w:val="Heading1"/>
+      </w:pPr>
+      <w:r>
+        <w:t>08. Reference · Feedback and evidence records</w:t>
       </w:r>
     </w:p>
     <w:p>
-      <w:pPr>
-        <w:pStyle w:val="Heading1"/>
-      </w:pPr>
-      <w:r>
-        <w:t>08. Use feedback, labs and repair paths</w:t>
+      <w:r>
+        <w:t>Keep individual first attempts separate from supported rehearsal.</w:t>
       </w:r>
     </w:p>
     <w:p>
-      <w:r>
-        <w:t>Use feedback, earlier review and portfolios purposefully. Apply the coding routine only when this lesson has an executable lab.</w:t>
+      <w:pPr>
+        <w:pStyle w:val="Heading2"/>
+      </w:pPr>
+      <w:r>
+        <w:t>Feedback and repair</w:t>
       </w:r>
     </w:p>
     <w:p>
@@ -5125,40 +5418,17 @@
         <w:pStyle w:val="Heading1"/>
       </w:pPr>
       <w:r>
-        <w:t>09. Visual concept journey</w:t>
+        <w:t>09. Reference · Teach with the six pictures</w:t>
       </w:r>
     </w:p>
     <w:p>
       <w:r>
-        <w:t>Show one Branching and boundary tests graphic at a time, request a prediction and discuss its trace before the independent assessment.</w:t>
+        <w:t>Use the relevant picture for a specific reasoning move.</w:t>
       </w:r>
     </w:p>
     <w:p>
       <w:pPr>
-        <w:spacing w:line="336" w:lineRule="auto" w:after="180"/>
-      </w:pPr>
-      <w:r>
-        <w:rPr>
-          <w:b w:val="0"/>
-        </w:rPr>
-        <w:t xml:space="preserve">Use one picture at a time. Hide a worked result before asking for a </w:t>
-      </w:r>
-      <w:r>
-        <w:rPr>
-          <w:b/>
-        </w:rPr>
-        <w:t>prediction</w:t>
-      </w:r>
-      <w:r>
-        <w:rPr>
-          <w:b w:val="0"/>
-        </w:rPr>
-        <w:t>, then reveal it for feedback. These are supported teaching cases; retain the separate independent assessment for a fresh first attempt.</w:t>
-      </w:r>
-    </w:p>
-    <w:p>
-      <w:pPr>
-        <w:pStyle w:val="Heading3"/>
+        <w:pStyle w:val="Heading2"/>
       </w:pPr>
       <w:r>
         <w:t>01. Branching and boundary tests: the case</w:t>
@@ -5169,7 +5439,7 @@
         <w:drawing>
           <wp:inline xmlns:a="http://schemas.openxmlformats.org/drawingml/2006/main" xmlns:pic="http://schemas.openxmlformats.org/drawingml/2006/picture">
             <wp:extent cx="5486400" cy="2834640"/>
-            <wp:docPr id="2" name="Picture 2" descr="Check invalid values before branching. A toy shelf label uses fewer than five books as &quot;small&quot;, otherwise &quot;large&quot;, but negative counts are invalid. Supplied facts: Python 3: if count&lt;0: label=&quot;invalid&quot;; elif count&lt;5: label=&quot;small&quot;; else: label=&quot;large&quot;. Read as indented branches."/>
+            <wp:docPr id="3" name="Picture 3" descr="Check invalid values before branching. A toy shelf label uses fewer than five books as &quot;small&quot;, otherwise &quot;large&quot;, but negative counts are invalid. Supplied facts: Python 3: if count&lt;0: label=&quot;invalid&quot;; elif count&lt;5: label=&quot;small&quot;; else: label=&quot;large&quot;. Read as indented branches."/>
             <wp:cNvGraphicFramePr>
               <a:graphicFrameLocks noChangeAspect="1"/>
             </wp:cNvGraphicFramePr>
@@ -5181,7 +5451,7 @@
                     <pic:cNvPicPr/>
                   </pic:nvPicPr>
                   <pic:blipFill>
-                    <a:blip r:embed="rId10"/>
+                    <a:blip r:embed="rId11"/>
                     <a:stretch>
                       <a:fillRect/>
                     </a:stretch>
@@ -5249,7 +5519,6 @@
     <w:p>
       <w:pPr>
         <w:spacing w:line="336" w:lineRule="auto" w:after="180"/>
-        <w:shd w:fill="F5F1FB"/>
       </w:pPr>
       <w:r>
         <w:rPr>
@@ -5260,27 +5529,18 @@
     </w:p>
     <w:p>
       <w:pPr>
-        <w:pStyle w:val="Heading3"/>
-      </w:pPr>
-      <w:r>
-        <w:t>Discuss while showing the picture</w:t>
+        <w:spacing w:line="336" w:lineRule="auto" w:after="180"/>
+      </w:pPr>
+      <w:r>
+        <w:rPr>
+          <w:b w:val="0"/>
+        </w:rPr>
+        <w:t>Teacher prompt: Point to the given fact that matters most. Explain why it matters. Ask learners to describe one label or arrow in ordinary words. Use the adjacent transcript if the image is difficult to see.</w:t>
       </w:r>
     </w:p>
     <w:p>
       <w:pPr>
-        <w:spacing w:line="336" w:lineRule="auto" w:after="180"/>
-        <w:shd w:fill="F1F6F8"/>
-      </w:pPr>
-      <w:r>
-        <w:rPr>
-          <w:b w:val="0"/>
-        </w:rPr>
-        <w:t>Teacher prompt: Point to the given fact that matters most. Explain why it matters. Ask learners to describe one label or arrow in ordinary words. Use the adjacent transcript if the image is difficult to see.</w:t>
-      </w:r>
-    </w:p>
-    <w:p>
-      <w:pPr>
-        <w:pStyle w:val="Heading3"/>
+        <w:pStyle w:val="Heading2"/>
       </w:pPr>
       <w:r>
         <w:t>02. Follow the deciding steps</w:t>
@@ -5291,7 +5551,7 @@
         <w:drawing>
           <wp:inline xmlns:a="http://schemas.openxmlformats.org/drawingml/2006/main" xmlns:pic="http://schemas.openxmlformats.org/drawingml/2006/picture">
             <wp:extent cx="5486400" cy="3182112"/>
-            <wp:docPr id="3" name="Picture 3" descr="Check validity: For count=-2, the first condition selects invalid. → Check small boundary: For count=4, validity passes and count&lt;5 selects small. → Handle equality: For count=5, both earlier conditions fail, so large is selected."/>
+            <wp:docPr id="4" name="Picture 4" descr="Check validity: For count=-2, the first condition selects invalid. → Check small boundary: For count=4, validity passes and count&lt;5 selects small. → Handle equality: For count=5, both earlier conditions fail, so large is selected."/>
             <wp:cNvGraphicFramePr>
               <a:graphicFrameLocks noChangeAspect="1"/>
             </wp:cNvGraphicFramePr>
@@ -5303,7 +5563,7 @@
                     <pic:cNvPicPr/>
                   </pic:nvPicPr>
                   <pic:blipFill>
-                    <a:blip r:embed="rId11"/>
+                    <a:blip r:embed="rId9"/>
                     <a:stretch>
                       <a:fillRect/>
                     </a:stretch>
@@ -5372,7 +5632,6 @@
     <w:p>
       <w:pPr>
         <w:spacing w:line="336" w:lineRule="auto" w:after="180"/>
-        <w:shd w:fill="F5F1FB"/>
       </w:pPr>
       <w:r>
         <w:rPr>
@@ -5395,39 +5654,30 @@
     </w:p>
     <w:p>
       <w:pPr>
-        <w:pStyle w:val="Heading3"/>
-      </w:pPr>
-      <w:r>
-        <w:t>Discuss while showing the picture</w:t>
+        <w:spacing w:line="336" w:lineRule="auto" w:after="180"/>
+      </w:pPr>
+      <w:r>
+        <w:rPr>
+          <w:b w:val="0"/>
+        </w:rPr>
+        <w:t xml:space="preserve">Teacher prompt: Point to each numbered stage and explain which recorded </w:t>
+      </w:r>
+      <w:r>
+        <w:rPr>
+          <w:b/>
+        </w:rPr>
+        <w:t>input</w:t>
+      </w:r>
+      <w:r>
+        <w:rPr>
+          <w:b w:val="0"/>
+        </w:rPr>
+        <w:t xml:space="preserve"> it uses. Ask learners to describe one label or arrow in ordinary words. Use the adjacent transcript if the image is difficult to see.</w:t>
       </w:r>
     </w:p>
     <w:p>
       <w:pPr>
-        <w:spacing w:line="336" w:lineRule="auto" w:after="180"/>
-        <w:shd w:fill="F1F6F8"/>
-      </w:pPr>
-      <w:r>
-        <w:rPr>
-          <w:b w:val="0"/>
-        </w:rPr>
-        <w:t xml:space="preserve">Teacher prompt: Point to each numbered stage and explain which recorded </w:t>
-      </w:r>
-      <w:r>
-        <w:rPr>
-          <w:b/>
-        </w:rPr>
-        <w:t>input</w:t>
-      </w:r>
-      <w:r>
-        <w:rPr>
-          <w:b w:val="0"/>
-        </w:rPr>
-        <w:t xml:space="preserve"> it uses. Ask learners to describe one label or arrow in ordinary words. Use the adjacent transcript if the image is difficult to see.</w:t>
-      </w:r>
-    </w:p>
-    <w:p>
-      <w:pPr>
-        <w:pStyle w:val="Heading3"/>
+        <w:pStyle w:val="Heading2"/>
       </w:pPr>
       <w:r>
         <w:t>03. Check invalid values before the size rule</w:t>
@@ -5438,7 +5688,7 @@
         <w:drawing>
           <wp:inline xmlns:a="http://schemas.openxmlformats.org/drawingml/2006/main" xmlns:pic="http://schemas.openxmlformats.org/drawingml/2006/picture">
             <wp:extent cx="5486400" cy="3785616"/>
-            <wp:docPr id="4" name="Picture 4" descr="First ask count less than zero: yes selects invalid. Otherwise ask count less than five: yes selects small; no selects large. Separate input traces are minus two invalid, four small, five large."/>
+            <wp:docPr id="5" name="Picture 5" descr="First ask count less than zero: yes selects invalid. Otherwise ask count less than five: yes selects small; no selects large. Separate input traces are minus two invalid, four small, five large."/>
             <wp:cNvGraphicFramePr>
               <a:graphicFrameLocks noChangeAspect="1"/>
             </wp:cNvGraphicFramePr>
@@ -5495,7 +5745,6 @@
     <w:p>
       <w:pPr>
         <w:spacing w:line="336" w:lineRule="auto" w:after="180"/>
-        <w:shd w:fill="F5F1FB"/>
       </w:pPr>
       <w:r>
         <w:rPr>
@@ -5506,27 +5755,18 @@
     </w:p>
     <w:p>
       <w:pPr>
-        <w:pStyle w:val="Heading3"/>
-      </w:pPr>
-      <w:r>
-        <w:t>Discuss while showing the picture</w:t>
+        <w:spacing w:line="336" w:lineRule="auto" w:after="180"/>
+      </w:pPr>
+      <w:r>
+        <w:rPr>
+          <w:b w:val="0"/>
+        </w:rPr>
+        <w:t>Teacher prompt: Read the labels and values. Explain the relationship the model shows. Ask learners to describe one label or arrow in ordinary words. Use the adjacent transcript if the image is difficult to see.</w:t>
       </w:r>
     </w:p>
     <w:p>
       <w:pPr>
-        <w:spacing w:line="336" w:lineRule="auto" w:after="180"/>
-        <w:shd w:fill="F1F6F8"/>
-      </w:pPr>
-      <w:r>
-        <w:rPr>
-          <w:b w:val="0"/>
-        </w:rPr>
-        <w:t>Teacher prompt: Read the labels and values. Explain the relationship the model shows. Ask learners to describe one label or arrow in ordinary words. Use the adjacent transcript if the image is difficult to see.</w:t>
-      </w:r>
-    </w:p>
-    <w:p>
-      <w:pPr>
-        <w:pStyle w:val="Heading3"/>
+        <w:pStyle w:val="Heading2"/>
       </w:pPr>
       <w:r>
         <w:t>04. Change one thing. Trace what follows.</w:t>
@@ -5537,7 +5777,7 @@
         <w:drawing>
           <wp:inline xmlns:a="http://schemas.openxmlformats.org/drawingml/2006/main" xmlns:pic="http://schemas.openxmlformats.org/drawingml/2006/picture">
             <wp:extent cx="5486400" cy="3026664"/>
-            <wp:docPr id="5" name="Picture 5" descr="Original case: For count=5, both earlier conditions fail, so large is selected. Changed condition: Remove the first negative-count branch. Expected result: A count of -2 would incorrectly receive small. Reason: Negative two is less than five, but it is not a permitted measured count."/>
+            <wp:docPr id="6" name="Picture 6" descr="Original case: For count=5, both earlier conditions fail, so large is selected. Changed condition: Remove the first negative-count branch. Expected result: A count of -2 would incorrectly receive small. Reason: Negative two is less than five, but it is not a permitted measured count."/>
             <wp:cNvGraphicFramePr>
               <a:graphicFrameLocks noChangeAspect="1"/>
             </wp:cNvGraphicFramePr>
@@ -5629,7 +5869,6 @@
     <w:p>
       <w:pPr>
         <w:spacing w:line="336" w:lineRule="auto" w:after="180"/>
-        <w:shd w:fill="F5F1FB"/>
       </w:pPr>
       <w:r>
         <w:rPr>
@@ -5640,39 +5879,29 @@
     </w:p>
     <w:p>
       <w:pPr>
-        <w:pStyle w:val="Heading3"/>
-      </w:pPr>
-      <w:r>
-        <w:t>Discuss while showing the picture</w:t>
+        <w:spacing w:line="336" w:lineRule="auto" w:after="180"/>
+      </w:pPr>
+      <w:r>
+        <w:rPr>
+          <w:b w:val="0"/>
+        </w:rPr>
+        <w:t>Teacher prompt: Predict before checking the worked changed-case result. Name what changed and what the supplied facts allow you to conclude. Ask learners to describe one label or arrow in ordinary words.</w:t>
       </w:r>
     </w:p>
     <w:p>
       <w:pPr>
         <w:spacing w:line="336" w:lineRule="auto" w:after="180"/>
-        <w:shd w:fill="F1F6F8"/>
       </w:pPr>
       <w:r>
         <w:rPr>
           <w:b w:val="0"/>
         </w:rPr>
-        <w:t>Teacher prompt: Predict before checking the worked changed-case result. Name what changed and what the supplied facts allow you to conclude. Ask learners to describe one label or arrow in ordinary words.</w:t>
+        <w:t>Use the adjacent transcript if the image is difficult to see. Changed-case reasoning: Negative two is less than five, but it is not a permitted measured count.</w:t>
       </w:r>
     </w:p>
     <w:p>
       <w:pPr>
-        <w:spacing w:line="336" w:lineRule="auto" w:after="180"/>
-        <w:shd w:fill="F1F6F8"/>
-      </w:pPr>
-      <w:r>
-        <w:rPr>
-          <w:b w:val="0"/>
-        </w:rPr>
-        <w:t>Use the adjacent transcript if the image is difficult to see. Changed-case reasoning: Negative two is less than five, but it is not a permitted measured count.</w:t>
-      </w:r>
-    </w:p>
-    <w:p>
-      <w:pPr>
-        <w:pStyle w:val="Heading3"/>
+        <w:pStyle w:val="Heading2"/>
       </w:pPr>
       <w:r>
         <w:t>05. Connect the explanation to its limit</w:t>
@@ -5683,7 +5912,7 @@
         <w:drawing>
           <wp:inline xmlns:a="http://schemas.openxmlformats.org/drawingml/2006/main" xmlns:pic="http://schemas.openxmlformats.org/drawingml/2006/picture">
             <wp:extent cx="5486400" cy="2834640"/>
-            <wp:docPr id="6" name="Picture 6" descr="An if/elif/else chain selects the first matching branch. Putting invalid handling first prevents a negative count from being mislabelled as a small valid collection. Limit: The toy procedure assumes numeric counts; validate types and define missing-value behaviour before using it in a real service."/>
+            <wp:docPr id="7" name="Picture 7" descr="An if/elif/else chain selects the first matching branch. Putting invalid handling first prevents a negative count from being mislabelled as a small valid collection. Limit: The toy procedure assumes numeric counts; validate types and define missing-value behaviour before using it in a real service."/>
             <wp:cNvGraphicFramePr>
               <a:graphicFrameLocks noChangeAspect="1"/>
             </wp:cNvGraphicFramePr>
@@ -5751,7 +5980,6 @@
     <w:p>
       <w:pPr>
         <w:spacing w:line="336" w:lineRule="auto" w:after="180"/>
-        <w:shd w:fill="F5F1FB"/>
       </w:pPr>
       <w:r>
         <w:rPr>
@@ -5762,39 +5990,29 @@
     </w:p>
     <w:p>
       <w:pPr>
-        <w:pStyle w:val="Heading3"/>
-      </w:pPr>
-      <w:r>
-        <w:t>Discuss while showing the picture</w:t>
+        <w:spacing w:line="336" w:lineRule="auto" w:after="180"/>
+      </w:pPr>
+      <w:r>
+        <w:rPr>
+          <w:b w:val="0"/>
+        </w:rPr>
+        <w:t>Teacher prompt: Explain the case, then point to a limit on the claim. Ask learners to describe one label or arrow in ordinary words. Use the adjacent transcript if the image is difficult to see.</w:t>
       </w:r>
     </w:p>
     <w:p>
       <w:pPr>
         <w:spacing w:line="336" w:lineRule="auto" w:after="180"/>
-        <w:shd w:fill="F1F6F8"/>
       </w:pPr>
       <w:r>
         <w:rPr>
           <w:b w:val="0"/>
         </w:rPr>
-        <w:t>Teacher prompt: Explain the case, then point to a limit on the claim. Ask learners to describe one label or arrow in ordinary words. Use the adjacent transcript if the image is difficult to see.</w:t>
+        <w:t>Keep the stated scope: The toy procedure assumes numeric counts; validate types and define missing-value behaviour before using it in a real service.</w:t>
       </w:r>
     </w:p>
     <w:p>
       <w:pPr>
-        <w:spacing w:line="336" w:lineRule="auto" w:after="180"/>
-        <w:shd w:fill="F1F6F8"/>
-      </w:pPr>
-      <w:r>
-        <w:rPr>
-          <w:b w:val="0"/>
-        </w:rPr>
-        <w:t>Keep the stated scope: The toy procedure assumes numeric counts; validate types and define missing-value behaviour before using it in a real service.</w:t>
-      </w:r>
-    </w:p>
-    <w:p>
-      <w:pPr>
-        <w:pStyle w:val="Heading3"/>
+        <w:pStyle w:val="Heading2"/>
       </w:pPr>
       <w:r>
         <w:t>06. Make the idea visible in your project</w:t>
@@ -5805,7 +6023,7 @@
         <w:drawing>
           <wp:inline xmlns:a="http://schemas.openxmlformats.org/drawingml/2006/main" xmlns:pic="http://schemas.openxmlformats.org/drawingml/2006/picture">
             <wp:extent cx="5486400" cy="3681984"/>
-            <wp:docPr id="7" name="Picture 7" descr="For Python readiness before the Responsible Plant Classifier, retain a trace of the values, the predicted outputs and the changed-case explanation. Use actual Python 3 results to check the prediction after reasoning first. Draw your input, deciding step, result and limit. Supported question: Trace -2, 4 and 5 through the branches. Explain why the negative check comes first and what label -2 gets if it is removed."/>
+            <wp:docPr id="8" name="Picture 8" descr="For Python readiness before the Responsible Plant Classifier, retain a trace of the values, the predicted outputs and the changed-case explanation. Use actual Python 3 results to check the prediction after reasoning first. Draw your input, deciding step, result and limit. Supported question: Trace -2, 4 and 5 through the branches. Explain why the negative check comes first and what label -2 gets if it is removed."/>
             <wp:cNvGraphicFramePr>
               <a:graphicFrameLocks noChangeAspect="1"/>
             </wp:cNvGraphicFramePr>
@@ -5909,7 +6127,6 @@
     <w:p>
       <w:pPr>
         <w:spacing w:line="336" w:lineRule="auto" w:after="180"/>
-        <w:shd w:fill="F5F1FB"/>
       </w:pPr>
       <w:r>
         <w:rPr>
@@ -5932,82 +6149,151 @@
     </w:p>
     <w:p>
       <w:pPr>
-        <w:pStyle w:val="Heading3"/>
-      </w:pPr>
-      <w:r>
-        <w:t>Discuss while showing the picture</w:t>
+        <w:spacing w:line="336" w:lineRule="auto" w:after="180"/>
+      </w:pPr>
+      <w:r>
+        <w:rPr>
+          <w:b w:val="0"/>
+        </w:rPr>
+        <w:t xml:space="preserve">Teacher prompt: Draw your project trace and justify the deciding step using </w:t>
+      </w:r>
+      <w:r>
+        <w:rPr>
+          <w:b/>
+        </w:rPr>
+        <w:t>evidence</w:t>
+      </w:r>
+      <w:r>
+        <w:rPr>
+          <w:b w:val="0"/>
+        </w:rPr>
+        <w:t>. Ask learners to describe one label or arrow in ordinary words. Use the adjacent transcript if the image is difficult to see.</w:t>
       </w:r>
     </w:p>
     <w:p>
       <w:pPr>
         <w:spacing w:line="336" w:lineRule="auto" w:after="180"/>
-        <w:shd w:fill="F1F6F8"/>
       </w:pPr>
       <w:r>
         <w:rPr>
           <w:b w:val="0"/>
         </w:rPr>
-        <w:t xml:space="preserve">Teacher prompt: Draw your project trace and justify the deciding step using </w:t>
+        <w:t xml:space="preserve">Supported practice key: The labels are invalid, small and large. The first </w:t>
       </w:r>
       <w:r>
         <w:rPr>
           <w:b/>
         </w:rPr>
-        <w:t>evidence</w:t>
+        <w:t>branch</w:t>
       </w:r>
       <w:r>
         <w:rPr>
           <w:b w:val="0"/>
         </w:rPr>
-        <w:t>. Ask learners to describe one label or arrow in ordinary words. Use the adjacent transcript if the image is difficult to see.</w:t>
+        <w:t xml:space="preserve"> stops negative </w:t>
+      </w:r>
+      <w:r>
+        <w:rPr>
+          <w:b/>
+        </w:rPr>
+        <w:t>input</w:t>
+      </w:r>
+      <w:r>
+        <w:rPr>
+          <w:b w:val="0"/>
+        </w:rPr>
+        <w:t xml:space="preserve">s before the small rule. Without it, -2&lt;5 produces small and breaks the </w:t>
+      </w:r>
+      <w:r>
+        <w:rPr>
+          <w:b/>
+        </w:rPr>
+        <w:t>input</w:t>
+      </w:r>
+      <w:r>
+        <w:rPr>
+          <w:b w:val="0"/>
+        </w:rPr>
+        <w:t xml:space="preserve"> contract.</w:t>
       </w:r>
     </w:p>
     <w:p>
       <w:pPr>
+        <w:pStyle w:val="Heading2"/>
+      </w:pPr>
+      <w:r>
+        <w:t>Earlier wording, alternatives and picture transcripts · reference / check after trying</w:t>
+      </w:r>
+    </w:p>
+    <w:p>
+      <w:pPr>
         <w:spacing w:line="336" w:lineRule="auto" w:after="180"/>
-        <w:shd w:fill="F1F6F8"/>
       </w:pPr>
       <w:r>
         <w:rPr>
           <w:b w:val="0"/>
         </w:rPr>
-        <w:t xml:space="preserve">Supported practice key: The labels are invalid, small and large. The first </w:t>
+        <w:t xml:space="preserve">Use one picture at a time. Hide a worked result before asking for a </w:t>
       </w:r>
       <w:r>
         <w:rPr>
           <w:b/>
         </w:rPr>
-        <w:t>branch</w:t>
+        <w:t>prediction</w:t>
       </w:r>
       <w:r>
         <w:rPr>
           <w:b w:val="0"/>
         </w:rPr>
-        <w:t xml:space="preserve"> stops negative </w:t>
-      </w:r>
-      <w:r>
-        <w:rPr>
-          <w:b/>
-        </w:rPr>
-        <w:t>input</w:t>
-      </w:r>
-      <w:r>
-        <w:rPr>
-          <w:b w:val="0"/>
-        </w:rPr>
-        <w:t xml:space="preserve">s before the small rule. Without it, -2&lt;5 produces small and breaks the </w:t>
-      </w:r>
-      <w:r>
-        <w:rPr>
-          <w:b/>
-        </w:rPr>
-        <w:t>input</w:t>
-      </w:r>
-      <w:r>
-        <w:rPr>
-          <w:b w:val="0"/>
-        </w:rPr>
-        <w:t xml:space="preserve"> contract.</w:t>
+        <w:t>, then reveal it for feedback. These are supported teaching cases; retain the separate independent assessment for a fresh first attempt.</w:t>
+      </w:r>
+    </w:p>
+    <w:p>
+      <w:pPr>
+        <w:pStyle w:val="Heading3"/>
+      </w:pPr>
+      <w:r>
+        <w:t>01. Branching and boundary tests: the case</w:t>
+      </w:r>
+    </w:p>
+    <w:p>
+      <w:pPr>
+        <w:pStyle w:val="Heading3"/>
+      </w:pPr>
+      <w:r>
+        <w:t>02. Follow the deciding steps</w:t>
+      </w:r>
+    </w:p>
+    <w:p>
+      <w:pPr>
+        <w:pStyle w:val="Heading3"/>
+      </w:pPr>
+      <w:r>
+        <w:t>03. Check invalid values before the size rule</w:t>
+      </w:r>
+    </w:p>
+    <w:p>
+      <w:pPr>
+        <w:pStyle w:val="Heading3"/>
+      </w:pPr>
+      <w:r>
+        <w:t>04. Change one thing. Trace what follows.</w:t>
+      </w:r>
+    </w:p>
+    <w:p>
+      <w:pPr>
+        <w:pStyle w:val="Heading3"/>
+      </w:pPr>
+      <w:r>
+        <w:t>05. Connect the explanation to its limit</w:t>
+      </w:r>
+    </w:p>
+    <w:p>
+      <w:pPr>
+        <w:pStyle w:val="Heading3"/>
+      </w:pPr>
+      <w:r>
+        <w:t>06. Make the idea visible in your project</w:t>
       </w:r>
     </w:p>
     <w:sectPr>
